--- a/results/Beyond molecular structure_ critically assessing machine learning for designing organic photovoltaic materials and devices/target_calculated PCE (%)/tabular results/kernel_combination_scores.docx
+++ b/results/Beyond molecular structure_ critically assessing machine learning for designing organic photovoltaic materials and devices/target_calculated PCE (%)/tabular results/kernel_combination_scores.docx
@@ -9,16 +9,17 @@
         <w:tblLook w:firstColumn="1" w:firstRow="1" w:lastColumn="0" w:lastRow="0" w:noHBand="0" w:noVBand="1" w:val="04A0"/>
       </w:tblPr>
       <w:tblGrid>
-        <w:gridCol w:w="1728"/>
-        <w:gridCol w:w="1728"/>
-        <w:gridCol w:w="1728"/>
-        <w:gridCol w:w="1728"/>
-        <w:gridCol w:w="1728"/>
+        <w:gridCol w:w="1440"/>
+        <w:gridCol w:w="1440"/>
+        <w:gridCol w:w="1440"/>
+        <w:gridCol w:w="1440"/>
+        <w:gridCol w:w="1440"/>
+        <w:gridCol w:w="1440"/>
       </w:tblGrid>
       <w:tr>
         <w:tc>
           <w:tcPr>
-            <w:tcW w:type="dxa" w:w="5184"/>
+            <w:tcW w:type="dxa" w:w="4320"/>
             <w:gridSpan w:val="3"/>
           </w:tcPr>
           <w:p>
@@ -35,8 +36,8 @@
         </w:tc>
         <w:tc>
           <w:tcPr>
-            <w:tcW w:type="dxa" w:w="3456"/>
-            <w:gridSpan w:val="2"/>
+            <w:tcW w:type="dxa" w:w="4320"/>
+            <w:gridSpan w:val="3"/>
           </w:tcPr>
           <w:p>
             <w:pPr>
@@ -54,7 +55,7 @@
       <w:tr>
         <w:tc>
           <w:tcPr>
-            <w:tcW w:type="dxa" w:w="3456"/>
+            <w:tcW w:type="dxa" w:w="2880"/>
             <w:gridSpan w:val="2"/>
           </w:tcPr>
           <w:p>
@@ -71,7 +72,7 @@
         </w:tc>
         <w:tc>
           <w:tcPr>
-            <w:tcW w:type="dxa" w:w="1728"/>
+            <w:tcW w:type="dxa" w:w="1440"/>
             <w:vMerge w:val="restart"/>
           </w:tcPr>
           <w:p>
@@ -88,7 +89,7 @@
         </w:tc>
         <w:tc>
           <w:tcPr>
-            <w:tcW w:type="dxa" w:w="1728"/>
+            <w:tcW w:type="dxa" w:w="1440"/>
             <w:vMerge w:val="restart"/>
           </w:tcPr>
           <w:p>
@@ -105,7 +106,7 @@
         </w:tc>
         <w:tc>
           <w:tcPr>
-            <w:tcW w:type="dxa" w:w="1728"/>
+            <w:tcW w:type="dxa" w:w="1440"/>
             <w:vMerge w:val="restart"/>
           </w:tcPr>
           <w:p>
@@ -120,11 +121,28 @@
             </w:r>
           </w:p>
         </w:tc>
+        <w:tc>
+          <w:tcPr>
+            <w:tcW w:type="dxa" w:w="1440"/>
+            <w:vMerge w:val="restart"/>
+          </w:tcPr>
+          <w:p>
+            <w:pPr>
+              <w:jc w:val="center"/>
+            </w:pPr>
+            <w:r>
+              <w:rPr>
+                <w:sz w:val="20"/>
+              </w:rPr>
+              <w:t>Run time (sec)</w:t>
+            </w:r>
+          </w:p>
+        </w:tc>
       </w:tr>
       <w:tr>
         <w:tc>
           <w:tcPr>
-            <w:tcW w:type="dxa" w:w="1728"/>
+            <w:tcW w:type="dxa" w:w="1440"/>
           </w:tcPr>
           <w:p>
             <w:pPr>
@@ -140,7 +158,7 @@
         </w:tc>
         <w:tc>
           <w:tcPr>
-            <w:tcW w:type="dxa" w:w="1728"/>
+            <w:tcW w:type="dxa" w:w="1440"/>
           </w:tcPr>
           <w:p>
             <w:pPr>
@@ -156,21 +174,28 @@
         </w:tc>
         <w:tc>
           <w:tcPr>
-            <w:tcW w:type="dxa" w:w="1728"/>
+            <w:tcW w:type="dxa" w:w="1440"/>
             <w:vMerge/>
           </w:tcPr>
           <w:p/>
         </w:tc>
         <w:tc>
           <w:tcPr>
-            <w:tcW w:type="dxa" w:w="1728"/>
+            <w:tcW w:type="dxa" w:w="1440"/>
             <w:vMerge/>
           </w:tcPr>
           <w:p/>
         </w:tc>
         <w:tc>
           <w:tcPr>
-            <w:tcW w:type="dxa" w:w="1728"/>
+            <w:tcW w:type="dxa" w:w="1440"/>
+            <w:vMerge/>
+          </w:tcPr>
+          <w:p/>
+        </w:tc>
+        <w:tc>
+          <w:tcPr>
+            <w:tcW w:type="dxa" w:w="1440"/>
             <w:vMerge/>
           </w:tcPr>
           <w:p/>
@@ -179,7 +204,7 @@
       <w:tr>
         <w:tc>
           <w:tcPr>
-            <w:tcW w:type="dxa" w:w="1728"/>
+            <w:tcW w:type="dxa" w:w="1440"/>
           </w:tcPr>
           <w:p>
             <w:pPr>
@@ -195,7 +220,7 @@
         </w:tc>
         <w:tc>
           <w:tcPr>
-            <w:tcW w:type="dxa" w:w="1728"/>
+            <w:tcW w:type="dxa" w:w="1440"/>
           </w:tcPr>
           <w:p>
             <w:pPr>
@@ -211,7 +236,7 @@
         </w:tc>
         <w:tc>
           <w:tcPr>
-            <w:tcW w:type="dxa" w:w="1728"/>
+            <w:tcW w:type="dxa" w:w="1440"/>
           </w:tcPr>
           <w:p>
             <w:pPr>
@@ -227,7 +252,7 @@
         </w:tc>
         <w:tc>
           <w:tcPr>
-            <w:tcW w:type="dxa" w:w="1728"/>
+            <w:tcW w:type="dxa" w:w="1440"/>
           </w:tcPr>
           <w:p>
             <w:pPr>
@@ -243,7 +268,7 @@
         </w:tc>
         <w:tc>
           <w:tcPr>
-            <w:tcW w:type="dxa" w:w="1728"/>
+            <w:tcW w:type="dxa" w:w="1440"/>
           </w:tcPr>
           <w:p>
             <w:pPr>
@@ -257,11 +282,27 @@
             </w:r>
           </w:p>
         </w:tc>
+        <w:tc>
+          <w:tcPr>
+            <w:tcW w:type="dxa" w:w="1440"/>
+          </w:tcPr>
+          <w:p>
+            <w:pPr>
+              <w:jc w:val="center"/>
+            </w:pPr>
+            <w:r>
+              <w:rPr>
+                <w:sz w:val="20"/>
+              </w:rPr>
+              <w:t>479</w:t>
+            </w:r>
+          </w:p>
+        </w:tc>
       </w:tr>
       <w:tr>
         <w:tc>
           <w:tcPr>
-            <w:tcW w:type="dxa" w:w="1728"/>
+            <w:tcW w:type="dxa" w:w="1440"/>
           </w:tcPr>
           <w:p>
             <w:pPr>
@@ -277,7 +318,7 @@
         </w:tc>
         <w:tc>
           <w:tcPr>
-            <w:tcW w:type="dxa" w:w="1728"/>
+            <w:tcW w:type="dxa" w:w="1440"/>
           </w:tcPr>
           <w:p>
             <w:pPr>
@@ -293,7 +334,7 @@
         </w:tc>
         <w:tc>
           <w:tcPr>
-            <w:tcW w:type="dxa" w:w="1728"/>
+            <w:tcW w:type="dxa" w:w="1440"/>
           </w:tcPr>
           <w:p>
             <w:pPr>
@@ -309,7 +350,7 @@
         </w:tc>
         <w:tc>
           <w:tcPr>
-            <w:tcW w:type="dxa" w:w="1728"/>
+            <w:tcW w:type="dxa" w:w="1440"/>
           </w:tcPr>
           <w:p>
             <w:pPr>
@@ -325,7 +366,7 @@
         </w:tc>
         <w:tc>
           <w:tcPr>
-            <w:tcW w:type="dxa" w:w="1728"/>
+            <w:tcW w:type="dxa" w:w="1440"/>
           </w:tcPr>
           <w:p>
             <w:pPr>
@@ -339,11 +380,27 @@
             </w:r>
           </w:p>
         </w:tc>
+        <w:tc>
+          <w:tcPr>
+            <w:tcW w:type="dxa" w:w="1440"/>
+          </w:tcPr>
+          <w:p>
+            <w:pPr>
+              <w:jc w:val="center"/>
+            </w:pPr>
+            <w:r>
+              <w:rPr>
+                <w:sz w:val="20"/>
+              </w:rPr>
+              <w:t>518</w:t>
+            </w:r>
+          </w:p>
+        </w:tc>
       </w:tr>
       <w:tr>
         <w:tc>
           <w:tcPr>
-            <w:tcW w:type="dxa" w:w="1728"/>
+            <w:tcW w:type="dxa" w:w="1440"/>
           </w:tcPr>
           <w:p>
             <w:pPr>
@@ -359,7 +416,7 @@
         </w:tc>
         <w:tc>
           <w:tcPr>
-            <w:tcW w:type="dxa" w:w="1728"/>
+            <w:tcW w:type="dxa" w:w="1440"/>
           </w:tcPr>
           <w:p>
             <w:pPr>
@@ -375,7 +432,7 @@
         </w:tc>
         <w:tc>
           <w:tcPr>
-            <w:tcW w:type="dxa" w:w="1728"/>
+            <w:tcW w:type="dxa" w:w="1440"/>
           </w:tcPr>
           <w:p>
             <w:pPr>
@@ -391,7 +448,7 @@
         </w:tc>
         <w:tc>
           <w:tcPr>
-            <w:tcW w:type="dxa" w:w="1728"/>
+            <w:tcW w:type="dxa" w:w="1440"/>
           </w:tcPr>
           <w:p>
             <w:pPr>
@@ -407,7 +464,7 @@
         </w:tc>
         <w:tc>
           <w:tcPr>
-            <w:tcW w:type="dxa" w:w="1728"/>
+            <w:tcW w:type="dxa" w:w="1440"/>
           </w:tcPr>
           <w:p>
             <w:pPr>
@@ -421,11 +478,27 @@
             </w:r>
           </w:p>
         </w:tc>
+        <w:tc>
+          <w:tcPr>
+            <w:tcW w:type="dxa" w:w="1440"/>
+          </w:tcPr>
+          <w:p>
+            <w:pPr>
+              <w:jc w:val="center"/>
+            </w:pPr>
+            <w:r>
+              <w:rPr>
+                <w:sz w:val="20"/>
+              </w:rPr>
+              <w:t>1029</w:t>
+            </w:r>
+          </w:p>
+        </w:tc>
       </w:tr>
       <w:tr>
         <w:tc>
           <w:tcPr>
-            <w:tcW w:type="dxa" w:w="1728"/>
+            <w:tcW w:type="dxa" w:w="1440"/>
           </w:tcPr>
           <w:p>
             <w:pPr>
@@ -441,7 +514,7 @@
         </w:tc>
         <w:tc>
           <w:tcPr>
-            <w:tcW w:type="dxa" w:w="1728"/>
+            <w:tcW w:type="dxa" w:w="1440"/>
           </w:tcPr>
           <w:p>
             <w:pPr>
@@ -457,7 +530,7 @@
         </w:tc>
         <w:tc>
           <w:tcPr>
-            <w:tcW w:type="dxa" w:w="1728"/>
+            <w:tcW w:type="dxa" w:w="1440"/>
           </w:tcPr>
           <w:p>
             <w:pPr>
@@ -473,7 +546,7 @@
         </w:tc>
         <w:tc>
           <w:tcPr>
-            <w:tcW w:type="dxa" w:w="1728"/>
+            <w:tcW w:type="dxa" w:w="1440"/>
           </w:tcPr>
           <w:p>
             <w:pPr>
@@ -488,7 +561,22 @@
         </w:tc>
         <w:tc>
           <w:tcPr>
-            <w:tcW w:type="dxa" w:w="1728"/>
+            <w:tcW w:type="dxa" w:w="1440"/>
+          </w:tcPr>
+          <w:p>
+            <w:pPr>
+              <w:jc w:val="center"/>
+            </w:pPr>
+            <w:r>
+              <w:rPr>
+                <w:sz w:val="20"/>
+              </w:rPr>
+            </w:r>
+          </w:p>
+        </w:tc>
+        <w:tc>
+          <w:tcPr>
+            <w:tcW w:type="dxa" w:w="1440"/>
           </w:tcPr>
           <w:p>
             <w:pPr>
@@ -505,7 +593,7 @@
       <w:tr>
         <w:tc>
           <w:tcPr>
-            <w:tcW w:type="dxa" w:w="1728"/>
+            <w:tcW w:type="dxa" w:w="1440"/>
           </w:tcPr>
           <w:p>
             <w:pPr>
@@ -521,7 +609,7 @@
         </w:tc>
         <w:tc>
           <w:tcPr>
-            <w:tcW w:type="dxa" w:w="1728"/>
+            <w:tcW w:type="dxa" w:w="1440"/>
           </w:tcPr>
           <w:p>
             <w:pPr>
@@ -537,7 +625,7 @@
         </w:tc>
         <w:tc>
           <w:tcPr>
-            <w:tcW w:type="dxa" w:w="1728"/>
+            <w:tcW w:type="dxa" w:w="1440"/>
           </w:tcPr>
           <w:p>
             <w:pPr>
@@ -553,7 +641,7 @@
         </w:tc>
         <w:tc>
           <w:tcPr>
-            <w:tcW w:type="dxa" w:w="1728"/>
+            <w:tcW w:type="dxa" w:w="1440"/>
           </w:tcPr>
           <w:p>
             <w:pPr>
@@ -569,7 +657,7 @@
         </w:tc>
         <w:tc>
           <w:tcPr>
-            <w:tcW w:type="dxa" w:w="1728"/>
+            <w:tcW w:type="dxa" w:w="1440"/>
           </w:tcPr>
           <w:p>
             <w:pPr>
@@ -583,11 +671,27 @@
             </w:r>
           </w:p>
         </w:tc>
+        <w:tc>
+          <w:tcPr>
+            <w:tcW w:type="dxa" w:w="1440"/>
+          </w:tcPr>
+          <w:p>
+            <w:pPr>
+              <w:jc w:val="center"/>
+            </w:pPr>
+            <w:r>
+              <w:rPr>
+                <w:sz w:val="20"/>
+              </w:rPr>
+              <w:t>810</w:t>
+            </w:r>
+          </w:p>
+        </w:tc>
       </w:tr>
       <w:tr>
         <w:tc>
           <w:tcPr>
-            <w:tcW w:type="dxa" w:w="1728"/>
+            <w:tcW w:type="dxa" w:w="1440"/>
           </w:tcPr>
           <w:p>
             <w:pPr>
@@ -603,7 +707,7 @@
         </w:tc>
         <w:tc>
           <w:tcPr>
-            <w:tcW w:type="dxa" w:w="1728"/>
+            <w:tcW w:type="dxa" w:w="1440"/>
           </w:tcPr>
           <w:p>
             <w:pPr>
@@ -619,7 +723,7 @@
         </w:tc>
         <w:tc>
           <w:tcPr>
-            <w:tcW w:type="dxa" w:w="1728"/>
+            <w:tcW w:type="dxa" w:w="1440"/>
           </w:tcPr>
           <w:p>
             <w:pPr>
@@ -635,7 +739,7 @@
         </w:tc>
         <w:tc>
           <w:tcPr>
-            <w:tcW w:type="dxa" w:w="1728"/>
+            <w:tcW w:type="dxa" w:w="1440"/>
           </w:tcPr>
           <w:p>
             <w:pPr>
@@ -650,7 +754,22 @@
         </w:tc>
         <w:tc>
           <w:tcPr>
-            <w:tcW w:type="dxa" w:w="1728"/>
+            <w:tcW w:type="dxa" w:w="1440"/>
+          </w:tcPr>
+          <w:p>
+            <w:pPr>
+              <w:jc w:val="center"/>
+            </w:pPr>
+            <w:r>
+              <w:rPr>
+                <w:sz w:val="20"/>
+              </w:rPr>
+            </w:r>
+          </w:p>
+        </w:tc>
+        <w:tc>
+          <w:tcPr>
+            <w:tcW w:type="dxa" w:w="1440"/>
           </w:tcPr>
           <w:p>
             <w:pPr>
@@ -667,7 +786,7 @@
       <w:tr>
         <w:tc>
           <w:tcPr>
-            <w:tcW w:type="dxa" w:w="1728"/>
+            <w:tcW w:type="dxa" w:w="1440"/>
           </w:tcPr>
           <w:p>
             <w:pPr>
@@ -683,7 +802,7 @@
         </w:tc>
         <w:tc>
           <w:tcPr>
-            <w:tcW w:type="dxa" w:w="1728"/>
+            <w:tcW w:type="dxa" w:w="1440"/>
           </w:tcPr>
           <w:p>
             <w:pPr>
@@ -699,7 +818,7 @@
         </w:tc>
         <w:tc>
           <w:tcPr>
-            <w:tcW w:type="dxa" w:w="1728"/>
+            <w:tcW w:type="dxa" w:w="1440"/>
           </w:tcPr>
           <w:p>
             <w:pPr>
@@ -715,7 +834,7 @@
         </w:tc>
         <w:tc>
           <w:tcPr>
-            <w:tcW w:type="dxa" w:w="1728"/>
+            <w:tcW w:type="dxa" w:w="1440"/>
           </w:tcPr>
           <w:p>
             <w:pPr>
@@ -730,7 +849,22 @@
         </w:tc>
         <w:tc>
           <w:tcPr>
-            <w:tcW w:type="dxa" w:w="1728"/>
+            <w:tcW w:type="dxa" w:w="1440"/>
+          </w:tcPr>
+          <w:p>
+            <w:pPr>
+              <w:jc w:val="center"/>
+            </w:pPr>
+            <w:r>
+              <w:rPr>
+                <w:sz w:val="20"/>
+              </w:rPr>
+            </w:r>
+          </w:p>
+        </w:tc>
+        <w:tc>
+          <w:tcPr>
+            <w:tcW w:type="dxa" w:w="1440"/>
           </w:tcPr>
           <w:p>
             <w:pPr>
@@ -747,7 +881,7 @@
       <w:tr>
         <w:tc>
           <w:tcPr>
-            <w:tcW w:type="dxa" w:w="1728"/>
+            <w:tcW w:type="dxa" w:w="1440"/>
           </w:tcPr>
           <w:p>
             <w:pPr>
@@ -763,7 +897,7 @@
         </w:tc>
         <w:tc>
           <w:tcPr>
-            <w:tcW w:type="dxa" w:w="1728"/>
+            <w:tcW w:type="dxa" w:w="1440"/>
           </w:tcPr>
           <w:p>
             <w:pPr>
@@ -779,7 +913,7 @@
         </w:tc>
         <w:tc>
           <w:tcPr>
-            <w:tcW w:type="dxa" w:w="1728"/>
+            <w:tcW w:type="dxa" w:w="1440"/>
           </w:tcPr>
           <w:p>
             <w:pPr>
@@ -795,7 +929,7 @@
         </w:tc>
         <w:tc>
           <w:tcPr>
-            <w:tcW w:type="dxa" w:w="1728"/>
+            <w:tcW w:type="dxa" w:w="1440"/>
           </w:tcPr>
           <w:p>
             <w:pPr>
@@ -811,7 +945,7 @@
         </w:tc>
         <w:tc>
           <w:tcPr>
-            <w:tcW w:type="dxa" w:w="1728"/>
+            <w:tcW w:type="dxa" w:w="1440"/>
           </w:tcPr>
           <w:p>
             <w:pPr>
@@ -825,11 +959,27 @@
             </w:r>
           </w:p>
         </w:tc>
+        <w:tc>
+          <w:tcPr>
+            <w:tcW w:type="dxa" w:w="1440"/>
+          </w:tcPr>
+          <w:p>
+            <w:pPr>
+              <w:jc w:val="center"/>
+            </w:pPr>
+            <w:r>
+              <w:rPr>
+                <w:sz w:val="20"/>
+              </w:rPr>
+              <w:t>1721</w:t>
+            </w:r>
+          </w:p>
+        </w:tc>
       </w:tr>
       <w:tr>
         <w:tc>
           <w:tcPr>
-            <w:tcW w:type="dxa" w:w="1728"/>
+            <w:tcW w:type="dxa" w:w="1440"/>
           </w:tcPr>
           <w:p>
             <w:pPr>
@@ -845,7 +995,7 @@
         </w:tc>
         <w:tc>
           <w:tcPr>
-            <w:tcW w:type="dxa" w:w="1728"/>
+            <w:tcW w:type="dxa" w:w="1440"/>
           </w:tcPr>
           <w:p>
             <w:pPr>
@@ -861,7 +1011,7 @@
         </w:tc>
         <w:tc>
           <w:tcPr>
-            <w:tcW w:type="dxa" w:w="1728"/>
+            <w:tcW w:type="dxa" w:w="1440"/>
           </w:tcPr>
           <w:p>
             <w:pPr>
@@ -877,7 +1027,7 @@
         </w:tc>
         <w:tc>
           <w:tcPr>
-            <w:tcW w:type="dxa" w:w="1728"/>
+            <w:tcW w:type="dxa" w:w="1440"/>
           </w:tcPr>
           <w:p>
             <w:pPr>
@@ -893,7 +1043,7 @@
         </w:tc>
         <w:tc>
           <w:tcPr>
-            <w:tcW w:type="dxa" w:w="1728"/>
+            <w:tcW w:type="dxa" w:w="1440"/>
           </w:tcPr>
           <w:p>
             <w:pPr>
@@ -907,11 +1057,27 @@
             </w:r>
           </w:p>
         </w:tc>
+        <w:tc>
+          <w:tcPr>
+            <w:tcW w:type="dxa" w:w="1440"/>
+          </w:tcPr>
+          <w:p>
+            <w:pPr>
+              <w:jc w:val="center"/>
+            </w:pPr>
+            <w:r>
+              <w:rPr>
+                <w:sz w:val="20"/>
+              </w:rPr>
+              <w:t>2234</w:t>
+            </w:r>
+          </w:p>
+        </w:tc>
       </w:tr>
       <w:tr>
         <w:tc>
           <w:tcPr>
-            <w:tcW w:type="dxa" w:w="1728"/>
+            <w:tcW w:type="dxa" w:w="1440"/>
           </w:tcPr>
           <w:p>
             <w:pPr>
@@ -927,7 +1093,7 @@
         </w:tc>
         <w:tc>
           <w:tcPr>
-            <w:tcW w:type="dxa" w:w="1728"/>
+            <w:tcW w:type="dxa" w:w="1440"/>
           </w:tcPr>
           <w:p>
             <w:pPr>
@@ -943,7 +1109,7 @@
         </w:tc>
         <w:tc>
           <w:tcPr>
-            <w:tcW w:type="dxa" w:w="1728"/>
+            <w:tcW w:type="dxa" w:w="1440"/>
           </w:tcPr>
           <w:p>
             <w:pPr>
@@ -959,7 +1125,7 @@
         </w:tc>
         <w:tc>
           <w:tcPr>
-            <w:tcW w:type="dxa" w:w="1728"/>
+            <w:tcW w:type="dxa" w:w="1440"/>
           </w:tcPr>
           <w:p>
             <w:pPr>
@@ -975,7 +1141,7 @@
         </w:tc>
         <w:tc>
           <w:tcPr>
-            <w:tcW w:type="dxa" w:w="1728"/>
+            <w:tcW w:type="dxa" w:w="1440"/>
           </w:tcPr>
           <w:p>
             <w:pPr>
@@ -989,11 +1155,27 @@
             </w:r>
           </w:p>
         </w:tc>
+        <w:tc>
+          <w:tcPr>
+            <w:tcW w:type="dxa" w:w="1440"/>
+          </w:tcPr>
+          <w:p>
+            <w:pPr>
+              <w:jc w:val="center"/>
+            </w:pPr>
+            <w:r>
+              <w:rPr>
+                <w:sz w:val="20"/>
+              </w:rPr>
+              <w:t>596</w:t>
+            </w:r>
+          </w:p>
+        </w:tc>
       </w:tr>
       <w:tr>
         <w:tc>
           <w:tcPr>
-            <w:tcW w:type="dxa" w:w="1728"/>
+            <w:tcW w:type="dxa" w:w="1440"/>
           </w:tcPr>
           <w:p>
             <w:pPr>
@@ -1009,7 +1191,7 @@
         </w:tc>
         <w:tc>
           <w:tcPr>
-            <w:tcW w:type="dxa" w:w="1728"/>
+            <w:tcW w:type="dxa" w:w="1440"/>
           </w:tcPr>
           <w:p>
             <w:pPr>
@@ -1025,7 +1207,7 @@
         </w:tc>
         <w:tc>
           <w:tcPr>
-            <w:tcW w:type="dxa" w:w="1728"/>
+            <w:tcW w:type="dxa" w:w="1440"/>
           </w:tcPr>
           <w:p>
             <w:pPr>
@@ -1041,7 +1223,7 @@
         </w:tc>
         <w:tc>
           <w:tcPr>
-            <w:tcW w:type="dxa" w:w="1728"/>
+            <w:tcW w:type="dxa" w:w="1440"/>
           </w:tcPr>
           <w:p>
             <w:pPr>
@@ -1057,7 +1239,7 @@
         </w:tc>
         <w:tc>
           <w:tcPr>
-            <w:tcW w:type="dxa" w:w="1728"/>
+            <w:tcW w:type="dxa" w:w="1440"/>
           </w:tcPr>
           <w:p>
             <w:pPr>
@@ -1071,11 +1253,27 @@
             </w:r>
           </w:p>
         </w:tc>
+        <w:tc>
+          <w:tcPr>
+            <w:tcW w:type="dxa" w:w="1440"/>
+          </w:tcPr>
+          <w:p>
+            <w:pPr>
+              <w:jc w:val="center"/>
+            </w:pPr>
+            <w:r>
+              <w:rPr>
+                <w:sz w:val="20"/>
+              </w:rPr>
+              <w:t>424</w:t>
+            </w:r>
+          </w:p>
+        </w:tc>
       </w:tr>
       <w:tr>
         <w:tc>
           <w:tcPr>
-            <w:tcW w:type="dxa" w:w="1728"/>
+            <w:tcW w:type="dxa" w:w="1440"/>
           </w:tcPr>
           <w:p>
             <w:pPr>
@@ -1091,7 +1289,7 @@
         </w:tc>
         <w:tc>
           <w:tcPr>
-            <w:tcW w:type="dxa" w:w="1728"/>
+            <w:tcW w:type="dxa" w:w="1440"/>
           </w:tcPr>
           <w:p>
             <w:pPr>
@@ -1107,7 +1305,7 @@
         </w:tc>
         <w:tc>
           <w:tcPr>
-            <w:tcW w:type="dxa" w:w="1728"/>
+            <w:tcW w:type="dxa" w:w="1440"/>
           </w:tcPr>
           <w:p>
             <w:pPr>
@@ -1123,7 +1321,7 @@
         </w:tc>
         <w:tc>
           <w:tcPr>
-            <w:tcW w:type="dxa" w:w="1728"/>
+            <w:tcW w:type="dxa" w:w="1440"/>
           </w:tcPr>
           <w:p>
             <w:pPr>
@@ -1139,7 +1337,7 @@
         </w:tc>
         <w:tc>
           <w:tcPr>
-            <w:tcW w:type="dxa" w:w="1728"/>
+            <w:tcW w:type="dxa" w:w="1440"/>
           </w:tcPr>
           <w:p>
             <w:pPr>
@@ -1153,11 +1351,27 @@
             </w:r>
           </w:p>
         </w:tc>
+        <w:tc>
+          <w:tcPr>
+            <w:tcW w:type="dxa" w:w="1440"/>
+          </w:tcPr>
+          <w:p>
+            <w:pPr>
+              <w:jc w:val="center"/>
+            </w:pPr>
+            <w:r>
+              <w:rPr>
+                <w:sz w:val="20"/>
+              </w:rPr>
+              <w:t>420</w:t>
+            </w:r>
+          </w:p>
+        </w:tc>
       </w:tr>
       <w:tr>
         <w:tc>
           <w:tcPr>
-            <w:tcW w:type="dxa" w:w="1728"/>
+            <w:tcW w:type="dxa" w:w="1440"/>
           </w:tcPr>
           <w:p>
             <w:pPr>
@@ -1173,7 +1387,7 @@
         </w:tc>
         <w:tc>
           <w:tcPr>
-            <w:tcW w:type="dxa" w:w="1728"/>
+            <w:tcW w:type="dxa" w:w="1440"/>
           </w:tcPr>
           <w:p>
             <w:pPr>
@@ -1189,7 +1403,7 @@
         </w:tc>
         <w:tc>
           <w:tcPr>
-            <w:tcW w:type="dxa" w:w="1728"/>
+            <w:tcW w:type="dxa" w:w="1440"/>
           </w:tcPr>
           <w:p>
             <w:pPr>
@@ -1205,7 +1419,7 @@
         </w:tc>
         <w:tc>
           <w:tcPr>
-            <w:tcW w:type="dxa" w:w="1728"/>
+            <w:tcW w:type="dxa" w:w="1440"/>
           </w:tcPr>
           <w:p>
             <w:pPr>
@@ -1221,7 +1435,7 @@
         </w:tc>
         <w:tc>
           <w:tcPr>
-            <w:tcW w:type="dxa" w:w="1728"/>
+            <w:tcW w:type="dxa" w:w="1440"/>
           </w:tcPr>
           <w:p>
             <w:pPr>
@@ -1235,11 +1449,27 @@
             </w:r>
           </w:p>
         </w:tc>
+        <w:tc>
+          <w:tcPr>
+            <w:tcW w:type="dxa" w:w="1440"/>
+          </w:tcPr>
+          <w:p>
+            <w:pPr>
+              <w:jc w:val="center"/>
+            </w:pPr>
+            <w:r>
+              <w:rPr>
+                <w:sz w:val="20"/>
+              </w:rPr>
+              <w:t>600</w:t>
+            </w:r>
+          </w:p>
+        </w:tc>
       </w:tr>
       <w:tr>
         <w:tc>
           <w:tcPr>
-            <w:tcW w:type="dxa" w:w="1728"/>
+            <w:tcW w:type="dxa" w:w="1440"/>
           </w:tcPr>
           <w:p>
             <w:pPr>
@@ -1255,7 +1485,7 @@
         </w:tc>
         <w:tc>
           <w:tcPr>
-            <w:tcW w:type="dxa" w:w="1728"/>
+            <w:tcW w:type="dxa" w:w="1440"/>
           </w:tcPr>
           <w:p>
             <w:pPr>
@@ -1271,7 +1501,7 @@
         </w:tc>
         <w:tc>
           <w:tcPr>
-            <w:tcW w:type="dxa" w:w="1728"/>
+            <w:tcW w:type="dxa" w:w="1440"/>
           </w:tcPr>
           <w:p>
             <w:pPr>
@@ -1287,7 +1517,7 @@
         </w:tc>
         <w:tc>
           <w:tcPr>
-            <w:tcW w:type="dxa" w:w="1728"/>
+            <w:tcW w:type="dxa" w:w="1440"/>
           </w:tcPr>
           <w:p>
             <w:pPr>
@@ -1303,7 +1533,7 @@
         </w:tc>
         <w:tc>
           <w:tcPr>
-            <w:tcW w:type="dxa" w:w="1728"/>
+            <w:tcW w:type="dxa" w:w="1440"/>
           </w:tcPr>
           <w:p>
             <w:pPr>
@@ -1317,11 +1547,27 @@
             </w:r>
           </w:p>
         </w:tc>
+        <w:tc>
+          <w:tcPr>
+            <w:tcW w:type="dxa" w:w="1440"/>
+          </w:tcPr>
+          <w:p>
+            <w:pPr>
+              <w:jc w:val="center"/>
+            </w:pPr>
+            <w:r>
+              <w:rPr>
+                <w:sz w:val="20"/>
+              </w:rPr>
+              <w:t>909</w:t>
+            </w:r>
+          </w:p>
+        </w:tc>
       </w:tr>
       <w:tr>
         <w:tc>
           <w:tcPr>
-            <w:tcW w:type="dxa" w:w="1728"/>
+            <w:tcW w:type="dxa" w:w="1440"/>
           </w:tcPr>
           <w:p>
             <w:pPr>
@@ -1337,7 +1583,7 @@
         </w:tc>
         <w:tc>
           <w:tcPr>
-            <w:tcW w:type="dxa" w:w="1728"/>
+            <w:tcW w:type="dxa" w:w="1440"/>
           </w:tcPr>
           <w:p>
             <w:pPr>
@@ -1353,7 +1599,7 @@
         </w:tc>
         <w:tc>
           <w:tcPr>
-            <w:tcW w:type="dxa" w:w="1728"/>
+            <w:tcW w:type="dxa" w:w="1440"/>
           </w:tcPr>
           <w:p>
             <w:pPr>
@@ -1369,7 +1615,7 @@
         </w:tc>
         <w:tc>
           <w:tcPr>
-            <w:tcW w:type="dxa" w:w="1728"/>
+            <w:tcW w:type="dxa" w:w="1440"/>
           </w:tcPr>
           <w:p>
             <w:pPr>
@@ -1385,7 +1631,7 @@
         </w:tc>
         <w:tc>
           <w:tcPr>
-            <w:tcW w:type="dxa" w:w="1728"/>
+            <w:tcW w:type="dxa" w:w="1440"/>
           </w:tcPr>
           <w:p>
             <w:pPr>
@@ -1399,11 +1645,27 @@
             </w:r>
           </w:p>
         </w:tc>
+        <w:tc>
+          <w:tcPr>
+            <w:tcW w:type="dxa" w:w="1440"/>
+          </w:tcPr>
+          <w:p>
+            <w:pPr>
+              <w:jc w:val="center"/>
+            </w:pPr>
+            <w:r>
+              <w:rPr>
+                <w:sz w:val="20"/>
+              </w:rPr>
+              <w:t>1496</w:t>
+            </w:r>
+          </w:p>
+        </w:tc>
       </w:tr>
       <w:tr>
         <w:tc>
           <w:tcPr>
-            <w:tcW w:type="dxa" w:w="1728"/>
+            <w:tcW w:type="dxa" w:w="1440"/>
           </w:tcPr>
           <w:p>
             <w:pPr>
@@ -1419,7 +1681,7 @@
         </w:tc>
         <w:tc>
           <w:tcPr>
-            <w:tcW w:type="dxa" w:w="1728"/>
+            <w:tcW w:type="dxa" w:w="1440"/>
           </w:tcPr>
           <w:p>
             <w:pPr>
@@ -1435,7 +1697,7 @@
         </w:tc>
         <w:tc>
           <w:tcPr>
-            <w:tcW w:type="dxa" w:w="1728"/>
+            <w:tcW w:type="dxa" w:w="1440"/>
           </w:tcPr>
           <w:p>
             <w:pPr>
@@ -1451,7 +1713,7 @@
         </w:tc>
         <w:tc>
           <w:tcPr>
-            <w:tcW w:type="dxa" w:w="1728"/>
+            <w:tcW w:type="dxa" w:w="1440"/>
           </w:tcPr>
           <w:p>
             <w:pPr>
@@ -1466,7 +1728,22 @@
         </w:tc>
         <w:tc>
           <w:tcPr>
-            <w:tcW w:type="dxa" w:w="1728"/>
+            <w:tcW w:type="dxa" w:w="1440"/>
+          </w:tcPr>
+          <w:p>
+            <w:pPr>
+              <w:jc w:val="center"/>
+            </w:pPr>
+            <w:r>
+              <w:rPr>
+                <w:sz w:val="20"/>
+              </w:rPr>
+            </w:r>
+          </w:p>
+        </w:tc>
+        <w:tc>
+          <w:tcPr>
+            <w:tcW w:type="dxa" w:w="1440"/>
           </w:tcPr>
           <w:p>
             <w:pPr>
@@ -1483,7 +1760,7 @@
       <w:tr>
         <w:tc>
           <w:tcPr>
-            <w:tcW w:type="dxa" w:w="1728"/>
+            <w:tcW w:type="dxa" w:w="1440"/>
           </w:tcPr>
           <w:p>
             <w:pPr>
@@ -1499,7 +1776,7 @@
         </w:tc>
         <w:tc>
           <w:tcPr>
-            <w:tcW w:type="dxa" w:w="1728"/>
+            <w:tcW w:type="dxa" w:w="1440"/>
           </w:tcPr>
           <w:p>
             <w:pPr>
@@ -1515,7 +1792,7 @@
         </w:tc>
         <w:tc>
           <w:tcPr>
-            <w:tcW w:type="dxa" w:w="1728"/>
+            <w:tcW w:type="dxa" w:w="1440"/>
           </w:tcPr>
           <w:p>
             <w:pPr>
@@ -1531,7 +1808,7 @@
         </w:tc>
         <w:tc>
           <w:tcPr>
-            <w:tcW w:type="dxa" w:w="1728"/>
+            <w:tcW w:type="dxa" w:w="1440"/>
           </w:tcPr>
           <w:p>
             <w:pPr>
@@ -1547,7 +1824,7 @@
         </w:tc>
         <w:tc>
           <w:tcPr>
-            <w:tcW w:type="dxa" w:w="1728"/>
+            <w:tcW w:type="dxa" w:w="1440"/>
           </w:tcPr>
           <w:p>
             <w:pPr>
@@ -1561,11 +1838,27 @@
             </w:r>
           </w:p>
         </w:tc>
+        <w:tc>
+          <w:tcPr>
+            <w:tcW w:type="dxa" w:w="1440"/>
+          </w:tcPr>
+          <w:p>
+            <w:pPr>
+              <w:jc w:val="center"/>
+            </w:pPr>
+            <w:r>
+              <w:rPr>
+                <w:sz w:val="20"/>
+              </w:rPr>
+              <w:t>1305</w:t>
+            </w:r>
+          </w:p>
+        </w:tc>
       </w:tr>
       <w:tr>
         <w:tc>
           <w:tcPr>
-            <w:tcW w:type="dxa" w:w="1728"/>
+            <w:tcW w:type="dxa" w:w="1440"/>
           </w:tcPr>
           <w:p>
             <w:pPr>
@@ -1581,7 +1874,7 @@
         </w:tc>
         <w:tc>
           <w:tcPr>
-            <w:tcW w:type="dxa" w:w="1728"/>
+            <w:tcW w:type="dxa" w:w="1440"/>
           </w:tcPr>
           <w:p>
             <w:pPr>
@@ -1597,7 +1890,7 @@
         </w:tc>
         <w:tc>
           <w:tcPr>
-            <w:tcW w:type="dxa" w:w="1728"/>
+            <w:tcW w:type="dxa" w:w="1440"/>
           </w:tcPr>
           <w:p>
             <w:pPr>
@@ -1613,7 +1906,7 @@
         </w:tc>
         <w:tc>
           <w:tcPr>
-            <w:tcW w:type="dxa" w:w="1728"/>
+            <w:tcW w:type="dxa" w:w="1440"/>
           </w:tcPr>
           <w:p>
             <w:pPr>
@@ -1629,7 +1922,7 @@
         </w:tc>
         <w:tc>
           <w:tcPr>
-            <w:tcW w:type="dxa" w:w="1728"/>
+            <w:tcW w:type="dxa" w:w="1440"/>
           </w:tcPr>
           <w:p>
             <w:pPr>
@@ -1643,11 +1936,27 @@
             </w:r>
           </w:p>
         </w:tc>
+        <w:tc>
+          <w:tcPr>
+            <w:tcW w:type="dxa" w:w="1440"/>
+          </w:tcPr>
+          <w:p>
+            <w:pPr>
+              <w:jc w:val="center"/>
+            </w:pPr>
+            <w:r>
+              <w:rPr>
+                <w:sz w:val="20"/>
+              </w:rPr>
+              <w:t>2414</w:t>
+            </w:r>
+          </w:p>
+        </w:tc>
       </w:tr>
       <w:tr>
         <w:tc>
           <w:tcPr>
-            <w:tcW w:type="dxa" w:w="1728"/>
+            <w:tcW w:type="dxa" w:w="1440"/>
           </w:tcPr>
           <w:p>
             <w:pPr>
@@ -1663,7 +1972,7 @@
         </w:tc>
         <w:tc>
           <w:tcPr>
-            <w:tcW w:type="dxa" w:w="1728"/>
+            <w:tcW w:type="dxa" w:w="1440"/>
           </w:tcPr>
           <w:p>
             <w:pPr>
@@ -1679,7 +1988,7 @@
         </w:tc>
         <w:tc>
           <w:tcPr>
-            <w:tcW w:type="dxa" w:w="1728"/>
+            <w:tcW w:type="dxa" w:w="1440"/>
           </w:tcPr>
           <w:p>
             <w:pPr>
@@ -1695,7 +2004,7 @@
         </w:tc>
         <w:tc>
           <w:tcPr>
-            <w:tcW w:type="dxa" w:w="1728"/>
+            <w:tcW w:type="dxa" w:w="1440"/>
           </w:tcPr>
           <w:p>
             <w:pPr>
@@ -1710,7 +2019,22 @@
         </w:tc>
         <w:tc>
           <w:tcPr>
-            <w:tcW w:type="dxa" w:w="1728"/>
+            <w:tcW w:type="dxa" w:w="1440"/>
+          </w:tcPr>
+          <w:p>
+            <w:pPr>
+              <w:jc w:val="center"/>
+            </w:pPr>
+            <w:r>
+              <w:rPr>
+                <w:sz w:val="20"/>
+              </w:rPr>
+            </w:r>
+          </w:p>
+        </w:tc>
+        <w:tc>
+          <w:tcPr>
+            <w:tcW w:type="dxa" w:w="1440"/>
           </w:tcPr>
           <w:p>
             <w:pPr>
@@ -1727,7 +2051,7 @@
       <w:tr>
         <w:tc>
           <w:tcPr>
-            <w:tcW w:type="dxa" w:w="1728"/>
+            <w:tcW w:type="dxa" w:w="1440"/>
           </w:tcPr>
           <w:p>
             <w:pPr>
@@ -1743,7 +2067,7 @@
         </w:tc>
         <w:tc>
           <w:tcPr>
-            <w:tcW w:type="dxa" w:w="1728"/>
+            <w:tcW w:type="dxa" w:w="1440"/>
           </w:tcPr>
           <w:p>
             <w:pPr>
@@ -1759,7 +2083,7 @@
         </w:tc>
         <w:tc>
           <w:tcPr>
-            <w:tcW w:type="dxa" w:w="1728"/>
+            <w:tcW w:type="dxa" w:w="1440"/>
           </w:tcPr>
           <w:p>
             <w:pPr>
@@ -1775,7 +2099,7 @@
         </w:tc>
         <w:tc>
           <w:tcPr>
-            <w:tcW w:type="dxa" w:w="1728"/>
+            <w:tcW w:type="dxa" w:w="1440"/>
           </w:tcPr>
           <w:p>
             <w:pPr>
@@ -1791,7 +2115,7 @@
         </w:tc>
         <w:tc>
           <w:tcPr>
-            <w:tcW w:type="dxa" w:w="1728"/>
+            <w:tcW w:type="dxa" w:w="1440"/>
           </w:tcPr>
           <w:p>
             <w:pPr>
@@ -1805,11 +2129,27 @@
             </w:r>
           </w:p>
         </w:tc>
+        <w:tc>
+          <w:tcPr>
+            <w:tcW w:type="dxa" w:w="1440"/>
+          </w:tcPr>
+          <w:p>
+            <w:pPr>
+              <w:jc w:val="center"/>
+            </w:pPr>
+            <w:r>
+              <w:rPr>
+                <w:sz w:val="20"/>
+              </w:rPr>
+              <w:t>1931</w:t>
+            </w:r>
+          </w:p>
+        </w:tc>
       </w:tr>
       <w:tr>
         <w:tc>
           <w:tcPr>
-            <w:tcW w:type="dxa" w:w="1728"/>
+            <w:tcW w:type="dxa" w:w="1440"/>
           </w:tcPr>
           <w:p>
             <w:pPr>
@@ -1825,7 +2165,7 @@
         </w:tc>
         <w:tc>
           <w:tcPr>
-            <w:tcW w:type="dxa" w:w="1728"/>
+            <w:tcW w:type="dxa" w:w="1440"/>
           </w:tcPr>
           <w:p>
             <w:pPr>
@@ -1841,7 +2181,7 @@
         </w:tc>
         <w:tc>
           <w:tcPr>
-            <w:tcW w:type="dxa" w:w="1728"/>
+            <w:tcW w:type="dxa" w:w="1440"/>
           </w:tcPr>
           <w:p>
             <w:pPr>
@@ -1857,7 +2197,7 @@
         </w:tc>
         <w:tc>
           <w:tcPr>
-            <w:tcW w:type="dxa" w:w="1728"/>
+            <w:tcW w:type="dxa" w:w="1440"/>
           </w:tcPr>
           <w:p>
             <w:pPr>
@@ -1872,7 +2212,22 @@
         </w:tc>
         <w:tc>
           <w:tcPr>
-            <w:tcW w:type="dxa" w:w="1728"/>
+            <w:tcW w:type="dxa" w:w="1440"/>
+          </w:tcPr>
+          <w:p>
+            <w:pPr>
+              <w:jc w:val="center"/>
+            </w:pPr>
+            <w:r>
+              <w:rPr>
+                <w:sz w:val="20"/>
+              </w:rPr>
+            </w:r>
+          </w:p>
+        </w:tc>
+        <w:tc>
+          <w:tcPr>
+            <w:tcW w:type="dxa" w:w="1440"/>
           </w:tcPr>
           <w:p>
             <w:pPr>
@@ -1889,7 +2244,7 @@
       <w:tr>
         <w:tc>
           <w:tcPr>
-            <w:tcW w:type="dxa" w:w="1728"/>
+            <w:tcW w:type="dxa" w:w="1440"/>
           </w:tcPr>
           <w:p>
             <w:pPr>
@@ -1905,7 +2260,7 @@
         </w:tc>
         <w:tc>
           <w:tcPr>
-            <w:tcW w:type="dxa" w:w="1728"/>
+            <w:tcW w:type="dxa" w:w="1440"/>
           </w:tcPr>
           <w:p>
             <w:pPr>
@@ -1921,7 +2276,7 @@
         </w:tc>
         <w:tc>
           <w:tcPr>
-            <w:tcW w:type="dxa" w:w="1728"/>
+            <w:tcW w:type="dxa" w:w="1440"/>
           </w:tcPr>
           <w:p>
             <w:pPr>
@@ -1937,7 +2292,7 @@
         </w:tc>
         <w:tc>
           <w:tcPr>
-            <w:tcW w:type="dxa" w:w="1728"/>
+            <w:tcW w:type="dxa" w:w="1440"/>
           </w:tcPr>
           <w:p>
             <w:pPr>
@@ -1953,7 +2308,7 @@
         </w:tc>
         <w:tc>
           <w:tcPr>
-            <w:tcW w:type="dxa" w:w="1728"/>
+            <w:tcW w:type="dxa" w:w="1440"/>
           </w:tcPr>
           <w:p>
             <w:pPr>
@@ -1967,11 +2322,27 @@
             </w:r>
           </w:p>
         </w:tc>
+        <w:tc>
+          <w:tcPr>
+            <w:tcW w:type="dxa" w:w="1440"/>
+          </w:tcPr>
+          <w:p>
+            <w:pPr>
+              <w:jc w:val="center"/>
+            </w:pPr>
+            <w:r>
+              <w:rPr>
+                <w:sz w:val="20"/>
+              </w:rPr>
+              <w:t>558</w:t>
+            </w:r>
+          </w:p>
+        </w:tc>
       </w:tr>
       <w:tr>
         <w:tc>
           <w:tcPr>
-            <w:tcW w:type="dxa" w:w="1728"/>
+            <w:tcW w:type="dxa" w:w="1440"/>
           </w:tcPr>
           <w:p>
             <w:pPr>
@@ -1987,7 +2358,7 @@
         </w:tc>
         <w:tc>
           <w:tcPr>
-            <w:tcW w:type="dxa" w:w="1728"/>
+            <w:tcW w:type="dxa" w:w="1440"/>
           </w:tcPr>
           <w:p>
             <w:pPr>
@@ -2003,7 +2374,7 @@
         </w:tc>
         <w:tc>
           <w:tcPr>
-            <w:tcW w:type="dxa" w:w="1728"/>
+            <w:tcW w:type="dxa" w:w="1440"/>
           </w:tcPr>
           <w:p>
             <w:pPr>
@@ -2019,7 +2390,7 @@
         </w:tc>
         <w:tc>
           <w:tcPr>
-            <w:tcW w:type="dxa" w:w="1728"/>
+            <w:tcW w:type="dxa" w:w="1440"/>
           </w:tcPr>
           <w:p>
             <w:pPr>
@@ -2035,7 +2406,7 @@
         </w:tc>
         <w:tc>
           <w:tcPr>
-            <w:tcW w:type="dxa" w:w="1728"/>
+            <w:tcW w:type="dxa" w:w="1440"/>
           </w:tcPr>
           <w:p>
             <w:pPr>
@@ -2049,11 +2420,27 @@
             </w:r>
           </w:p>
         </w:tc>
+        <w:tc>
+          <w:tcPr>
+            <w:tcW w:type="dxa" w:w="1440"/>
+          </w:tcPr>
+          <w:p>
+            <w:pPr>
+              <w:jc w:val="center"/>
+            </w:pPr>
+            <w:r>
+              <w:rPr>
+                <w:sz w:val="20"/>
+              </w:rPr>
+              <w:t>453</w:t>
+            </w:r>
+          </w:p>
+        </w:tc>
       </w:tr>
       <w:tr>
         <w:tc>
           <w:tcPr>
-            <w:tcW w:type="dxa" w:w="1728"/>
+            <w:tcW w:type="dxa" w:w="1440"/>
           </w:tcPr>
           <w:p>
             <w:pPr>
@@ -2069,7 +2456,7 @@
         </w:tc>
         <w:tc>
           <w:tcPr>
-            <w:tcW w:type="dxa" w:w="1728"/>
+            <w:tcW w:type="dxa" w:w="1440"/>
           </w:tcPr>
           <w:p>
             <w:pPr>
@@ -2085,7 +2472,7 @@
         </w:tc>
         <w:tc>
           <w:tcPr>
-            <w:tcW w:type="dxa" w:w="1728"/>
+            <w:tcW w:type="dxa" w:w="1440"/>
           </w:tcPr>
           <w:p>
             <w:pPr>
@@ -2101,7 +2488,7 @@
         </w:tc>
         <w:tc>
           <w:tcPr>
-            <w:tcW w:type="dxa" w:w="1728"/>
+            <w:tcW w:type="dxa" w:w="1440"/>
           </w:tcPr>
           <w:p>
             <w:pPr>
@@ -2117,7 +2504,7 @@
         </w:tc>
         <w:tc>
           <w:tcPr>
-            <w:tcW w:type="dxa" w:w="1728"/>
+            <w:tcW w:type="dxa" w:w="1440"/>
           </w:tcPr>
           <w:p>
             <w:pPr>
@@ -2131,11 +2518,27 @@
             </w:r>
           </w:p>
         </w:tc>
+        <w:tc>
+          <w:tcPr>
+            <w:tcW w:type="dxa" w:w="1440"/>
+          </w:tcPr>
+          <w:p>
+            <w:pPr>
+              <w:jc w:val="center"/>
+            </w:pPr>
+            <w:r>
+              <w:rPr>
+                <w:sz w:val="20"/>
+              </w:rPr>
+              <w:t>563</w:t>
+            </w:r>
+          </w:p>
+        </w:tc>
       </w:tr>
       <w:tr>
         <w:tc>
           <w:tcPr>
-            <w:tcW w:type="dxa" w:w="1728"/>
+            <w:tcW w:type="dxa" w:w="1440"/>
           </w:tcPr>
           <w:p>
             <w:pPr>
@@ -2151,7 +2554,7 @@
         </w:tc>
         <w:tc>
           <w:tcPr>
-            <w:tcW w:type="dxa" w:w="1728"/>
+            <w:tcW w:type="dxa" w:w="1440"/>
           </w:tcPr>
           <w:p>
             <w:pPr>
@@ -2167,7 +2570,7 @@
         </w:tc>
         <w:tc>
           <w:tcPr>
-            <w:tcW w:type="dxa" w:w="1728"/>
+            <w:tcW w:type="dxa" w:w="1440"/>
           </w:tcPr>
           <w:p>
             <w:pPr>
@@ -2183,7 +2586,7 @@
         </w:tc>
         <w:tc>
           <w:tcPr>
-            <w:tcW w:type="dxa" w:w="1728"/>
+            <w:tcW w:type="dxa" w:w="1440"/>
           </w:tcPr>
           <w:p>
             <w:pPr>
@@ -2198,7 +2601,22 @@
         </w:tc>
         <w:tc>
           <w:tcPr>
-            <w:tcW w:type="dxa" w:w="1728"/>
+            <w:tcW w:type="dxa" w:w="1440"/>
+          </w:tcPr>
+          <w:p>
+            <w:pPr>
+              <w:jc w:val="center"/>
+            </w:pPr>
+            <w:r>
+              <w:rPr>
+                <w:sz w:val="20"/>
+              </w:rPr>
+            </w:r>
+          </w:p>
+        </w:tc>
+        <w:tc>
+          <w:tcPr>
+            <w:tcW w:type="dxa" w:w="1440"/>
           </w:tcPr>
           <w:p>
             <w:pPr>
@@ -2215,7 +2633,7 @@
       <w:tr>
         <w:tc>
           <w:tcPr>
-            <w:tcW w:type="dxa" w:w="1728"/>
+            <w:tcW w:type="dxa" w:w="1440"/>
           </w:tcPr>
           <w:p>
             <w:pPr>
@@ -2231,7 +2649,7 @@
         </w:tc>
         <w:tc>
           <w:tcPr>
-            <w:tcW w:type="dxa" w:w="1728"/>
+            <w:tcW w:type="dxa" w:w="1440"/>
           </w:tcPr>
           <w:p>
             <w:pPr>
@@ -2247,7 +2665,7 @@
         </w:tc>
         <w:tc>
           <w:tcPr>
-            <w:tcW w:type="dxa" w:w="1728"/>
+            <w:tcW w:type="dxa" w:w="1440"/>
           </w:tcPr>
           <w:p>
             <w:pPr>
@@ -2263,7 +2681,7 @@
         </w:tc>
         <w:tc>
           <w:tcPr>
-            <w:tcW w:type="dxa" w:w="1728"/>
+            <w:tcW w:type="dxa" w:w="1440"/>
           </w:tcPr>
           <w:p>
             <w:pPr>
@@ -2279,7 +2697,7 @@
         </w:tc>
         <w:tc>
           <w:tcPr>
-            <w:tcW w:type="dxa" w:w="1728"/>
+            <w:tcW w:type="dxa" w:w="1440"/>
           </w:tcPr>
           <w:p>
             <w:pPr>
@@ -2293,11 +2711,27 @@
             </w:r>
           </w:p>
         </w:tc>
+        <w:tc>
+          <w:tcPr>
+            <w:tcW w:type="dxa" w:w="1440"/>
+          </w:tcPr>
+          <w:p>
+            <w:pPr>
+              <w:jc w:val="center"/>
+            </w:pPr>
+            <w:r>
+              <w:rPr>
+                <w:sz w:val="20"/>
+              </w:rPr>
+              <w:t>918</w:t>
+            </w:r>
+          </w:p>
+        </w:tc>
       </w:tr>
       <w:tr>
         <w:tc>
           <w:tcPr>
-            <w:tcW w:type="dxa" w:w="1728"/>
+            <w:tcW w:type="dxa" w:w="1440"/>
           </w:tcPr>
           <w:p>
             <w:pPr>
@@ -2313,7 +2747,7 @@
         </w:tc>
         <w:tc>
           <w:tcPr>
-            <w:tcW w:type="dxa" w:w="1728"/>
+            <w:tcW w:type="dxa" w:w="1440"/>
           </w:tcPr>
           <w:p>
             <w:pPr>
@@ -2329,7 +2763,7 @@
         </w:tc>
         <w:tc>
           <w:tcPr>
-            <w:tcW w:type="dxa" w:w="1728"/>
+            <w:tcW w:type="dxa" w:w="1440"/>
           </w:tcPr>
           <w:p>
             <w:pPr>
@@ -2345,7 +2779,7 @@
         </w:tc>
         <w:tc>
           <w:tcPr>
-            <w:tcW w:type="dxa" w:w="1728"/>
+            <w:tcW w:type="dxa" w:w="1440"/>
           </w:tcPr>
           <w:p>
             <w:pPr>
@@ -2360,7 +2794,22 @@
         </w:tc>
         <w:tc>
           <w:tcPr>
-            <w:tcW w:type="dxa" w:w="1728"/>
+            <w:tcW w:type="dxa" w:w="1440"/>
+          </w:tcPr>
+          <w:p>
+            <w:pPr>
+              <w:jc w:val="center"/>
+            </w:pPr>
+            <w:r>
+              <w:rPr>
+                <w:sz w:val="20"/>
+              </w:rPr>
+            </w:r>
+          </w:p>
+        </w:tc>
+        <w:tc>
+          <w:tcPr>
+            <w:tcW w:type="dxa" w:w="1440"/>
           </w:tcPr>
           <w:p>
             <w:pPr>
@@ -2377,7 +2826,7 @@
       <w:tr>
         <w:tc>
           <w:tcPr>
-            <w:tcW w:type="dxa" w:w="1728"/>
+            <w:tcW w:type="dxa" w:w="1440"/>
           </w:tcPr>
           <w:p>
             <w:pPr>
@@ -2393,7 +2842,7 @@
         </w:tc>
         <w:tc>
           <w:tcPr>
-            <w:tcW w:type="dxa" w:w="1728"/>
+            <w:tcW w:type="dxa" w:w="1440"/>
           </w:tcPr>
           <w:p>
             <w:pPr>
@@ -2409,7 +2858,7 @@
         </w:tc>
         <w:tc>
           <w:tcPr>
-            <w:tcW w:type="dxa" w:w="1728"/>
+            <w:tcW w:type="dxa" w:w="1440"/>
           </w:tcPr>
           <w:p>
             <w:pPr>
@@ -2425,7 +2874,7 @@
         </w:tc>
         <w:tc>
           <w:tcPr>
-            <w:tcW w:type="dxa" w:w="1728"/>
+            <w:tcW w:type="dxa" w:w="1440"/>
           </w:tcPr>
           <w:p>
             <w:pPr>
@@ -2440,7 +2889,22 @@
         </w:tc>
         <w:tc>
           <w:tcPr>
-            <w:tcW w:type="dxa" w:w="1728"/>
+            <w:tcW w:type="dxa" w:w="1440"/>
+          </w:tcPr>
+          <w:p>
+            <w:pPr>
+              <w:jc w:val="center"/>
+            </w:pPr>
+            <w:r>
+              <w:rPr>
+                <w:sz w:val="20"/>
+              </w:rPr>
+            </w:r>
+          </w:p>
+        </w:tc>
+        <w:tc>
+          <w:tcPr>
+            <w:tcW w:type="dxa" w:w="1440"/>
           </w:tcPr>
           <w:p>
             <w:pPr>
@@ -2457,7 +2921,7 @@
       <w:tr>
         <w:tc>
           <w:tcPr>
-            <w:tcW w:type="dxa" w:w="1728"/>
+            <w:tcW w:type="dxa" w:w="1440"/>
           </w:tcPr>
           <w:p>
             <w:pPr>
@@ -2473,7 +2937,7 @@
         </w:tc>
         <w:tc>
           <w:tcPr>
-            <w:tcW w:type="dxa" w:w="1728"/>
+            <w:tcW w:type="dxa" w:w="1440"/>
           </w:tcPr>
           <w:p>
             <w:pPr>
@@ -2489,7 +2953,7 @@
         </w:tc>
         <w:tc>
           <w:tcPr>
-            <w:tcW w:type="dxa" w:w="1728"/>
+            <w:tcW w:type="dxa" w:w="1440"/>
           </w:tcPr>
           <w:p>
             <w:pPr>
@@ -2505,7 +2969,7 @@
         </w:tc>
         <w:tc>
           <w:tcPr>
-            <w:tcW w:type="dxa" w:w="1728"/>
+            <w:tcW w:type="dxa" w:w="1440"/>
           </w:tcPr>
           <w:p>
             <w:pPr>
@@ -2521,7 +2985,7 @@
         </w:tc>
         <w:tc>
           <w:tcPr>
-            <w:tcW w:type="dxa" w:w="1728"/>
+            <w:tcW w:type="dxa" w:w="1440"/>
           </w:tcPr>
           <w:p>
             <w:pPr>
@@ -2535,11 +2999,27 @@
             </w:r>
           </w:p>
         </w:tc>
+        <w:tc>
+          <w:tcPr>
+            <w:tcW w:type="dxa" w:w="1440"/>
+          </w:tcPr>
+          <w:p>
+            <w:pPr>
+              <w:jc w:val="center"/>
+            </w:pPr>
+            <w:r>
+              <w:rPr>
+                <w:sz w:val="20"/>
+              </w:rPr>
+              <w:t>1567</w:t>
+            </w:r>
+          </w:p>
+        </w:tc>
       </w:tr>
       <w:tr>
         <w:tc>
           <w:tcPr>
-            <w:tcW w:type="dxa" w:w="1728"/>
+            <w:tcW w:type="dxa" w:w="1440"/>
           </w:tcPr>
           <w:p>
             <w:pPr>
@@ -2555,7 +3035,7 @@
         </w:tc>
         <w:tc>
           <w:tcPr>
-            <w:tcW w:type="dxa" w:w="1728"/>
+            <w:tcW w:type="dxa" w:w="1440"/>
           </w:tcPr>
           <w:p>
             <w:pPr>
@@ -2571,7 +3051,7 @@
         </w:tc>
         <w:tc>
           <w:tcPr>
-            <w:tcW w:type="dxa" w:w="1728"/>
+            <w:tcW w:type="dxa" w:w="1440"/>
           </w:tcPr>
           <w:p>
             <w:pPr>
@@ -2587,7 +3067,7 @@
         </w:tc>
         <w:tc>
           <w:tcPr>
-            <w:tcW w:type="dxa" w:w="1728"/>
+            <w:tcW w:type="dxa" w:w="1440"/>
           </w:tcPr>
           <w:p>
             <w:pPr>
@@ -2602,7 +3082,22 @@
         </w:tc>
         <w:tc>
           <w:tcPr>
-            <w:tcW w:type="dxa" w:w="1728"/>
+            <w:tcW w:type="dxa" w:w="1440"/>
+          </w:tcPr>
+          <w:p>
+            <w:pPr>
+              <w:jc w:val="center"/>
+            </w:pPr>
+            <w:r>
+              <w:rPr>
+                <w:sz w:val="20"/>
+              </w:rPr>
+            </w:r>
+          </w:p>
+        </w:tc>
+        <w:tc>
+          <w:tcPr>
+            <w:tcW w:type="dxa" w:w="1440"/>
           </w:tcPr>
           <w:p>
             <w:pPr>
@@ -2619,7 +3114,7 @@
       <w:tr>
         <w:tc>
           <w:tcPr>
-            <w:tcW w:type="dxa" w:w="1728"/>
+            <w:tcW w:type="dxa" w:w="1440"/>
           </w:tcPr>
           <w:p>
             <w:pPr>
@@ -2635,7 +3130,7 @@
         </w:tc>
         <w:tc>
           <w:tcPr>
-            <w:tcW w:type="dxa" w:w="1728"/>
+            <w:tcW w:type="dxa" w:w="1440"/>
           </w:tcPr>
           <w:p>
             <w:pPr>
@@ -2651,7 +3146,7 @@
         </w:tc>
         <w:tc>
           <w:tcPr>
-            <w:tcW w:type="dxa" w:w="1728"/>
+            <w:tcW w:type="dxa" w:w="1440"/>
           </w:tcPr>
           <w:p>
             <w:pPr>
@@ -2667,7 +3162,7 @@
         </w:tc>
         <w:tc>
           <w:tcPr>
-            <w:tcW w:type="dxa" w:w="1728"/>
+            <w:tcW w:type="dxa" w:w="1440"/>
           </w:tcPr>
           <w:p>
             <w:pPr>
@@ -2682,7 +3177,22 @@
         </w:tc>
         <w:tc>
           <w:tcPr>
-            <w:tcW w:type="dxa" w:w="1728"/>
+            <w:tcW w:type="dxa" w:w="1440"/>
+          </w:tcPr>
+          <w:p>
+            <w:pPr>
+              <w:jc w:val="center"/>
+            </w:pPr>
+            <w:r>
+              <w:rPr>
+                <w:sz w:val="20"/>
+              </w:rPr>
+            </w:r>
+          </w:p>
+        </w:tc>
+        <w:tc>
+          <w:tcPr>
+            <w:tcW w:type="dxa" w:w="1440"/>
           </w:tcPr>
           <w:p>
             <w:pPr>
@@ -2699,7 +3209,7 @@
       <w:tr>
         <w:tc>
           <w:tcPr>
-            <w:tcW w:type="dxa" w:w="1728"/>
+            <w:tcW w:type="dxa" w:w="1440"/>
           </w:tcPr>
           <w:p>
             <w:pPr>
@@ -2715,7 +3225,7 @@
         </w:tc>
         <w:tc>
           <w:tcPr>
-            <w:tcW w:type="dxa" w:w="1728"/>
+            <w:tcW w:type="dxa" w:w="1440"/>
           </w:tcPr>
           <w:p>
             <w:pPr>
@@ -2731,7 +3241,7 @@
         </w:tc>
         <w:tc>
           <w:tcPr>
-            <w:tcW w:type="dxa" w:w="1728"/>
+            <w:tcW w:type="dxa" w:w="1440"/>
           </w:tcPr>
           <w:p>
             <w:pPr>
@@ -2747,7 +3257,7 @@
         </w:tc>
         <w:tc>
           <w:tcPr>
-            <w:tcW w:type="dxa" w:w="1728"/>
+            <w:tcW w:type="dxa" w:w="1440"/>
           </w:tcPr>
           <w:p>
             <w:pPr>
@@ -2763,7 +3273,7 @@
         </w:tc>
         <w:tc>
           <w:tcPr>
-            <w:tcW w:type="dxa" w:w="1728"/>
+            <w:tcW w:type="dxa" w:w="1440"/>
           </w:tcPr>
           <w:p>
             <w:pPr>
@@ -2777,11 +3287,27 @@
             </w:r>
           </w:p>
         </w:tc>
+        <w:tc>
+          <w:tcPr>
+            <w:tcW w:type="dxa" w:w="1440"/>
+          </w:tcPr>
+          <w:p>
+            <w:pPr>
+              <w:jc w:val="center"/>
+            </w:pPr>
+            <w:r>
+              <w:rPr>
+                <w:sz w:val="20"/>
+              </w:rPr>
+              <w:t>4307</w:t>
+            </w:r>
+          </w:p>
+        </w:tc>
       </w:tr>
       <w:tr>
         <w:tc>
           <w:tcPr>
-            <w:tcW w:type="dxa" w:w="1728"/>
+            <w:tcW w:type="dxa" w:w="1440"/>
           </w:tcPr>
           <w:p>
             <w:pPr>
@@ -2797,7 +3323,7 @@
         </w:tc>
         <w:tc>
           <w:tcPr>
-            <w:tcW w:type="dxa" w:w="1728"/>
+            <w:tcW w:type="dxa" w:w="1440"/>
           </w:tcPr>
           <w:p>
             <w:pPr>
@@ -2813,7 +3339,7 @@
         </w:tc>
         <w:tc>
           <w:tcPr>
-            <w:tcW w:type="dxa" w:w="1728"/>
+            <w:tcW w:type="dxa" w:w="1440"/>
           </w:tcPr>
           <w:p>
             <w:pPr>
@@ -2829,7 +3355,7 @@
         </w:tc>
         <w:tc>
           <w:tcPr>
-            <w:tcW w:type="dxa" w:w="1728"/>
+            <w:tcW w:type="dxa" w:w="1440"/>
           </w:tcPr>
           <w:p>
             <w:pPr>
@@ -2839,12 +3365,13 @@
               <w:rPr>
                 <w:sz w:val="20"/>
               </w:rPr>
+              <w:t>2.08 ± 0.12</w:t>
             </w:r>
           </w:p>
         </w:tc>
         <w:tc>
           <w:tcPr>
-            <w:tcW w:type="dxa" w:w="1728"/>
+            <w:tcW w:type="dxa" w:w="1440"/>
           </w:tcPr>
           <w:p>
             <w:pPr>
@@ -2854,6 +3381,23 @@
               <w:rPr>
                 <w:sz w:val="20"/>
               </w:rPr>
+              <w:t>0.54 ± 0.04</w:t>
+            </w:r>
+          </w:p>
+        </w:tc>
+        <w:tc>
+          <w:tcPr>
+            <w:tcW w:type="dxa" w:w="1440"/>
+          </w:tcPr>
+          <w:p>
+            <w:pPr>
+              <w:jc w:val="center"/>
+            </w:pPr>
+            <w:r>
+              <w:rPr>
+                <w:sz w:val="20"/>
+              </w:rPr>
+              <w:t>6163</w:t>
             </w:r>
           </w:p>
         </w:tc>
@@ -2861,7 +3405,7 @@
       <w:tr>
         <w:tc>
           <w:tcPr>
-            <w:tcW w:type="dxa" w:w="1728"/>
+            <w:tcW w:type="dxa" w:w="1440"/>
           </w:tcPr>
           <w:p>
             <w:pPr>
@@ -2877,7 +3421,7 @@
         </w:tc>
         <w:tc>
           <w:tcPr>
-            <w:tcW w:type="dxa" w:w="1728"/>
+            <w:tcW w:type="dxa" w:w="1440"/>
           </w:tcPr>
           <w:p>
             <w:pPr>
@@ -2893,7 +3437,7 @@
         </w:tc>
         <w:tc>
           <w:tcPr>
-            <w:tcW w:type="dxa" w:w="1728"/>
+            <w:tcW w:type="dxa" w:w="1440"/>
           </w:tcPr>
           <w:p>
             <w:pPr>
@@ -2909,7 +3453,7 @@
         </w:tc>
         <w:tc>
           <w:tcPr>
-            <w:tcW w:type="dxa" w:w="1728"/>
+            <w:tcW w:type="dxa" w:w="1440"/>
           </w:tcPr>
           <w:p>
             <w:pPr>
@@ -2925,7 +3469,7 @@
         </w:tc>
         <w:tc>
           <w:tcPr>
-            <w:tcW w:type="dxa" w:w="1728"/>
+            <w:tcW w:type="dxa" w:w="1440"/>
           </w:tcPr>
           <w:p>
             <w:pPr>
@@ -2939,11 +3483,27 @@
             </w:r>
           </w:p>
         </w:tc>
+        <w:tc>
+          <w:tcPr>
+            <w:tcW w:type="dxa" w:w="1440"/>
+          </w:tcPr>
+          <w:p>
+            <w:pPr>
+              <w:jc w:val="center"/>
+            </w:pPr>
+            <w:r>
+              <w:rPr>
+                <w:sz w:val="20"/>
+              </w:rPr>
+              <w:t>517</w:t>
+            </w:r>
+          </w:p>
+        </w:tc>
       </w:tr>
       <w:tr>
         <w:tc>
           <w:tcPr>
-            <w:tcW w:type="dxa" w:w="1728"/>
+            <w:tcW w:type="dxa" w:w="1440"/>
           </w:tcPr>
           <w:p>
             <w:pPr>
@@ -2959,7 +3519,7 @@
         </w:tc>
         <w:tc>
           <w:tcPr>
-            <w:tcW w:type="dxa" w:w="1728"/>
+            <w:tcW w:type="dxa" w:w="1440"/>
           </w:tcPr>
           <w:p>
             <w:pPr>
@@ -2975,7 +3535,7 @@
         </w:tc>
         <w:tc>
           <w:tcPr>
-            <w:tcW w:type="dxa" w:w="1728"/>
+            <w:tcW w:type="dxa" w:w="1440"/>
           </w:tcPr>
           <w:p>
             <w:pPr>
@@ -2991,7 +3551,7 @@
         </w:tc>
         <w:tc>
           <w:tcPr>
-            <w:tcW w:type="dxa" w:w="1728"/>
+            <w:tcW w:type="dxa" w:w="1440"/>
           </w:tcPr>
           <w:p>
             <w:pPr>
@@ -3007,7 +3567,7 @@
         </w:tc>
         <w:tc>
           <w:tcPr>
-            <w:tcW w:type="dxa" w:w="1728"/>
+            <w:tcW w:type="dxa" w:w="1440"/>
           </w:tcPr>
           <w:p>
             <w:pPr>
@@ -3021,11 +3581,27 @@
             </w:r>
           </w:p>
         </w:tc>
+        <w:tc>
+          <w:tcPr>
+            <w:tcW w:type="dxa" w:w="1440"/>
+          </w:tcPr>
+          <w:p>
+            <w:pPr>
+              <w:jc w:val="center"/>
+            </w:pPr>
+            <w:r>
+              <w:rPr>
+                <w:sz w:val="20"/>
+              </w:rPr>
+              <w:t>343</w:t>
+            </w:r>
+          </w:p>
+        </w:tc>
       </w:tr>
       <w:tr>
         <w:tc>
           <w:tcPr>
-            <w:tcW w:type="dxa" w:w="1728"/>
+            <w:tcW w:type="dxa" w:w="1440"/>
           </w:tcPr>
           <w:p>
             <w:pPr>
@@ -3041,7 +3617,7 @@
         </w:tc>
         <w:tc>
           <w:tcPr>
-            <w:tcW w:type="dxa" w:w="1728"/>
+            <w:tcW w:type="dxa" w:w="1440"/>
           </w:tcPr>
           <w:p>
             <w:pPr>
@@ -3057,7 +3633,7 @@
         </w:tc>
         <w:tc>
           <w:tcPr>
-            <w:tcW w:type="dxa" w:w="1728"/>
+            <w:tcW w:type="dxa" w:w="1440"/>
           </w:tcPr>
           <w:p>
             <w:pPr>
@@ -3073,7 +3649,7 @@
         </w:tc>
         <w:tc>
           <w:tcPr>
-            <w:tcW w:type="dxa" w:w="1728"/>
+            <w:tcW w:type="dxa" w:w="1440"/>
           </w:tcPr>
           <w:p>
             <w:pPr>
@@ -3089,7 +3665,7 @@
         </w:tc>
         <w:tc>
           <w:tcPr>
-            <w:tcW w:type="dxa" w:w="1728"/>
+            <w:tcW w:type="dxa" w:w="1440"/>
           </w:tcPr>
           <w:p>
             <w:pPr>
@@ -3100,6 +3676,22 @@
                 <w:sz w:val="20"/>
               </w:rPr>
               <w:t>0.57 ± 0.03</w:t>
+            </w:r>
+          </w:p>
+        </w:tc>
+        <w:tc>
+          <w:tcPr>
+            <w:tcW w:type="dxa" w:w="1440"/>
+          </w:tcPr>
+          <w:p>
+            <w:pPr>
+              <w:jc w:val="center"/>
+            </w:pPr>
+            <w:r>
+              <w:rPr>
+                <w:sz w:val="20"/>
+              </w:rPr>
+              <w:t>324</w:t>
             </w:r>
           </w:p>
         </w:tc>

--- a/results/Beyond molecular structure_ critically assessing machine learning for designing organic photovoltaic materials and devices/target_calculated PCE (%)/tabular results/kernel_combination_scores.docx
+++ b/results/Beyond molecular structure_ critically assessing machine learning for designing organic photovoltaic materials and devices/target_calculated PCE (%)/tabular results/kernel_combination_scores.docx
@@ -9,17 +9,20 @@
         <w:tblLook w:firstColumn="1" w:firstRow="1" w:lastColumn="0" w:lastRow="0" w:noHBand="0" w:noVBand="1" w:val="04A0"/>
       </w:tblPr>
       <w:tblGrid>
-        <w:gridCol w:w="1440"/>
-        <w:gridCol w:w="1440"/>
-        <w:gridCol w:w="1440"/>
-        <w:gridCol w:w="1440"/>
-        <w:gridCol w:w="1440"/>
-        <w:gridCol w:w="1440"/>
+        <w:gridCol w:w="960"/>
+        <w:gridCol w:w="960"/>
+        <w:gridCol w:w="960"/>
+        <w:gridCol w:w="960"/>
+        <w:gridCol w:w="960"/>
+        <w:gridCol w:w="960"/>
+        <w:gridCol w:w="960"/>
+        <w:gridCol w:w="960"/>
+        <w:gridCol w:w="960"/>
       </w:tblGrid>
       <w:tr>
         <w:tc>
           <w:tcPr>
-            <w:tcW w:type="dxa" w:w="4320"/>
+            <w:tcW w:type="dxa" w:w="2880"/>
             <w:gridSpan w:val="3"/>
           </w:tcPr>
           <w:p>
@@ -36,7 +39,7 @@
         </w:tc>
         <w:tc>
           <w:tcPr>
-            <w:tcW w:type="dxa" w:w="4320"/>
+            <w:tcW w:type="dxa" w:w="2880"/>
             <w:gridSpan w:val="3"/>
           </w:tcPr>
           <w:p>
@@ -47,7 +50,24 @@
               <w:rPr>
                 <w:sz w:val="20"/>
               </w:rPr>
-              <w:t>GP pyro</w:t>
+              <w:t>GPyro HMC</w:t>
+            </w:r>
+          </w:p>
+        </w:tc>
+        <w:tc>
+          <w:tcPr>
+            <w:tcW w:type="dxa" w:w="2880"/>
+            <w:gridSpan w:val="3"/>
+          </w:tcPr>
+          <w:p>
+            <w:pPr>
+              <w:jc w:val="center"/>
+            </w:pPr>
+            <w:r>
+              <w:rPr>
+                <w:sz w:val="20"/>
+              </w:rPr>
+              <w:t>GPyTorch MAP</w:t>
             </w:r>
           </w:p>
         </w:tc>
@@ -55,7 +75,7 @@
       <w:tr>
         <w:tc>
           <w:tcPr>
-            <w:tcW w:type="dxa" w:w="2880"/>
+            <w:tcW w:type="dxa" w:w="1920"/>
             <w:gridSpan w:val="2"/>
           </w:tcPr>
           <w:p>
@@ -72,7 +92,7 @@
         </w:tc>
         <w:tc>
           <w:tcPr>
-            <w:tcW w:type="dxa" w:w="1440"/>
+            <w:tcW w:type="dxa" w:w="960"/>
             <w:vMerge w:val="restart"/>
           </w:tcPr>
           <w:p>
@@ -89,7 +109,7 @@
         </w:tc>
         <w:tc>
           <w:tcPr>
-            <w:tcW w:type="dxa" w:w="1440"/>
+            <w:tcW w:type="dxa" w:w="960"/>
             <w:vMerge w:val="restart"/>
           </w:tcPr>
           <w:p>
@@ -106,7 +126,7 @@
         </w:tc>
         <w:tc>
           <w:tcPr>
-            <w:tcW w:type="dxa" w:w="1440"/>
+            <w:tcW w:type="dxa" w:w="960"/>
             <w:vMerge w:val="restart"/>
           </w:tcPr>
           <w:p>
@@ -123,7 +143,58 @@
         </w:tc>
         <w:tc>
           <w:tcPr>
-            <w:tcW w:type="dxa" w:w="1440"/>
+            <w:tcW w:type="dxa" w:w="960"/>
+            <w:vMerge w:val="restart"/>
+          </w:tcPr>
+          <w:p>
+            <w:pPr>
+              <w:jc w:val="center"/>
+            </w:pPr>
+            <w:r>
+              <w:rPr>
+                <w:sz w:val="20"/>
+              </w:rPr>
+              <w:t>Run time (sec)</w:t>
+            </w:r>
+          </w:p>
+        </w:tc>
+        <w:tc>
+          <w:tcPr>
+            <w:tcW w:type="dxa" w:w="960"/>
+            <w:vMerge w:val="restart"/>
+          </w:tcPr>
+          <w:p>
+            <w:pPr>
+              <w:jc w:val="center"/>
+            </w:pPr>
+            <w:r>
+              <w:rPr>
+                <w:sz w:val="20"/>
+              </w:rPr>
+              <w:t>RMSE</w:t>
+            </w:r>
+          </w:p>
+        </w:tc>
+        <w:tc>
+          <w:tcPr>
+            <w:tcW w:type="dxa" w:w="960"/>
+            <w:vMerge w:val="restart"/>
+          </w:tcPr>
+          <w:p>
+            <w:pPr>
+              <w:jc w:val="center"/>
+            </w:pPr>
+            <w:r>
+              <w:rPr>
+                <w:sz w:val="20"/>
+              </w:rPr>
+              <w:t>R²</w:t>
+            </w:r>
+          </w:p>
+        </w:tc>
+        <w:tc>
+          <w:tcPr>
+            <w:tcW w:type="dxa" w:w="960"/>
             <w:vMerge w:val="restart"/>
           </w:tcPr>
           <w:p>
@@ -142,7 +213,7 @@
       <w:tr>
         <w:tc>
           <w:tcPr>
-            <w:tcW w:type="dxa" w:w="1440"/>
+            <w:tcW w:type="dxa" w:w="960"/>
           </w:tcPr>
           <w:p>
             <w:pPr>
@@ -158,7 +229,7 @@
         </w:tc>
         <w:tc>
           <w:tcPr>
-            <w:tcW w:type="dxa" w:w="1440"/>
+            <w:tcW w:type="dxa" w:w="960"/>
           </w:tcPr>
           <w:p>
             <w:pPr>
@@ -174,28 +245,49 @@
         </w:tc>
         <w:tc>
           <w:tcPr>
-            <w:tcW w:type="dxa" w:w="1440"/>
+            <w:tcW w:type="dxa" w:w="960"/>
             <w:vMerge/>
           </w:tcPr>
           <w:p/>
         </w:tc>
         <w:tc>
           <w:tcPr>
-            <w:tcW w:type="dxa" w:w="1440"/>
+            <w:tcW w:type="dxa" w:w="960"/>
             <w:vMerge/>
           </w:tcPr>
           <w:p/>
         </w:tc>
         <w:tc>
           <w:tcPr>
-            <w:tcW w:type="dxa" w:w="1440"/>
+            <w:tcW w:type="dxa" w:w="960"/>
             <w:vMerge/>
           </w:tcPr>
           <w:p/>
         </w:tc>
         <w:tc>
           <w:tcPr>
-            <w:tcW w:type="dxa" w:w="1440"/>
+            <w:tcW w:type="dxa" w:w="960"/>
+            <w:vMerge/>
+          </w:tcPr>
+          <w:p/>
+        </w:tc>
+        <w:tc>
+          <w:tcPr>
+            <w:tcW w:type="dxa" w:w="960"/>
+            <w:vMerge/>
+          </w:tcPr>
+          <w:p/>
+        </w:tc>
+        <w:tc>
+          <w:tcPr>
+            <w:tcW w:type="dxa" w:w="960"/>
+            <w:vMerge/>
+          </w:tcPr>
+          <w:p/>
+        </w:tc>
+        <w:tc>
+          <w:tcPr>
+            <w:tcW w:type="dxa" w:w="960"/>
             <w:vMerge/>
           </w:tcPr>
           <w:p/>
@@ -204,7 +296,7 @@
       <w:tr>
         <w:tc>
           <w:tcPr>
-            <w:tcW w:type="dxa" w:w="1440"/>
+            <w:tcW w:type="dxa" w:w="960"/>
           </w:tcPr>
           <w:p>
             <w:pPr>
@@ -220,7 +312,7 @@
         </w:tc>
         <w:tc>
           <w:tcPr>
-            <w:tcW w:type="dxa" w:w="1440"/>
+            <w:tcW w:type="dxa" w:w="960"/>
           </w:tcPr>
           <w:p>
             <w:pPr>
@@ -236,7 +328,7 @@
         </w:tc>
         <w:tc>
           <w:tcPr>
-            <w:tcW w:type="dxa" w:w="1440"/>
+            <w:tcW w:type="dxa" w:w="960"/>
           </w:tcPr>
           <w:p>
             <w:pPr>
@@ -252,7 +344,7 @@
         </w:tc>
         <w:tc>
           <w:tcPr>
-            <w:tcW w:type="dxa" w:w="1440"/>
+            <w:tcW w:type="dxa" w:w="960"/>
           </w:tcPr>
           <w:p>
             <w:pPr>
@@ -268,7 +360,7 @@
         </w:tc>
         <w:tc>
           <w:tcPr>
-            <w:tcW w:type="dxa" w:w="1440"/>
+            <w:tcW w:type="dxa" w:w="960"/>
           </w:tcPr>
           <w:p>
             <w:pPr>
@@ -284,7 +376,7 @@
         </w:tc>
         <w:tc>
           <w:tcPr>
-            <w:tcW w:type="dxa" w:w="1440"/>
+            <w:tcW w:type="dxa" w:w="960"/>
           </w:tcPr>
           <w:p>
             <w:pPr>
@@ -295,6 +387,54 @@
                 <w:sz w:val="20"/>
               </w:rPr>
               <w:t>479</w:t>
+            </w:r>
+          </w:p>
+        </w:tc>
+        <w:tc>
+          <w:tcPr>
+            <w:tcW w:type="dxa" w:w="960"/>
+          </w:tcPr>
+          <w:p>
+            <w:pPr>
+              <w:jc w:val="center"/>
+            </w:pPr>
+            <w:r>
+              <w:rPr>
+                <w:sz w:val="20"/>
+              </w:rPr>
+              <w:t>2.18 ± 0.14</w:t>
+            </w:r>
+          </w:p>
+        </w:tc>
+        <w:tc>
+          <w:tcPr>
+            <w:tcW w:type="dxa" w:w="960"/>
+          </w:tcPr>
+          <w:p>
+            <w:pPr>
+              <w:jc w:val="center"/>
+            </w:pPr>
+            <w:r>
+              <w:rPr>
+                <w:sz w:val="20"/>
+              </w:rPr>
+              <w:t>0.5 ± 0.06</w:t>
+            </w:r>
+          </w:p>
+        </w:tc>
+        <w:tc>
+          <w:tcPr>
+            <w:tcW w:type="dxa" w:w="960"/>
+          </w:tcPr>
+          <w:p>
+            <w:pPr>
+              <w:jc w:val="center"/>
+            </w:pPr>
+            <w:r>
+              <w:rPr>
+                <w:sz w:val="20"/>
+              </w:rPr>
+              <w:t>315</w:t>
             </w:r>
           </w:p>
         </w:tc>
@@ -302,7 +442,7 @@
       <w:tr>
         <w:tc>
           <w:tcPr>
-            <w:tcW w:type="dxa" w:w="1440"/>
+            <w:tcW w:type="dxa" w:w="960"/>
           </w:tcPr>
           <w:p>
             <w:pPr>
@@ -318,7 +458,7 @@
         </w:tc>
         <w:tc>
           <w:tcPr>
-            <w:tcW w:type="dxa" w:w="1440"/>
+            <w:tcW w:type="dxa" w:w="960"/>
           </w:tcPr>
           <w:p>
             <w:pPr>
@@ -334,7 +474,7 @@
         </w:tc>
         <w:tc>
           <w:tcPr>
-            <w:tcW w:type="dxa" w:w="1440"/>
+            <w:tcW w:type="dxa" w:w="960"/>
           </w:tcPr>
           <w:p>
             <w:pPr>
@@ -350,7 +490,7 @@
         </w:tc>
         <w:tc>
           <w:tcPr>
-            <w:tcW w:type="dxa" w:w="1440"/>
+            <w:tcW w:type="dxa" w:w="960"/>
           </w:tcPr>
           <w:p>
             <w:pPr>
@@ -366,7 +506,7 @@
         </w:tc>
         <w:tc>
           <w:tcPr>
-            <w:tcW w:type="dxa" w:w="1440"/>
+            <w:tcW w:type="dxa" w:w="960"/>
           </w:tcPr>
           <w:p>
             <w:pPr>
@@ -382,7 +522,7 @@
         </w:tc>
         <w:tc>
           <w:tcPr>
-            <w:tcW w:type="dxa" w:w="1440"/>
+            <w:tcW w:type="dxa" w:w="960"/>
           </w:tcPr>
           <w:p>
             <w:pPr>
@@ -393,6 +533,54 @@
                 <w:sz w:val="20"/>
               </w:rPr>
               <w:t>518</w:t>
+            </w:r>
+          </w:p>
+        </w:tc>
+        <w:tc>
+          <w:tcPr>
+            <w:tcW w:type="dxa" w:w="960"/>
+          </w:tcPr>
+          <w:p>
+            <w:pPr>
+              <w:jc w:val="center"/>
+            </w:pPr>
+            <w:r>
+              <w:rPr>
+                <w:sz w:val="20"/>
+              </w:rPr>
+              <w:t>2.26 ± 0.15</w:t>
+            </w:r>
+          </w:p>
+        </w:tc>
+        <w:tc>
+          <w:tcPr>
+            <w:tcW w:type="dxa" w:w="960"/>
+          </w:tcPr>
+          <w:p>
+            <w:pPr>
+              <w:jc w:val="center"/>
+            </w:pPr>
+            <w:r>
+              <w:rPr>
+                <w:sz w:val="20"/>
+              </w:rPr>
+              <w:t>0.46 ± 0.06</w:t>
+            </w:r>
+          </w:p>
+        </w:tc>
+        <w:tc>
+          <w:tcPr>
+            <w:tcW w:type="dxa" w:w="960"/>
+          </w:tcPr>
+          <w:p>
+            <w:pPr>
+              <w:jc w:val="center"/>
+            </w:pPr>
+            <w:r>
+              <w:rPr>
+                <w:sz w:val="20"/>
+              </w:rPr>
+              <w:t>295</w:t>
             </w:r>
           </w:p>
         </w:tc>
@@ -400,7 +588,7 @@
       <w:tr>
         <w:tc>
           <w:tcPr>
-            <w:tcW w:type="dxa" w:w="1440"/>
+            <w:tcW w:type="dxa" w:w="960"/>
           </w:tcPr>
           <w:p>
             <w:pPr>
@@ -416,7 +604,7 @@
         </w:tc>
         <w:tc>
           <w:tcPr>
-            <w:tcW w:type="dxa" w:w="1440"/>
+            <w:tcW w:type="dxa" w:w="960"/>
           </w:tcPr>
           <w:p>
             <w:pPr>
@@ -432,7 +620,7 @@
         </w:tc>
         <w:tc>
           <w:tcPr>
-            <w:tcW w:type="dxa" w:w="1440"/>
+            <w:tcW w:type="dxa" w:w="960"/>
           </w:tcPr>
           <w:p>
             <w:pPr>
@@ -448,7 +636,7 @@
         </w:tc>
         <w:tc>
           <w:tcPr>
-            <w:tcW w:type="dxa" w:w="1440"/>
+            <w:tcW w:type="dxa" w:w="960"/>
           </w:tcPr>
           <w:p>
             <w:pPr>
@@ -464,7 +652,7 @@
         </w:tc>
         <w:tc>
           <w:tcPr>
-            <w:tcW w:type="dxa" w:w="1440"/>
+            <w:tcW w:type="dxa" w:w="960"/>
           </w:tcPr>
           <w:p>
             <w:pPr>
@@ -480,7 +668,7 @@
         </w:tc>
         <w:tc>
           <w:tcPr>
-            <w:tcW w:type="dxa" w:w="1440"/>
+            <w:tcW w:type="dxa" w:w="960"/>
           </w:tcPr>
           <w:p>
             <w:pPr>
@@ -491,6 +679,54 @@
                 <w:sz w:val="20"/>
               </w:rPr>
               <w:t>1029</w:t>
+            </w:r>
+          </w:p>
+        </w:tc>
+        <w:tc>
+          <w:tcPr>
+            <w:tcW w:type="dxa" w:w="960"/>
+          </w:tcPr>
+          <w:p>
+            <w:pPr>
+              <w:jc w:val="center"/>
+            </w:pPr>
+            <w:r>
+              <w:rPr>
+                <w:sz w:val="20"/>
+              </w:rPr>
+              <w:t>2.05 ± 0.13</w:t>
+            </w:r>
+          </w:p>
+        </w:tc>
+        <w:tc>
+          <w:tcPr>
+            <w:tcW w:type="dxa" w:w="960"/>
+          </w:tcPr>
+          <w:p>
+            <w:pPr>
+              <w:jc w:val="center"/>
+            </w:pPr>
+            <w:r>
+              <w:rPr>
+                <w:sz w:val="20"/>
+              </w:rPr>
+              <w:t>0.55 ± 0.05</w:t>
+            </w:r>
+          </w:p>
+        </w:tc>
+        <w:tc>
+          <w:tcPr>
+            <w:tcW w:type="dxa" w:w="960"/>
+          </w:tcPr>
+          <w:p>
+            <w:pPr>
+              <w:jc w:val="center"/>
+            </w:pPr>
+            <w:r>
+              <w:rPr>
+                <w:sz w:val="20"/>
+              </w:rPr>
+              <w:t>318</w:t>
             </w:r>
           </w:p>
         </w:tc>
@@ -498,7 +734,7 @@
       <w:tr>
         <w:tc>
           <w:tcPr>
-            <w:tcW w:type="dxa" w:w="1440"/>
+            <w:tcW w:type="dxa" w:w="960"/>
           </w:tcPr>
           <w:p>
             <w:pPr>
@@ -514,7 +750,7 @@
         </w:tc>
         <w:tc>
           <w:tcPr>
-            <w:tcW w:type="dxa" w:w="1440"/>
+            <w:tcW w:type="dxa" w:w="960"/>
           </w:tcPr>
           <w:p>
             <w:pPr>
@@ -530,7 +766,7 @@
         </w:tc>
         <w:tc>
           <w:tcPr>
-            <w:tcW w:type="dxa" w:w="1440"/>
+            <w:tcW w:type="dxa" w:w="960"/>
           </w:tcPr>
           <w:p>
             <w:pPr>
@@ -546,46 +782,94 @@
         </w:tc>
         <w:tc>
           <w:tcPr>
-            <w:tcW w:type="dxa" w:w="1440"/>
-          </w:tcPr>
-          <w:p>
-            <w:pPr>
-              <w:jc w:val="center"/>
-            </w:pPr>
-            <w:r>
-              <w:rPr>
-                <w:sz w:val="20"/>
-              </w:rPr>
-            </w:r>
-          </w:p>
-        </w:tc>
-        <w:tc>
-          <w:tcPr>
-            <w:tcW w:type="dxa" w:w="1440"/>
-          </w:tcPr>
-          <w:p>
-            <w:pPr>
-              <w:jc w:val="center"/>
-            </w:pPr>
-            <w:r>
-              <w:rPr>
-                <w:sz w:val="20"/>
-              </w:rPr>
-            </w:r>
-          </w:p>
-        </w:tc>
-        <w:tc>
-          <w:tcPr>
-            <w:tcW w:type="dxa" w:w="1440"/>
-          </w:tcPr>
-          <w:p>
-            <w:pPr>
-              <w:jc w:val="center"/>
-            </w:pPr>
-            <w:r>
-              <w:rPr>
-                <w:sz w:val="20"/>
-              </w:rPr>
+            <w:tcW w:type="dxa" w:w="960"/>
+          </w:tcPr>
+          <w:p>
+            <w:pPr>
+              <w:jc w:val="center"/>
+            </w:pPr>
+            <w:r>
+              <w:rPr>
+                <w:sz w:val="20"/>
+              </w:rPr>
+            </w:r>
+          </w:p>
+        </w:tc>
+        <w:tc>
+          <w:tcPr>
+            <w:tcW w:type="dxa" w:w="960"/>
+          </w:tcPr>
+          <w:p>
+            <w:pPr>
+              <w:jc w:val="center"/>
+            </w:pPr>
+            <w:r>
+              <w:rPr>
+                <w:sz w:val="20"/>
+              </w:rPr>
+            </w:r>
+          </w:p>
+        </w:tc>
+        <w:tc>
+          <w:tcPr>
+            <w:tcW w:type="dxa" w:w="960"/>
+          </w:tcPr>
+          <w:p>
+            <w:pPr>
+              <w:jc w:val="center"/>
+            </w:pPr>
+            <w:r>
+              <w:rPr>
+                <w:sz w:val="20"/>
+              </w:rPr>
+            </w:r>
+          </w:p>
+        </w:tc>
+        <w:tc>
+          <w:tcPr>
+            <w:tcW w:type="dxa" w:w="960"/>
+          </w:tcPr>
+          <w:p>
+            <w:pPr>
+              <w:jc w:val="center"/>
+            </w:pPr>
+            <w:r>
+              <w:rPr>
+                <w:sz w:val="20"/>
+              </w:rPr>
+              <w:t>2.18 ± 0.14</w:t>
+            </w:r>
+          </w:p>
+        </w:tc>
+        <w:tc>
+          <w:tcPr>
+            <w:tcW w:type="dxa" w:w="960"/>
+          </w:tcPr>
+          <w:p>
+            <w:pPr>
+              <w:jc w:val="center"/>
+            </w:pPr>
+            <w:r>
+              <w:rPr>
+                <w:sz w:val="20"/>
+              </w:rPr>
+              <w:t>0.49 ± 0.06</w:t>
+            </w:r>
+          </w:p>
+        </w:tc>
+        <w:tc>
+          <w:tcPr>
+            <w:tcW w:type="dxa" w:w="960"/>
+          </w:tcPr>
+          <w:p>
+            <w:pPr>
+              <w:jc w:val="center"/>
+            </w:pPr>
+            <w:r>
+              <w:rPr>
+                <w:sz w:val="20"/>
+              </w:rPr>
+              <w:t>293</w:t>
             </w:r>
           </w:p>
         </w:tc>
@@ -593,7 +877,7 @@
       <w:tr>
         <w:tc>
           <w:tcPr>
-            <w:tcW w:type="dxa" w:w="1440"/>
+            <w:tcW w:type="dxa" w:w="960"/>
           </w:tcPr>
           <w:p>
             <w:pPr>
@@ -609,7 +893,7 @@
         </w:tc>
         <w:tc>
           <w:tcPr>
-            <w:tcW w:type="dxa" w:w="1440"/>
+            <w:tcW w:type="dxa" w:w="960"/>
           </w:tcPr>
           <w:p>
             <w:pPr>
@@ -625,7 +909,7 @@
         </w:tc>
         <w:tc>
           <w:tcPr>
-            <w:tcW w:type="dxa" w:w="1440"/>
+            <w:tcW w:type="dxa" w:w="960"/>
           </w:tcPr>
           <w:p>
             <w:pPr>
@@ -641,7 +925,7 @@
         </w:tc>
         <w:tc>
           <w:tcPr>
-            <w:tcW w:type="dxa" w:w="1440"/>
+            <w:tcW w:type="dxa" w:w="960"/>
           </w:tcPr>
           <w:p>
             <w:pPr>
@@ -657,7 +941,7 @@
         </w:tc>
         <w:tc>
           <w:tcPr>
-            <w:tcW w:type="dxa" w:w="1440"/>
+            <w:tcW w:type="dxa" w:w="960"/>
           </w:tcPr>
           <w:p>
             <w:pPr>
@@ -673,7 +957,7 @@
         </w:tc>
         <w:tc>
           <w:tcPr>
-            <w:tcW w:type="dxa" w:w="1440"/>
+            <w:tcW w:type="dxa" w:w="960"/>
           </w:tcPr>
           <w:p>
             <w:pPr>
@@ -684,6 +968,54 @@
                 <w:sz w:val="20"/>
               </w:rPr>
               <w:t>810</w:t>
+            </w:r>
+          </w:p>
+        </w:tc>
+        <w:tc>
+          <w:tcPr>
+            <w:tcW w:type="dxa" w:w="960"/>
+          </w:tcPr>
+          <w:p>
+            <w:pPr>
+              <w:jc w:val="center"/>
+            </w:pPr>
+            <w:r>
+              <w:rPr>
+                <w:sz w:val="20"/>
+              </w:rPr>
+              <w:t>2.27 ± 0.15</w:t>
+            </w:r>
+          </w:p>
+        </w:tc>
+        <w:tc>
+          <w:tcPr>
+            <w:tcW w:type="dxa" w:w="960"/>
+          </w:tcPr>
+          <w:p>
+            <w:pPr>
+              <w:jc w:val="center"/>
+            </w:pPr>
+            <w:r>
+              <w:rPr>
+                <w:sz w:val="20"/>
+              </w:rPr>
+              <w:t>0.45 ± 0.06</w:t>
+            </w:r>
+          </w:p>
+        </w:tc>
+        <w:tc>
+          <w:tcPr>
+            <w:tcW w:type="dxa" w:w="960"/>
+          </w:tcPr>
+          <w:p>
+            <w:pPr>
+              <w:jc w:val="center"/>
+            </w:pPr>
+            <w:r>
+              <w:rPr>
+                <w:sz w:val="20"/>
+              </w:rPr>
+              <w:t>316</w:t>
             </w:r>
           </w:p>
         </w:tc>
@@ -691,7 +1023,7 @@
       <w:tr>
         <w:tc>
           <w:tcPr>
-            <w:tcW w:type="dxa" w:w="1440"/>
+            <w:tcW w:type="dxa" w:w="960"/>
           </w:tcPr>
           <w:p>
             <w:pPr>
@@ -707,7 +1039,7 @@
         </w:tc>
         <w:tc>
           <w:tcPr>
-            <w:tcW w:type="dxa" w:w="1440"/>
+            <w:tcW w:type="dxa" w:w="960"/>
           </w:tcPr>
           <w:p>
             <w:pPr>
@@ -723,7 +1055,7 @@
         </w:tc>
         <w:tc>
           <w:tcPr>
-            <w:tcW w:type="dxa" w:w="1440"/>
+            <w:tcW w:type="dxa" w:w="960"/>
           </w:tcPr>
           <w:p>
             <w:pPr>
@@ -739,37 +1071,82 @@
         </w:tc>
         <w:tc>
           <w:tcPr>
-            <w:tcW w:type="dxa" w:w="1440"/>
-          </w:tcPr>
-          <w:p>
-            <w:pPr>
-              <w:jc w:val="center"/>
-            </w:pPr>
-            <w:r>
-              <w:rPr>
-                <w:sz w:val="20"/>
-              </w:rPr>
-            </w:r>
-          </w:p>
-        </w:tc>
-        <w:tc>
-          <w:tcPr>
-            <w:tcW w:type="dxa" w:w="1440"/>
-          </w:tcPr>
-          <w:p>
-            <w:pPr>
-              <w:jc w:val="center"/>
-            </w:pPr>
-            <w:r>
-              <w:rPr>
-                <w:sz w:val="20"/>
-              </w:rPr>
-            </w:r>
-          </w:p>
-        </w:tc>
-        <w:tc>
-          <w:tcPr>
-            <w:tcW w:type="dxa" w:w="1440"/>
+            <w:tcW w:type="dxa" w:w="960"/>
+          </w:tcPr>
+          <w:p>
+            <w:pPr>
+              <w:jc w:val="center"/>
+            </w:pPr>
+            <w:r>
+              <w:rPr>
+                <w:sz w:val="20"/>
+              </w:rPr>
+            </w:r>
+          </w:p>
+        </w:tc>
+        <w:tc>
+          <w:tcPr>
+            <w:tcW w:type="dxa" w:w="960"/>
+          </w:tcPr>
+          <w:p>
+            <w:pPr>
+              <w:jc w:val="center"/>
+            </w:pPr>
+            <w:r>
+              <w:rPr>
+                <w:sz w:val="20"/>
+              </w:rPr>
+            </w:r>
+          </w:p>
+        </w:tc>
+        <w:tc>
+          <w:tcPr>
+            <w:tcW w:type="dxa" w:w="960"/>
+          </w:tcPr>
+          <w:p>
+            <w:pPr>
+              <w:jc w:val="center"/>
+            </w:pPr>
+            <w:r>
+              <w:rPr>
+                <w:sz w:val="20"/>
+              </w:rPr>
+            </w:r>
+          </w:p>
+        </w:tc>
+        <w:tc>
+          <w:tcPr>
+            <w:tcW w:type="dxa" w:w="960"/>
+          </w:tcPr>
+          <w:p>
+            <w:pPr>
+              <w:jc w:val="center"/>
+            </w:pPr>
+            <w:r>
+              <w:rPr>
+                <w:sz w:val="20"/>
+              </w:rPr>
+            </w:r>
+          </w:p>
+        </w:tc>
+        <w:tc>
+          <w:tcPr>
+            <w:tcW w:type="dxa" w:w="960"/>
+          </w:tcPr>
+          <w:p>
+            <w:pPr>
+              <w:jc w:val="center"/>
+            </w:pPr>
+            <w:r>
+              <w:rPr>
+                <w:sz w:val="20"/>
+              </w:rPr>
+            </w:r>
+          </w:p>
+        </w:tc>
+        <w:tc>
+          <w:tcPr>
+            <w:tcW w:type="dxa" w:w="960"/>
           </w:tcPr>
           <w:p>
             <w:pPr>
@@ -786,7 +1163,7 @@
       <w:tr>
         <w:tc>
           <w:tcPr>
-            <w:tcW w:type="dxa" w:w="1440"/>
+            <w:tcW w:type="dxa" w:w="960"/>
           </w:tcPr>
           <w:p>
             <w:pPr>
@@ -802,7 +1179,7 @@
         </w:tc>
         <w:tc>
           <w:tcPr>
-            <w:tcW w:type="dxa" w:w="1440"/>
+            <w:tcW w:type="dxa" w:w="960"/>
           </w:tcPr>
           <w:p>
             <w:pPr>
@@ -818,7 +1195,7 @@
         </w:tc>
         <w:tc>
           <w:tcPr>
-            <w:tcW w:type="dxa" w:w="1440"/>
+            <w:tcW w:type="dxa" w:w="960"/>
           </w:tcPr>
           <w:p>
             <w:pPr>
@@ -834,46 +1211,94 @@
         </w:tc>
         <w:tc>
           <w:tcPr>
-            <w:tcW w:type="dxa" w:w="1440"/>
-          </w:tcPr>
-          <w:p>
-            <w:pPr>
-              <w:jc w:val="center"/>
-            </w:pPr>
-            <w:r>
-              <w:rPr>
-                <w:sz w:val="20"/>
-              </w:rPr>
-            </w:r>
-          </w:p>
-        </w:tc>
-        <w:tc>
-          <w:tcPr>
-            <w:tcW w:type="dxa" w:w="1440"/>
-          </w:tcPr>
-          <w:p>
-            <w:pPr>
-              <w:jc w:val="center"/>
-            </w:pPr>
-            <w:r>
-              <w:rPr>
-                <w:sz w:val="20"/>
-              </w:rPr>
-            </w:r>
-          </w:p>
-        </w:tc>
-        <w:tc>
-          <w:tcPr>
-            <w:tcW w:type="dxa" w:w="1440"/>
-          </w:tcPr>
-          <w:p>
-            <w:pPr>
-              <w:jc w:val="center"/>
-            </w:pPr>
-            <w:r>
-              <w:rPr>
-                <w:sz w:val="20"/>
-              </w:rPr>
+            <w:tcW w:type="dxa" w:w="960"/>
+          </w:tcPr>
+          <w:p>
+            <w:pPr>
+              <w:jc w:val="center"/>
+            </w:pPr>
+            <w:r>
+              <w:rPr>
+                <w:sz w:val="20"/>
+              </w:rPr>
+            </w:r>
+          </w:p>
+        </w:tc>
+        <w:tc>
+          <w:tcPr>
+            <w:tcW w:type="dxa" w:w="960"/>
+          </w:tcPr>
+          <w:p>
+            <w:pPr>
+              <w:jc w:val="center"/>
+            </w:pPr>
+            <w:r>
+              <w:rPr>
+                <w:sz w:val="20"/>
+              </w:rPr>
+            </w:r>
+          </w:p>
+        </w:tc>
+        <w:tc>
+          <w:tcPr>
+            <w:tcW w:type="dxa" w:w="960"/>
+          </w:tcPr>
+          <w:p>
+            <w:pPr>
+              <w:jc w:val="center"/>
+            </w:pPr>
+            <w:r>
+              <w:rPr>
+                <w:sz w:val="20"/>
+              </w:rPr>
+            </w:r>
+          </w:p>
+        </w:tc>
+        <w:tc>
+          <w:tcPr>
+            <w:tcW w:type="dxa" w:w="960"/>
+          </w:tcPr>
+          <w:p>
+            <w:pPr>
+              <w:jc w:val="center"/>
+            </w:pPr>
+            <w:r>
+              <w:rPr>
+                <w:sz w:val="20"/>
+              </w:rPr>
+              <w:t>2.19 ± 0.14</w:t>
+            </w:r>
+          </w:p>
+        </w:tc>
+        <w:tc>
+          <w:tcPr>
+            <w:tcW w:type="dxa" w:w="960"/>
+          </w:tcPr>
+          <w:p>
+            <w:pPr>
+              <w:jc w:val="center"/>
+            </w:pPr>
+            <w:r>
+              <w:rPr>
+                <w:sz w:val="20"/>
+              </w:rPr>
+              <w:t>0.49 ± 0.06</w:t>
+            </w:r>
+          </w:p>
+        </w:tc>
+        <w:tc>
+          <w:tcPr>
+            <w:tcW w:type="dxa" w:w="960"/>
+          </w:tcPr>
+          <w:p>
+            <w:pPr>
+              <w:jc w:val="center"/>
+            </w:pPr>
+            <w:r>
+              <w:rPr>
+                <w:sz w:val="20"/>
+              </w:rPr>
+              <w:t>328</w:t>
             </w:r>
           </w:p>
         </w:tc>
@@ -881,7 +1306,7 @@
       <w:tr>
         <w:tc>
           <w:tcPr>
-            <w:tcW w:type="dxa" w:w="1440"/>
+            <w:tcW w:type="dxa" w:w="960"/>
           </w:tcPr>
           <w:p>
             <w:pPr>
@@ -897,7 +1322,7 @@
         </w:tc>
         <w:tc>
           <w:tcPr>
-            <w:tcW w:type="dxa" w:w="1440"/>
+            <w:tcW w:type="dxa" w:w="960"/>
           </w:tcPr>
           <w:p>
             <w:pPr>
@@ -913,7 +1338,7 @@
         </w:tc>
         <w:tc>
           <w:tcPr>
-            <w:tcW w:type="dxa" w:w="1440"/>
+            <w:tcW w:type="dxa" w:w="960"/>
           </w:tcPr>
           <w:p>
             <w:pPr>
@@ -929,7 +1354,7 @@
         </w:tc>
         <w:tc>
           <w:tcPr>
-            <w:tcW w:type="dxa" w:w="1440"/>
+            <w:tcW w:type="dxa" w:w="960"/>
           </w:tcPr>
           <w:p>
             <w:pPr>
@@ -945,7 +1370,7 @@
         </w:tc>
         <w:tc>
           <w:tcPr>
-            <w:tcW w:type="dxa" w:w="1440"/>
+            <w:tcW w:type="dxa" w:w="960"/>
           </w:tcPr>
           <w:p>
             <w:pPr>
@@ -961,7 +1386,7 @@
         </w:tc>
         <w:tc>
           <w:tcPr>
-            <w:tcW w:type="dxa" w:w="1440"/>
+            <w:tcW w:type="dxa" w:w="960"/>
           </w:tcPr>
           <w:p>
             <w:pPr>
@@ -972,6 +1397,54 @@
                 <w:sz w:val="20"/>
               </w:rPr>
               <w:t>1721</w:t>
+            </w:r>
+          </w:p>
+        </w:tc>
+        <w:tc>
+          <w:tcPr>
+            <w:tcW w:type="dxa" w:w="960"/>
+          </w:tcPr>
+          <w:p>
+            <w:pPr>
+              <w:jc w:val="center"/>
+            </w:pPr>
+            <w:r>
+              <w:rPr>
+                <w:sz w:val="20"/>
+              </w:rPr>
+              <w:t>2.28 ± 0.15</w:t>
+            </w:r>
+          </w:p>
+        </w:tc>
+        <w:tc>
+          <w:tcPr>
+            <w:tcW w:type="dxa" w:w="960"/>
+          </w:tcPr>
+          <w:p>
+            <w:pPr>
+              <w:jc w:val="center"/>
+            </w:pPr>
+            <w:r>
+              <w:rPr>
+                <w:sz w:val="20"/>
+              </w:rPr>
+              <w:t>0.45 ± 0.06</w:t>
+            </w:r>
+          </w:p>
+        </w:tc>
+        <w:tc>
+          <w:tcPr>
+            <w:tcW w:type="dxa" w:w="960"/>
+          </w:tcPr>
+          <w:p>
+            <w:pPr>
+              <w:jc w:val="center"/>
+            </w:pPr>
+            <w:r>
+              <w:rPr>
+                <w:sz w:val="20"/>
+              </w:rPr>
+              <w:t>319</w:t>
             </w:r>
           </w:p>
         </w:tc>
@@ -979,7 +1452,7 @@
       <w:tr>
         <w:tc>
           <w:tcPr>
-            <w:tcW w:type="dxa" w:w="1440"/>
+            <w:tcW w:type="dxa" w:w="960"/>
           </w:tcPr>
           <w:p>
             <w:pPr>
@@ -995,7 +1468,7 @@
         </w:tc>
         <w:tc>
           <w:tcPr>
-            <w:tcW w:type="dxa" w:w="1440"/>
+            <w:tcW w:type="dxa" w:w="960"/>
           </w:tcPr>
           <w:p>
             <w:pPr>
@@ -1011,7 +1484,7 @@
         </w:tc>
         <w:tc>
           <w:tcPr>
-            <w:tcW w:type="dxa" w:w="1440"/>
+            <w:tcW w:type="dxa" w:w="960"/>
           </w:tcPr>
           <w:p>
             <w:pPr>
@@ -1027,7 +1500,7 @@
         </w:tc>
         <w:tc>
           <w:tcPr>
-            <w:tcW w:type="dxa" w:w="1440"/>
+            <w:tcW w:type="dxa" w:w="960"/>
           </w:tcPr>
           <w:p>
             <w:pPr>
@@ -1043,7 +1516,7 @@
         </w:tc>
         <w:tc>
           <w:tcPr>
-            <w:tcW w:type="dxa" w:w="1440"/>
+            <w:tcW w:type="dxa" w:w="960"/>
           </w:tcPr>
           <w:p>
             <w:pPr>
@@ -1059,7 +1532,7 @@
         </w:tc>
         <w:tc>
           <w:tcPr>
-            <w:tcW w:type="dxa" w:w="1440"/>
+            <w:tcW w:type="dxa" w:w="960"/>
           </w:tcPr>
           <w:p>
             <w:pPr>
@@ -1070,6 +1543,51 @@
                 <w:sz w:val="20"/>
               </w:rPr>
               <w:t>2234</w:t>
+            </w:r>
+          </w:p>
+        </w:tc>
+        <w:tc>
+          <w:tcPr>
+            <w:tcW w:type="dxa" w:w="960"/>
+          </w:tcPr>
+          <w:p>
+            <w:pPr>
+              <w:jc w:val="center"/>
+            </w:pPr>
+            <w:r>
+              <w:rPr>
+                <w:sz w:val="20"/>
+              </w:rPr>
+            </w:r>
+          </w:p>
+        </w:tc>
+        <w:tc>
+          <w:tcPr>
+            <w:tcW w:type="dxa" w:w="960"/>
+          </w:tcPr>
+          <w:p>
+            <w:pPr>
+              <w:jc w:val="center"/>
+            </w:pPr>
+            <w:r>
+              <w:rPr>
+                <w:sz w:val="20"/>
+              </w:rPr>
+            </w:r>
+          </w:p>
+        </w:tc>
+        <w:tc>
+          <w:tcPr>
+            <w:tcW w:type="dxa" w:w="960"/>
+          </w:tcPr>
+          <w:p>
+            <w:pPr>
+              <w:jc w:val="center"/>
+            </w:pPr>
+            <w:r>
+              <w:rPr>
+                <w:sz w:val="20"/>
+              </w:rPr>
             </w:r>
           </w:p>
         </w:tc>
@@ -1077,7 +1595,7 @@
       <w:tr>
         <w:tc>
           <w:tcPr>
-            <w:tcW w:type="dxa" w:w="1440"/>
+            <w:tcW w:type="dxa" w:w="960"/>
           </w:tcPr>
           <w:p>
             <w:pPr>
@@ -1093,7 +1611,7 @@
         </w:tc>
         <w:tc>
           <w:tcPr>
-            <w:tcW w:type="dxa" w:w="1440"/>
+            <w:tcW w:type="dxa" w:w="960"/>
           </w:tcPr>
           <w:p>
             <w:pPr>
@@ -1109,7 +1627,7 @@
         </w:tc>
         <w:tc>
           <w:tcPr>
-            <w:tcW w:type="dxa" w:w="1440"/>
+            <w:tcW w:type="dxa" w:w="960"/>
           </w:tcPr>
           <w:p>
             <w:pPr>
@@ -1125,7 +1643,7 @@
         </w:tc>
         <w:tc>
           <w:tcPr>
-            <w:tcW w:type="dxa" w:w="1440"/>
+            <w:tcW w:type="dxa" w:w="960"/>
           </w:tcPr>
           <w:p>
             <w:pPr>
@@ -1141,7 +1659,7 @@
         </w:tc>
         <w:tc>
           <w:tcPr>
-            <w:tcW w:type="dxa" w:w="1440"/>
+            <w:tcW w:type="dxa" w:w="960"/>
           </w:tcPr>
           <w:p>
             <w:pPr>
@@ -1157,7 +1675,7 @@
         </w:tc>
         <w:tc>
           <w:tcPr>
-            <w:tcW w:type="dxa" w:w="1440"/>
+            <w:tcW w:type="dxa" w:w="960"/>
           </w:tcPr>
           <w:p>
             <w:pPr>
@@ -1168,6 +1686,51 @@
                 <w:sz w:val="20"/>
               </w:rPr>
               <w:t>596</w:t>
+            </w:r>
+          </w:p>
+        </w:tc>
+        <w:tc>
+          <w:tcPr>
+            <w:tcW w:type="dxa" w:w="960"/>
+          </w:tcPr>
+          <w:p>
+            <w:pPr>
+              <w:jc w:val="center"/>
+            </w:pPr>
+            <w:r>
+              <w:rPr>
+                <w:sz w:val="20"/>
+              </w:rPr>
+            </w:r>
+          </w:p>
+        </w:tc>
+        <w:tc>
+          <w:tcPr>
+            <w:tcW w:type="dxa" w:w="960"/>
+          </w:tcPr>
+          <w:p>
+            <w:pPr>
+              <w:jc w:val="center"/>
+            </w:pPr>
+            <w:r>
+              <w:rPr>
+                <w:sz w:val="20"/>
+              </w:rPr>
+            </w:r>
+          </w:p>
+        </w:tc>
+        <w:tc>
+          <w:tcPr>
+            <w:tcW w:type="dxa" w:w="960"/>
+          </w:tcPr>
+          <w:p>
+            <w:pPr>
+              <w:jc w:val="center"/>
+            </w:pPr>
+            <w:r>
+              <w:rPr>
+                <w:sz w:val="20"/>
+              </w:rPr>
             </w:r>
           </w:p>
         </w:tc>
@@ -1175,7 +1738,7 @@
       <w:tr>
         <w:tc>
           <w:tcPr>
-            <w:tcW w:type="dxa" w:w="1440"/>
+            <w:tcW w:type="dxa" w:w="960"/>
           </w:tcPr>
           <w:p>
             <w:pPr>
@@ -1191,7 +1754,7 @@
         </w:tc>
         <w:tc>
           <w:tcPr>
-            <w:tcW w:type="dxa" w:w="1440"/>
+            <w:tcW w:type="dxa" w:w="960"/>
           </w:tcPr>
           <w:p>
             <w:pPr>
@@ -1207,7 +1770,7 @@
         </w:tc>
         <w:tc>
           <w:tcPr>
-            <w:tcW w:type="dxa" w:w="1440"/>
+            <w:tcW w:type="dxa" w:w="960"/>
           </w:tcPr>
           <w:p>
             <w:pPr>
@@ -1223,7 +1786,7 @@
         </w:tc>
         <w:tc>
           <w:tcPr>
-            <w:tcW w:type="dxa" w:w="1440"/>
+            <w:tcW w:type="dxa" w:w="960"/>
           </w:tcPr>
           <w:p>
             <w:pPr>
@@ -1239,7 +1802,7 @@
         </w:tc>
         <w:tc>
           <w:tcPr>
-            <w:tcW w:type="dxa" w:w="1440"/>
+            <w:tcW w:type="dxa" w:w="960"/>
           </w:tcPr>
           <w:p>
             <w:pPr>
@@ -1255,7 +1818,7 @@
         </w:tc>
         <w:tc>
           <w:tcPr>
-            <w:tcW w:type="dxa" w:w="1440"/>
+            <w:tcW w:type="dxa" w:w="960"/>
           </w:tcPr>
           <w:p>
             <w:pPr>
@@ -1266,6 +1829,51 @@
                 <w:sz w:val="20"/>
               </w:rPr>
               <w:t>424</w:t>
+            </w:r>
+          </w:p>
+        </w:tc>
+        <w:tc>
+          <w:tcPr>
+            <w:tcW w:type="dxa" w:w="960"/>
+          </w:tcPr>
+          <w:p>
+            <w:pPr>
+              <w:jc w:val="center"/>
+            </w:pPr>
+            <w:r>
+              <w:rPr>
+                <w:sz w:val="20"/>
+              </w:rPr>
+            </w:r>
+          </w:p>
+        </w:tc>
+        <w:tc>
+          <w:tcPr>
+            <w:tcW w:type="dxa" w:w="960"/>
+          </w:tcPr>
+          <w:p>
+            <w:pPr>
+              <w:jc w:val="center"/>
+            </w:pPr>
+            <w:r>
+              <w:rPr>
+                <w:sz w:val="20"/>
+              </w:rPr>
+            </w:r>
+          </w:p>
+        </w:tc>
+        <w:tc>
+          <w:tcPr>
+            <w:tcW w:type="dxa" w:w="960"/>
+          </w:tcPr>
+          <w:p>
+            <w:pPr>
+              <w:jc w:val="center"/>
+            </w:pPr>
+            <w:r>
+              <w:rPr>
+                <w:sz w:val="20"/>
+              </w:rPr>
             </w:r>
           </w:p>
         </w:tc>
@@ -1273,7 +1881,7 @@
       <w:tr>
         <w:tc>
           <w:tcPr>
-            <w:tcW w:type="dxa" w:w="1440"/>
+            <w:tcW w:type="dxa" w:w="960"/>
           </w:tcPr>
           <w:p>
             <w:pPr>
@@ -1289,7 +1897,7 @@
         </w:tc>
         <w:tc>
           <w:tcPr>
-            <w:tcW w:type="dxa" w:w="1440"/>
+            <w:tcW w:type="dxa" w:w="960"/>
           </w:tcPr>
           <w:p>
             <w:pPr>
@@ -1305,7 +1913,7 @@
         </w:tc>
         <w:tc>
           <w:tcPr>
-            <w:tcW w:type="dxa" w:w="1440"/>
+            <w:tcW w:type="dxa" w:w="960"/>
           </w:tcPr>
           <w:p>
             <w:pPr>
@@ -1321,7 +1929,7 @@
         </w:tc>
         <w:tc>
           <w:tcPr>
-            <w:tcW w:type="dxa" w:w="1440"/>
+            <w:tcW w:type="dxa" w:w="960"/>
           </w:tcPr>
           <w:p>
             <w:pPr>
@@ -1337,7 +1945,7 @@
         </w:tc>
         <w:tc>
           <w:tcPr>
-            <w:tcW w:type="dxa" w:w="1440"/>
+            <w:tcW w:type="dxa" w:w="960"/>
           </w:tcPr>
           <w:p>
             <w:pPr>
@@ -1353,7 +1961,7 @@
         </w:tc>
         <w:tc>
           <w:tcPr>
-            <w:tcW w:type="dxa" w:w="1440"/>
+            <w:tcW w:type="dxa" w:w="960"/>
           </w:tcPr>
           <w:p>
             <w:pPr>
@@ -1364,6 +1972,51 @@
                 <w:sz w:val="20"/>
               </w:rPr>
               <w:t>420</w:t>
+            </w:r>
+          </w:p>
+        </w:tc>
+        <w:tc>
+          <w:tcPr>
+            <w:tcW w:type="dxa" w:w="960"/>
+          </w:tcPr>
+          <w:p>
+            <w:pPr>
+              <w:jc w:val="center"/>
+            </w:pPr>
+            <w:r>
+              <w:rPr>
+                <w:sz w:val="20"/>
+              </w:rPr>
+            </w:r>
+          </w:p>
+        </w:tc>
+        <w:tc>
+          <w:tcPr>
+            <w:tcW w:type="dxa" w:w="960"/>
+          </w:tcPr>
+          <w:p>
+            <w:pPr>
+              <w:jc w:val="center"/>
+            </w:pPr>
+            <w:r>
+              <w:rPr>
+                <w:sz w:val="20"/>
+              </w:rPr>
+            </w:r>
+          </w:p>
+        </w:tc>
+        <w:tc>
+          <w:tcPr>
+            <w:tcW w:type="dxa" w:w="960"/>
+          </w:tcPr>
+          <w:p>
+            <w:pPr>
+              <w:jc w:val="center"/>
+            </w:pPr>
+            <w:r>
+              <w:rPr>
+                <w:sz w:val="20"/>
+              </w:rPr>
             </w:r>
           </w:p>
         </w:tc>
@@ -1371,7 +2024,7 @@
       <w:tr>
         <w:tc>
           <w:tcPr>
-            <w:tcW w:type="dxa" w:w="1440"/>
+            <w:tcW w:type="dxa" w:w="960"/>
           </w:tcPr>
           <w:p>
             <w:pPr>
@@ -1387,7 +2040,7 @@
         </w:tc>
         <w:tc>
           <w:tcPr>
-            <w:tcW w:type="dxa" w:w="1440"/>
+            <w:tcW w:type="dxa" w:w="960"/>
           </w:tcPr>
           <w:p>
             <w:pPr>
@@ -1403,7 +2056,7 @@
         </w:tc>
         <w:tc>
           <w:tcPr>
-            <w:tcW w:type="dxa" w:w="1440"/>
+            <w:tcW w:type="dxa" w:w="960"/>
           </w:tcPr>
           <w:p>
             <w:pPr>
@@ -1419,7 +2072,7 @@
         </w:tc>
         <w:tc>
           <w:tcPr>
-            <w:tcW w:type="dxa" w:w="1440"/>
+            <w:tcW w:type="dxa" w:w="960"/>
           </w:tcPr>
           <w:p>
             <w:pPr>
@@ -1435,7 +2088,7 @@
         </w:tc>
         <w:tc>
           <w:tcPr>
-            <w:tcW w:type="dxa" w:w="1440"/>
+            <w:tcW w:type="dxa" w:w="960"/>
           </w:tcPr>
           <w:p>
             <w:pPr>
@@ -1451,7 +2104,7 @@
         </w:tc>
         <w:tc>
           <w:tcPr>
-            <w:tcW w:type="dxa" w:w="1440"/>
+            <w:tcW w:type="dxa" w:w="960"/>
           </w:tcPr>
           <w:p>
             <w:pPr>
@@ -1462,6 +2115,54 @@
                 <w:sz w:val="20"/>
               </w:rPr>
               <w:t>600</w:t>
+            </w:r>
+          </w:p>
+        </w:tc>
+        <w:tc>
+          <w:tcPr>
+            <w:tcW w:type="dxa" w:w="960"/>
+          </w:tcPr>
+          <w:p>
+            <w:pPr>
+              <w:jc w:val="center"/>
+            </w:pPr>
+            <w:r>
+              <w:rPr>
+                <w:sz w:val="20"/>
+              </w:rPr>
+              <w:t>2.18 ± 0.14</w:t>
+            </w:r>
+          </w:p>
+        </w:tc>
+        <w:tc>
+          <w:tcPr>
+            <w:tcW w:type="dxa" w:w="960"/>
+          </w:tcPr>
+          <w:p>
+            <w:pPr>
+              <w:jc w:val="center"/>
+            </w:pPr>
+            <w:r>
+              <w:rPr>
+                <w:sz w:val="20"/>
+              </w:rPr>
+              <w:t>0.5 ± 0.06</w:t>
+            </w:r>
+          </w:p>
+        </w:tc>
+        <w:tc>
+          <w:tcPr>
+            <w:tcW w:type="dxa" w:w="960"/>
+          </w:tcPr>
+          <w:p>
+            <w:pPr>
+              <w:jc w:val="center"/>
+            </w:pPr>
+            <w:r>
+              <w:rPr>
+                <w:sz w:val="20"/>
+              </w:rPr>
+              <w:t>303</w:t>
             </w:r>
           </w:p>
         </w:tc>
@@ -1469,7 +2170,7 @@
       <w:tr>
         <w:tc>
           <w:tcPr>
-            <w:tcW w:type="dxa" w:w="1440"/>
+            <w:tcW w:type="dxa" w:w="960"/>
           </w:tcPr>
           <w:p>
             <w:pPr>
@@ -1485,7 +2186,7 @@
         </w:tc>
         <w:tc>
           <w:tcPr>
-            <w:tcW w:type="dxa" w:w="1440"/>
+            <w:tcW w:type="dxa" w:w="960"/>
           </w:tcPr>
           <w:p>
             <w:pPr>
@@ -1501,7 +2202,7 @@
         </w:tc>
         <w:tc>
           <w:tcPr>
-            <w:tcW w:type="dxa" w:w="1440"/>
+            <w:tcW w:type="dxa" w:w="960"/>
           </w:tcPr>
           <w:p>
             <w:pPr>
@@ -1517,7 +2218,7 @@
         </w:tc>
         <w:tc>
           <w:tcPr>
-            <w:tcW w:type="dxa" w:w="1440"/>
+            <w:tcW w:type="dxa" w:w="960"/>
           </w:tcPr>
           <w:p>
             <w:pPr>
@@ -1533,7 +2234,7 @@
         </w:tc>
         <w:tc>
           <w:tcPr>
-            <w:tcW w:type="dxa" w:w="1440"/>
+            <w:tcW w:type="dxa" w:w="960"/>
           </w:tcPr>
           <w:p>
             <w:pPr>
@@ -1549,7 +2250,7 @@
         </w:tc>
         <w:tc>
           <w:tcPr>
-            <w:tcW w:type="dxa" w:w="1440"/>
+            <w:tcW w:type="dxa" w:w="960"/>
           </w:tcPr>
           <w:p>
             <w:pPr>
@@ -1560,6 +2261,54 @@
                 <w:sz w:val="20"/>
               </w:rPr>
               <w:t>909</w:t>
+            </w:r>
+          </w:p>
+        </w:tc>
+        <w:tc>
+          <w:tcPr>
+            <w:tcW w:type="dxa" w:w="960"/>
+          </w:tcPr>
+          <w:p>
+            <w:pPr>
+              <w:jc w:val="center"/>
+            </w:pPr>
+            <w:r>
+              <w:rPr>
+                <w:sz w:val="20"/>
+              </w:rPr>
+              <w:t>2.25 ± 0.14</w:t>
+            </w:r>
+          </w:p>
+        </w:tc>
+        <w:tc>
+          <w:tcPr>
+            <w:tcW w:type="dxa" w:w="960"/>
+          </w:tcPr>
+          <w:p>
+            <w:pPr>
+              <w:jc w:val="center"/>
+            </w:pPr>
+            <w:r>
+              <w:rPr>
+                <w:sz w:val="20"/>
+              </w:rPr>
+              <w:t>0.46 ± 0.06</w:t>
+            </w:r>
+          </w:p>
+        </w:tc>
+        <w:tc>
+          <w:tcPr>
+            <w:tcW w:type="dxa" w:w="960"/>
+          </w:tcPr>
+          <w:p>
+            <w:pPr>
+              <w:jc w:val="center"/>
+            </w:pPr>
+            <w:r>
+              <w:rPr>
+                <w:sz w:val="20"/>
+              </w:rPr>
+              <w:t>337</w:t>
             </w:r>
           </w:p>
         </w:tc>
@@ -1567,7 +2316,7 @@
       <w:tr>
         <w:tc>
           <w:tcPr>
-            <w:tcW w:type="dxa" w:w="1440"/>
+            <w:tcW w:type="dxa" w:w="960"/>
           </w:tcPr>
           <w:p>
             <w:pPr>
@@ -1583,7 +2332,7 @@
         </w:tc>
         <w:tc>
           <w:tcPr>
-            <w:tcW w:type="dxa" w:w="1440"/>
+            <w:tcW w:type="dxa" w:w="960"/>
           </w:tcPr>
           <w:p>
             <w:pPr>
@@ -1599,7 +2348,7 @@
         </w:tc>
         <w:tc>
           <w:tcPr>
-            <w:tcW w:type="dxa" w:w="1440"/>
+            <w:tcW w:type="dxa" w:w="960"/>
           </w:tcPr>
           <w:p>
             <w:pPr>
@@ -1615,7 +2364,7 @@
         </w:tc>
         <w:tc>
           <w:tcPr>
-            <w:tcW w:type="dxa" w:w="1440"/>
+            <w:tcW w:type="dxa" w:w="960"/>
           </w:tcPr>
           <w:p>
             <w:pPr>
@@ -1631,7 +2380,7 @@
         </w:tc>
         <w:tc>
           <w:tcPr>
-            <w:tcW w:type="dxa" w:w="1440"/>
+            <w:tcW w:type="dxa" w:w="960"/>
           </w:tcPr>
           <w:p>
             <w:pPr>
@@ -1647,7 +2396,7 @@
         </w:tc>
         <w:tc>
           <w:tcPr>
-            <w:tcW w:type="dxa" w:w="1440"/>
+            <w:tcW w:type="dxa" w:w="960"/>
           </w:tcPr>
           <w:p>
             <w:pPr>
@@ -1658,6 +2407,51 @@
                 <w:sz w:val="20"/>
               </w:rPr>
               <w:t>1496</w:t>
+            </w:r>
+          </w:p>
+        </w:tc>
+        <w:tc>
+          <w:tcPr>
+            <w:tcW w:type="dxa" w:w="960"/>
+          </w:tcPr>
+          <w:p>
+            <w:pPr>
+              <w:jc w:val="center"/>
+            </w:pPr>
+            <w:r>
+              <w:rPr>
+                <w:sz w:val="20"/>
+              </w:rPr>
+            </w:r>
+          </w:p>
+        </w:tc>
+        <w:tc>
+          <w:tcPr>
+            <w:tcW w:type="dxa" w:w="960"/>
+          </w:tcPr>
+          <w:p>
+            <w:pPr>
+              <w:jc w:val="center"/>
+            </w:pPr>
+            <w:r>
+              <w:rPr>
+                <w:sz w:val="20"/>
+              </w:rPr>
+            </w:r>
+          </w:p>
+        </w:tc>
+        <w:tc>
+          <w:tcPr>
+            <w:tcW w:type="dxa" w:w="960"/>
+          </w:tcPr>
+          <w:p>
+            <w:pPr>
+              <w:jc w:val="center"/>
+            </w:pPr>
+            <w:r>
+              <w:rPr>
+                <w:sz w:val="20"/>
+              </w:rPr>
             </w:r>
           </w:p>
         </w:tc>
@@ -1665,7 +2459,7 @@
       <w:tr>
         <w:tc>
           <w:tcPr>
-            <w:tcW w:type="dxa" w:w="1440"/>
+            <w:tcW w:type="dxa" w:w="960"/>
           </w:tcPr>
           <w:p>
             <w:pPr>
@@ -1681,7 +2475,7 @@
         </w:tc>
         <w:tc>
           <w:tcPr>
-            <w:tcW w:type="dxa" w:w="1440"/>
+            <w:tcW w:type="dxa" w:w="960"/>
           </w:tcPr>
           <w:p>
             <w:pPr>
@@ -1697,7 +2491,7 @@
         </w:tc>
         <w:tc>
           <w:tcPr>
-            <w:tcW w:type="dxa" w:w="1440"/>
+            <w:tcW w:type="dxa" w:w="960"/>
           </w:tcPr>
           <w:p>
             <w:pPr>
@@ -1713,46 +2507,94 @@
         </w:tc>
         <w:tc>
           <w:tcPr>
-            <w:tcW w:type="dxa" w:w="1440"/>
-          </w:tcPr>
-          <w:p>
-            <w:pPr>
-              <w:jc w:val="center"/>
-            </w:pPr>
-            <w:r>
-              <w:rPr>
-                <w:sz w:val="20"/>
-              </w:rPr>
-            </w:r>
-          </w:p>
-        </w:tc>
-        <w:tc>
-          <w:tcPr>
-            <w:tcW w:type="dxa" w:w="1440"/>
-          </w:tcPr>
-          <w:p>
-            <w:pPr>
-              <w:jc w:val="center"/>
-            </w:pPr>
-            <w:r>
-              <w:rPr>
-                <w:sz w:val="20"/>
-              </w:rPr>
-            </w:r>
-          </w:p>
-        </w:tc>
-        <w:tc>
-          <w:tcPr>
-            <w:tcW w:type="dxa" w:w="1440"/>
-          </w:tcPr>
-          <w:p>
-            <w:pPr>
-              <w:jc w:val="center"/>
-            </w:pPr>
-            <w:r>
-              <w:rPr>
-                <w:sz w:val="20"/>
-              </w:rPr>
+            <w:tcW w:type="dxa" w:w="960"/>
+          </w:tcPr>
+          <w:p>
+            <w:pPr>
+              <w:jc w:val="center"/>
+            </w:pPr>
+            <w:r>
+              <w:rPr>
+                <w:sz w:val="20"/>
+              </w:rPr>
+            </w:r>
+          </w:p>
+        </w:tc>
+        <w:tc>
+          <w:tcPr>
+            <w:tcW w:type="dxa" w:w="960"/>
+          </w:tcPr>
+          <w:p>
+            <w:pPr>
+              <w:jc w:val="center"/>
+            </w:pPr>
+            <w:r>
+              <w:rPr>
+                <w:sz w:val="20"/>
+              </w:rPr>
+            </w:r>
+          </w:p>
+        </w:tc>
+        <w:tc>
+          <w:tcPr>
+            <w:tcW w:type="dxa" w:w="960"/>
+          </w:tcPr>
+          <w:p>
+            <w:pPr>
+              <w:jc w:val="center"/>
+            </w:pPr>
+            <w:r>
+              <w:rPr>
+                <w:sz w:val="20"/>
+              </w:rPr>
+            </w:r>
+          </w:p>
+        </w:tc>
+        <w:tc>
+          <w:tcPr>
+            <w:tcW w:type="dxa" w:w="960"/>
+          </w:tcPr>
+          <w:p>
+            <w:pPr>
+              <w:jc w:val="center"/>
+            </w:pPr>
+            <w:r>
+              <w:rPr>
+                <w:sz w:val="20"/>
+              </w:rPr>
+              <w:t>2.19 ± 0.14</w:t>
+            </w:r>
+          </w:p>
+        </w:tc>
+        <w:tc>
+          <w:tcPr>
+            <w:tcW w:type="dxa" w:w="960"/>
+          </w:tcPr>
+          <w:p>
+            <w:pPr>
+              <w:jc w:val="center"/>
+            </w:pPr>
+            <w:r>
+              <w:rPr>
+                <w:sz w:val="20"/>
+              </w:rPr>
+              <w:t>0.49 ± 0.06</w:t>
+            </w:r>
+          </w:p>
+        </w:tc>
+        <w:tc>
+          <w:tcPr>
+            <w:tcW w:type="dxa" w:w="960"/>
+          </w:tcPr>
+          <w:p>
+            <w:pPr>
+              <w:jc w:val="center"/>
+            </w:pPr>
+            <w:r>
+              <w:rPr>
+                <w:sz w:val="20"/>
+              </w:rPr>
+              <w:t>316</w:t>
             </w:r>
           </w:p>
         </w:tc>
@@ -1760,7 +2602,7 @@
       <w:tr>
         <w:tc>
           <w:tcPr>
-            <w:tcW w:type="dxa" w:w="1440"/>
+            <w:tcW w:type="dxa" w:w="960"/>
           </w:tcPr>
           <w:p>
             <w:pPr>
@@ -1776,7 +2618,7 @@
         </w:tc>
         <w:tc>
           <w:tcPr>
-            <w:tcW w:type="dxa" w:w="1440"/>
+            <w:tcW w:type="dxa" w:w="960"/>
           </w:tcPr>
           <w:p>
             <w:pPr>
@@ -1792,7 +2634,7 @@
         </w:tc>
         <w:tc>
           <w:tcPr>
-            <w:tcW w:type="dxa" w:w="1440"/>
+            <w:tcW w:type="dxa" w:w="960"/>
           </w:tcPr>
           <w:p>
             <w:pPr>
@@ -1808,7 +2650,7 @@
         </w:tc>
         <w:tc>
           <w:tcPr>
-            <w:tcW w:type="dxa" w:w="1440"/>
+            <w:tcW w:type="dxa" w:w="960"/>
           </w:tcPr>
           <w:p>
             <w:pPr>
@@ -1824,7 +2666,7 @@
         </w:tc>
         <w:tc>
           <w:tcPr>
-            <w:tcW w:type="dxa" w:w="1440"/>
+            <w:tcW w:type="dxa" w:w="960"/>
           </w:tcPr>
           <w:p>
             <w:pPr>
@@ -1840,7 +2682,7 @@
         </w:tc>
         <w:tc>
           <w:tcPr>
-            <w:tcW w:type="dxa" w:w="1440"/>
+            <w:tcW w:type="dxa" w:w="960"/>
           </w:tcPr>
           <w:p>
             <w:pPr>
@@ -1851,6 +2693,54 @@
                 <w:sz w:val="20"/>
               </w:rPr>
               <w:t>1305</w:t>
+            </w:r>
+          </w:p>
+        </w:tc>
+        <w:tc>
+          <w:tcPr>
+            <w:tcW w:type="dxa" w:w="960"/>
+          </w:tcPr>
+          <w:p>
+            <w:pPr>
+              <w:jc w:val="center"/>
+            </w:pPr>
+            <w:r>
+              <w:rPr>
+                <w:sz w:val="20"/>
+              </w:rPr>
+              <w:t>2.26 ± 0.14</w:t>
+            </w:r>
+          </w:p>
+        </w:tc>
+        <w:tc>
+          <w:tcPr>
+            <w:tcW w:type="dxa" w:w="960"/>
+          </w:tcPr>
+          <w:p>
+            <w:pPr>
+              <w:jc w:val="center"/>
+            </w:pPr>
+            <w:r>
+              <w:rPr>
+                <w:sz w:val="20"/>
+              </w:rPr>
+              <w:t>0.46 ± 0.06</w:t>
+            </w:r>
+          </w:p>
+        </w:tc>
+        <w:tc>
+          <w:tcPr>
+            <w:tcW w:type="dxa" w:w="960"/>
+          </w:tcPr>
+          <w:p>
+            <w:pPr>
+              <w:jc w:val="center"/>
+            </w:pPr>
+            <w:r>
+              <w:rPr>
+                <w:sz w:val="20"/>
+              </w:rPr>
+              <w:t>343</w:t>
             </w:r>
           </w:p>
         </w:tc>
@@ -1858,7 +2748,7 @@
       <w:tr>
         <w:tc>
           <w:tcPr>
-            <w:tcW w:type="dxa" w:w="1440"/>
+            <w:tcW w:type="dxa" w:w="960"/>
           </w:tcPr>
           <w:p>
             <w:pPr>
@@ -1874,7 +2764,7 @@
         </w:tc>
         <w:tc>
           <w:tcPr>
-            <w:tcW w:type="dxa" w:w="1440"/>
+            <w:tcW w:type="dxa" w:w="960"/>
           </w:tcPr>
           <w:p>
             <w:pPr>
@@ -1890,7 +2780,7 @@
         </w:tc>
         <w:tc>
           <w:tcPr>
-            <w:tcW w:type="dxa" w:w="1440"/>
+            <w:tcW w:type="dxa" w:w="960"/>
           </w:tcPr>
           <w:p>
             <w:pPr>
@@ -1906,7 +2796,7 @@
         </w:tc>
         <w:tc>
           <w:tcPr>
-            <w:tcW w:type="dxa" w:w="1440"/>
+            <w:tcW w:type="dxa" w:w="960"/>
           </w:tcPr>
           <w:p>
             <w:pPr>
@@ -1922,7 +2812,7 @@
         </w:tc>
         <w:tc>
           <w:tcPr>
-            <w:tcW w:type="dxa" w:w="1440"/>
+            <w:tcW w:type="dxa" w:w="960"/>
           </w:tcPr>
           <w:p>
             <w:pPr>
@@ -1938,7 +2828,7 @@
         </w:tc>
         <w:tc>
           <w:tcPr>
-            <w:tcW w:type="dxa" w:w="1440"/>
+            <w:tcW w:type="dxa" w:w="960"/>
           </w:tcPr>
           <w:p>
             <w:pPr>
@@ -1949,6 +2839,51 @@
                 <w:sz w:val="20"/>
               </w:rPr>
               <w:t>2414</w:t>
+            </w:r>
+          </w:p>
+        </w:tc>
+        <w:tc>
+          <w:tcPr>
+            <w:tcW w:type="dxa" w:w="960"/>
+          </w:tcPr>
+          <w:p>
+            <w:pPr>
+              <w:jc w:val="center"/>
+            </w:pPr>
+            <w:r>
+              <w:rPr>
+                <w:sz w:val="20"/>
+              </w:rPr>
+            </w:r>
+          </w:p>
+        </w:tc>
+        <w:tc>
+          <w:tcPr>
+            <w:tcW w:type="dxa" w:w="960"/>
+          </w:tcPr>
+          <w:p>
+            <w:pPr>
+              <w:jc w:val="center"/>
+            </w:pPr>
+            <w:r>
+              <w:rPr>
+                <w:sz w:val="20"/>
+              </w:rPr>
+            </w:r>
+          </w:p>
+        </w:tc>
+        <w:tc>
+          <w:tcPr>
+            <w:tcW w:type="dxa" w:w="960"/>
+          </w:tcPr>
+          <w:p>
+            <w:pPr>
+              <w:jc w:val="center"/>
+            </w:pPr>
+            <w:r>
+              <w:rPr>
+                <w:sz w:val="20"/>
+              </w:rPr>
             </w:r>
           </w:p>
         </w:tc>
@@ -1956,7 +2891,7 @@
       <w:tr>
         <w:tc>
           <w:tcPr>
-            <w:tcW w:type="dxa" w:w="1440"/>
+            <w:tcW w:type="dxa" w:w="960"/>
           </w:tcPr>
           <w:p>
             <w:pPr>
@@ -1972,7 +2907,7 @@
         </w:tc>
         <w:tc>
           <w:tcPr>
-            <w:tcW w:type="dxa" w:w="1440"/>
+            <w:tcW w:type="dxa" w:w="960"/>
           </w:tcPr>
           <w:p>
             <w:pPr>
@@ -1988,7 +2923,7 @@
         </w:tc>
         <w:tc>
           <w:tcPr>
-            <w:tcW w:type="dxa" w:w="1440"/>
+            <w:tcW w:type="dxa" w:w="960"/>
           </w:tcPr>
           <w:p>
             <w:pPr>
@@ -2004,37 +2939,82 @@
         </w:tc>
         <w:tc>
           <w:tcPr>
-            <w:tcW w:type="dxa" w:w="1440"/>
-          </w:tcPr>
-          <w:p>
-            <w:pPr>
-              <w:jc w:val="center"/>
-            </w:pPr>
-            <w:r>
-              <w:rPr>
-                <w:sz w:val="20"/>
-              </w:rPr>
-            </w:r>
-          </w:p>
-        </w:tc>
-        <w:tc>
-          <w:tcPr>
-            <w:tcW w:type="dxa" w:w="1440"/>
-          </w:tcPr>
-          <w:p>
-            <w:pPr>
-              <w:jc w:val="center"/>
-            </w:pPr>
-            <w:r>
-              <w:rPr>
-                <w:sz w:val="20"/>
-              </w:rPr>
-            </w:r>
-          </w:p>
-        </w:tc>
-        <w:tc>
-          <w:tcPr>
-            <w:tcW w:type="dxa" w:w="1440"/>
+            <w:tcW w:type="dxa" w:w="960"/>
+          </w:tcPr>
+          <w:p>
+            <w:pPr>
+              <w:jc w:val="center"/>
+            </w:pPr>
+            <w:r>
+              <w:rPr>
+                <w:sz w:val="20"/>
+              </w:rPr>
+            </w:r>
+          </w:p>
+        </w:tc>
+        <w:tc>
+          <w:tcPr>
+            <w:tcW w:type="dxa" w:w="960"/>
+          </w:tcPr>
+          <w:p>
+            <w:pPr>
+              <w:jc w:val="center"/>
+            </w:pPr>
+            <w:r>
+              <w:rPr>
+                <w:sz w:val="20"/>
+              </w:rPr>
+            </w:r>
+          </w:p>
+        </w:tc>
+        <w:tc>
+          <w:tcPr>
+            <w:tcW w:type="dxa" w:w="960"/>
+          </w:tcPr>
+          <w:p>
+            <w:pPr>
+              <w:jc w:val="center"/>
+            </w:pPr>
+            <w:r>
+              <w:rPr>
+                <w:sz w:val="20"/>
+              </w:rPr>
+            </w:r>
+          </w:p>
+        </w:tc>
+        <w:tc>
+          <w:tcPr>
+            <w:tcW w:type="dxa" w:w="960"/>
+          </w:tcPr>
+          <w:p>
+            <w:pPr>
+              <w:jc w:val="center"/>
+            </w:pPr>
+            <w:r>
+              <w:rPr>
+                <w:sz w:val="20"/>
+              </w:rPr>
+            </w:r>
+          </w:p>
+        </w:tc>
+        <w:tc>
+          <w:tcPr>
+            <w:tcW w:type="dxa" w:w="960"/>
+          </w:tcPr>
+          <w:p>
+            <w:pPr>
+              <w:jc w:val="center"/>
+            </w:pPr>
+            <w:r>
+              <w:rPr>
+                <w:sz w:val="20"/>
+              </w:rPr>
+            </w:r>
+          </w:p>
+        </w:tc>
+        <w:tc>
+          <w:tcPr>
+            <w:tcW w:type="dxa" w:w="960"/>
           </w:tcPr>
           <w:p>
             <w:pPr>
@@ -2051,7 +3031,7 @@
       <w:tr>
         <w:tc>
           <w:tcPr>
-            <w:tcW w:type="dxa" w:w="1440"/>
+            <w:tcW w:type="dxa" w:w="960"/>
           </w:tcPr>
           <w:p>
             <w:pPr>
@@ -2067,7 +3047,7 @@
         </w:tc>
         <w:tc>
           <w:tcPr>
-            <w:tcW w:type="dxa" w:w="1440"/>
+            <w:tcW w:type="dxa" w:w="960"/>
           </w:tcPr>
           <w:p>
             <w:pPr>
@@ -2083,7 +3063,7 @@
         </w:tc>
         <w:tc>
           <w:tcPr>
-            <w:tcW w:type="dxa" w:w="1440"/>
+            <w:tcW w:type="dxa" w:w="960"/>
           </w:tcPr>
           <w:p>
             <w:pPr>
@@ -2099,7 +3079,7 @@
         </w:tc>
         <w:tc>
           <w:tcPr>
-            <w:tcW w:type="dxa" w:w="1440"/>
+            <w:tcW w:type="dxa" w:w="960"/>
           </w:tcPr>
           <w:p>
             <w:pPr>
@@ -2115,7 +3095,7 @@
         </w:tc>
         <w:tc>
           <w:tcPr>
-            <w:tcW w:type="dxa" w:w="1440"/>
+            <w:tcW w:type="dxa" w:w="960"/>
           </w:tcPr>
           <w:p>
             <w:pPr>
@@ -2131,7 +3111,7 @@
         </w:tc>
         <w:tc>
           <w:tcPr>
-            <w:tcW w:type="dxa" w:w="1440"/>
+            <w:tcW w:type="dxa" w:w="960"/>
           </w:tcPr>
           <w:p>
             <w:pPr>
@@ -2142,6 +3122,54 @@
                 <w:sz w:val="20"/>
               </w:rPr>
               <w:t>1931</w:t>
+            </w:r>
+          </w:p>
+        </w:tc>
+        <w:tc>
+          <w:tcPr>
+            <w:tcW w:type="dxa" w:w="960"/>
+          </w:tcPr>
+          <w:p>
+            <w:pPr>
+              <w:jc w:val="center"/>
+            </w:pPr>
+            <w:r>
+              <w:rPr>
+                <w:sz w:val="20"/>
+              </w:rPr>
+              <w:t>2.27 ± 0.14</w:t>
+            </w:r>
+          </w:p>
+        </w:tc>
+        <w:tc>
+          <w:tcPr>
+            <w:tcW w:type="dxa" w:w="960"/>
+          </w:tcPr>
+          <w:p>
+            <w:pPr>
+              <w:jc w:val="center"/>
+            </w:pPr>
+            <w:r>
+              <w:rPr>
+                <w:sz w:val="20"/>
+              </w:rPr>
+              <w:t>0.45 ± 0.06</w:t>
+            </w:r>
+          </w:p>
+        </w:tc>
+        <w:tc>
+          <w:tcPr>
+            <w:tcW w:type="dxa" w:w="960"/>
+          </w:tcPr>
+          <w:p>
+            <w:pPr>
+              <w:jc w:val="center"/>
+            </w:pPr>
+            <w:r>
+              <w:rPr>
+                <w:sz w:val="20"/>
+              </w:rPr>
+              <w:t>341</w:t>
             </w:r>
           </w:p>
         </w:tc>
@@ -2149,7 +3177,7 @@
       <w:tr>
         <w:tc>
           <w:tcPr>
-            <w:tcW w:type="dxa" w:w="1440"/>
+            <w:tcW w:type="dxa" w:w="960"/>
           </w:tcPr>
           <w:p>
             <w:pPr>
@@ -2165,7 +3193,7 @@
         </w:tc>
         <w:tc>
           <w:tcPr>
-            <w:tcW w:type="dxa" w:w="1440"/>
+            <w:tcW w:type="dxa" w:w="960"/>
           </w:tcPr>
           <w:p>
             <w:pPr>
@@ -2181,7 +3209,7 @@
         </w:tc>
         <w:tc>
           <w:tcPr>
-            <w:tcW w:type="dxa" w:w="1440"/>
+            <w:tcW w:type="dxa" w:w="960"/>
           </w:tcPr>
           <w:p>
             <w:pPr>
@@ -2197,37 +3225,82 @@
         </w:tc>
         <w:tc>
           <w:tcPr>
-            <w:tcW w:type="dxa" w:w="1440"/>
-          </w:tcPr>
-          <w:p>
-            <w:pPr>
-              <w:jc w:val="center"/>
-            </w:pPr>
-            <w:r>
-              <w:rPr>
-                <w:sz w:val="20"/>
-              </w:rPr>
-            </w:r>
-          </w:p>
-        </w:tc>
-        <w:tc>
-          <w:tcPr>
-            <w:tcW w:type="dxa" w:w="1440"/>
-          </w:tcPr>
-          <w:p>
-            <w:pPr>
-              <w:jc w:val="center"/>
-            </w:pPr>
-            <w:r>
-              <w:rPr>
-                <w:sz w:val="20"/>
-              </w:rPr>
-            </w:r>
-          </w:p>
-        </w:tc>
-        <w:tc>
-          <w:tcPr>
-            <w:tcW w:type="dxa" w:w="1440"/>
+            <w:tcW w:type="dxa" w:w="960"/>
+          </w:tcPr>
+          <w:p>
+            <w:pPr>
+              <w:jc w:val="center"/>
+            </w:pPr>
+            <w:r>
+              <w:rPr>
+                <w:sz w:val="20"/>
+              </w:rPr>
+            </w:r>
+          </w:p>
+        </w:tc>
+        <w:tc>
+          <w:tcPr>
+            <w:tcW w:type="dxa" w:w="960"/>
+          </w:tcPr>
+          <w:p>
+            <w:pPr>
+              <w:jc w:val="center"/>
+            </w:pPr>
+            <w:r>
+              <w:rPr>
+                <w:sz w:val="20"/>
+              </w:rPr>
+            </w:r>
+          </w:p>
+        </w:tc>
+        <w:tc>
+          <w:tcPr>
+            <w:tcW w:type="dxa" w:w="960"/>
+          </w:tcPr>
+          <w:p>
+            <w:pPr>
+              <w:jc w:val="center"/>
+            </w:pPr>
+            <w:r>
+              <w:rPr>
+                <w:sz w:val="20"/>
+              </w:rPr>
+            </w:r>
+          </w:p>
+        </w:tc>
+        <w:tc>
+          <w:tcPr>
+            <w:tcW w:type="dxa" w:w="960"/>
+          </w:tcPr>
+          <w:p>
+            <w:pPr>
+              <w:jc w:val="center"/>
+            </w:pPr>
+            <w:r>
+              <w:rPr>
+                <w:sz w:val="20"/>
+              </w:rPr>
+            </w:r>
+          </w:p>
+        </w:tc>
+        <w:tc>
+          <w:tcPr>
+            <w:tcW w:type="dxa" w:w="960"/>
+          </w:tcPr>
+          <w:p>
+            <w:pPr>
+              <w:jc w:val="center"/>
+            </w:pPr>
+            <w:r>
+              <w:rPr>
+                <w:sz w:val="20"/>
+              </w:rPr>
+            </w:r>
+          </w:p>
+        </w:tc>
+        <w:tc>
+          <w:tcPr>
+            <w:tcW w:type="dxa" w:w="960"/>
           </w:tcPr>
           <w:p>
             <w:pPr>
@@ -2244,7 +3317,7 @@
       <w:tr>
         <w:tc>
           <w:tcPr>
-            <w:tcW w:type="dxa" w:w="1440"/>
+            <w:tcW w:type="dxa" w:w="960"/>
           </w:tcPr>
           <w:p>
             <w:pPr>
@@ -2260,7 +3333,7 @@
         </w:tc>
         <w:tc>
           <w:tcPr>
-            <w:tcW w:type="dxa" w:w="1440"/>
+            <w:tcW w:type="dxa" w:w="960"/>
           </w:tcPr>
           <w:p>
             <w:pPr>
@@ -2276,7 +3349,7 @@
         </w:tc>
         <w:tc>
           <w:tcPr>
-            <w:tcW w:type="dxa" w:w="1440"/>
+            <w:tcW w:type="dxa" w:w="960"/>
           </w:tcPr>
           <w:p>
             <w:pPr>
@@ -2292,7 +3365,7 @@
         </w:tc>
         <w:tc>
           <w:tcPr>
-            <w:tcW w:type="dxa" w:w="1440"/>
+            <w:tcW w:type="dxa" w:w="960"/>
           </w:tcPr>
           <w:p>
             <w:pPr>
@@ -2308,7 +3381,7 @@
         </w:tc>
         <w:tc>
           <w:tcPr>
-            <w:tcW w:type="dxa" w:w="1440"/>
+            <w:tcW w:type="dxa" w:w="960"/>
           </w:tcPr>
           <w:p>
             <w:pPr>
@@ -2324,7 +3397,7 @@
         </w:tc>
         <w:tc>
           <w:tcPr>
-            <w:tcW w:type="dxa" w:w="1440"/>
+            <w:tcW w:type="dxa" w:w="960"/>
           </w:tcPr>
           <w:p>
             <w:pPr>
@@ -2335,6 +3408,51 @@
                 <w:sz w:val="20"/>
               </w:rPr>
               <w:t>558</w:t>
+            </w:r>
+          </w:p>
+        </w:tc>
+        <w:tc>
+          <w:tcPr>
+            <w:tcW w:type="dxa" w:w="960"/>
+          </w:tcPr>
+          <w:p>
+            <w:pPr>
+              <w:jc w:val="center"/>
+            </w:pPr>
+            <w:r>
+              <w:rPr>
+                <w:sz w:val="20"/>
+              </w:rPr>
+            </w:r>
+          </w:p>
+        </w:tc>
+        <w:tc>
+          <w:tcPr>
+            <w:tcW w:type="dxa" w:w="960"/>
+          </w:tcPr>
+          <w:p>
+            <w:pPr>
+              <w:jc w:val="center"/>
+            </w:pPr>
+            <w:r>
+              <w:rPr>
+                <w:sz w:val="20"/>
+              </w:rPr>
+            </w:r>
+          </w:p>
+        </w:tc>
+        <w:tc>
+          <w:tcPr>
+            <w:tcW w:type="dxa" w:w="960"/>
+          </w:tcPr>
+          <w:p>
+            <w:pPr>
+              <w:jc w:val="center"/>
+            </w:pPr>
+            <w:r>
+              <w:rPr>
+                <w:sz w:val="20"/>
+              </w:rPr>
             </w:r>
           </w:p>
         </w:tc>
@@ -2342,7 +3460,7 @@
       <w:tr>
         <w:tc>
           <w:tcPr>
-            <w:tcW w:type="dxa" w:w="1440"/>
+            <w:tcW w:type="dxa" w:w="960"/>
           </w:tcPr>
           <w:p>
             <w:pPr>
@@ -2358,7 +3476,7 @@
         </w:tc>
         <w:tc>
           <w:tcPr>
-            <w:tcW w:type="dxa" w:w="1440"/>
+            <w:tcW w:type="dxa" w:w="960"/>
           </w:tcPr>
           <w:p>
             <w:pPr>
@@ -2374,7 +3492,7 @@
         </w:tc>
         <w:tc>
           <w:tcPr>
-            <w:tcW w:type="dxa" w:w="1440"/>
+            <w:tcW w:type="dxa" w:w="960"/>
           </w:tcPr>
           <w:p>
             <w:pPr>
@@ -2390,7 +3508,7 @@
         </w:tc>
         <w:tc>
           <w:tcPr>
-            <w:tcW w:type="dxa" w:w="1440"/>
+            <w:tcW w:type="dxa" w:w="960"/>
           </w:tcPr>
           <w:p>
             <w:pPr>
@@ -2406,7 +3524,7 @@
         </w:tc>
         <w:tc>
           <w:tcPr>
-            <w:tcW w:type="dxa" w:w="1440"/>
+            <w:tcW w:type="dxa" w:w="960"/>
           </w:tcPr>
           <w:p>
             <w:pPr>
@@ -2422,7 +3540,7 @@
         </w:tc>
         <w:tc>
           <w:tcPr>
-            <w:tcW w:type="dxa" w:w="1440"/>
+            <w:tcW w:type="dxa" w:w="960"/>
           </w:tcPr>
           <w:p>
             <w:pPr>
@@ -2433,6 +3551,51 @@
                 <w:sz w:val="20"/>
               </w:rPr>
               <w:t>453</w:t>
+            </w:r>
+          </w:p>
+        </w:tc>
+        <w:tc>
+          <w:tcPr>
+            <w:tcW w:type="dxa" w:w="960"/>
+          </w:tcPr>
+          <w:p>
+            <w:pPr>
+              <w:jc w:val="center"/>
+            </w:pPr>
+            <w:r>
+              <w:rPr>
+                <w:sz w:val="20"/>
+              </w:rPr>
+            </w:r>
+          </w:p>
+        </w:tc>
+        <w:tc>
+          <w:tcPr>
+            <w:tcW w:type="dxa" w:w="960"/>
+          </w:tcPr>
+          <w:p>
+            <w:pPr>
+              <w:jc w:val="center"/>
+            </w:pPr>
+            <w:r>
+              <w:rPr>
+                <w:sz w:val="20"/>
+              </w:rPr>
+            </w:r>
+          </w:p>
+        </w:tc>
+        <w:tc>
+          <w:tcPr>
+            <w:tcW w:type="dxa" w:w="960"/>
+          </w:tcPr>
+          <w:p>
+            <w:pPr>
+              <w:jc w:val="center"/>
+            </w:pPr>
+            <w:r>
+              <w:rPr>
+                <w:sz w:val="20"/>
+              </w:rPr>
             </w:r>
           </w:p>
         </w:tc>
@@ -2440,7 +3603,7 @@
       <w:tr>
         <w:tc>
           <w:tcPr>
-            <w:tcW w:type="dxa" w:w="1440"/>
+            <w:tcW w:type="dxa" w:w="960"/>
           </w:tcPr>
           <w:p>
             <w:pPr>
@@ -2456,7 +3619,7 @@
         </w:tc>
         <w:tc>
           <w:tcPr>
-            <w:tcW w:type="dxa" w:w="1440"/>
+            <w:tcW w:type="dxa" w:w="960"/>
           </w:tcPr>
           <w:p>
             <w:pPr>
@@ -2472,7 +3635,7 @@
         </w:tc>
         <w:tc>
           <w:tcPr>
-            <w:tcW w:type="dxa" w:w="1440"/>
+            <w:tcW w:type="dxa" w:w="960"/>
           </w:tcPr>
           <w:p>
             <w:pPr>
@@ -2488,7 +3651,7 @@
         </w:tc>
         <w:tc>
           <w:tcPr>
-            <w:tcW w:type="dxa" w:w="1440"/>
+            <w:tcW w:type="dxa" w:w="960"/>
           </w:tcPr>
           <w:p>
             <w:pPr>
@@ -2504,7 +3667,7 @@
         </w:tc>
         <w:tc>
           <w:tcPr>
-            <w:tcW w:type="dxa" w:w="1440"/>
+            <w:tcW w:type="dxa" w:w="960"/>
           </w:tcPr>
           <w:p>
             <w:pPr>
@@ -2520,7 +3683,7 @@
         </w:tc>
         <w:tc>
           <w:tcPr>
-            <w:tcW w:type="dxa" w:w="1440"/>
+            <w:tcW w:type="dxa" w:w="960"/>
           </w:tcPr>
           <w:p>
             <w:pPr>
@@ -2531,6 +3694,51 @@
                 <w:sz w:val="20"/>
               </w:rPr>
               <w:t>563</w:t>
+            </w:r>
+          </w:p>
+        </w:tc>
+        <w:tc>
+          <w:tcPr>
+            <w:tcW w:type="dxa" w:w="960"/>
+          </w:tcPr>
+          <w:p>
+            <w:pPr>
+              <w:jc w:val="center"/>
+            </w:pPr>
+            <w:r>
+              <w:rPr>
+                <w:sz w:val="20"/>
+              </w:rPr>
+            </w:r>
+          </w:p>
+        </w:tc>
+        <w:tc>
+          <w:tcPr>
+            <w:tcW w:type="dxa" w:w="960"/>
+          </w:tcPr>
+          <w:p>
+            <w:pPr>
+              <w:jc w:val="center"/>
+            </w:pPr>
+            <w:r>
+              <w:rPr>
+                <w:sz w:val="20"/>
+              </w:rPr>
+            </w:r>
+          </w:p>
+        </w:tc>
+        <w:tc>
+          <w:tcPr>
+            <w:tcW w:type="dxa" w:w="960"/>
+          </w:tcPr>
+          <w:p>
+            <w:pPr>
+              <w:jc w:val="center"/>
+            </w:pPr>
+            <w:r>
+              <w:rPr>
+                <w:sz w:val="20"/>
+              </w:rPr>
             </w:r>
           </w:p>
         </w:tc>
@@ -2538,7 +3746,7 @@
       <w:tr>
         <w:tc>
           <w:tcPr>
-            <w:tcW w:type="dxa" w:w="1440"/>
+            <w:tcW w:type="dxa" w:w="960"/>
           </w:tcPr>
           <w:p>
             <w:pPr>
@@ -2554,7 +3762,7 @@
         </w:tc>
         <w:tc>
           <w:tcPr>
-            <w:tcW w:type="dxa" w:w="1440"/>
+            <w:tcW w:type="dxa" w:w="960"/>
           </w:tcPr>
           <w:p>
             <w:pPr>
@@ -2570,7 +3778,7 @@
         </w:tc>
         <w:tc>
           <w:tcPr>
-            <w:tcW w:type="dxa" w:w="1440"/>
+            <w:tcW w:type="dxa" w:w="960"/>
           </w:tcPr>
           <w:p>
             <w:pPr>
@@ -2586,37 +3794,82 @@
         </w:tc>
         <w:tc>
           <w:tcPr>
-            <w:tcW w:type="dxa" w:w="1440"/>
-          </w:tcPr>
-          <w:p>
-            <w:pPr>
-              <w:jc w:val="center"/>
-            </w:pPr>
-            <w:r>
-              <w:rPr>
-                <w:sz w:val="20"/>
-              </w:rPr>
-            </w:r>
-          </w:p>
-        </w:tc>
-        <w:tc>
-          <w:tcPr>
-            <w:tcW w:type="dxa" w:w="1440"/>
-          </w:tcPr>
-          <w:p>
-            <w:pPr>
-              <w:jc w:val="center"/>
-            </w:pPr>
-            <w:r>
-              <w:rPr>
-                <w:sz w:val="20"/>
-              </w:rPr>
-            </w:r>
-          </w:p>
-        </w:tc>
-        <w:tc>
-          <w:tcPr>
-            <w:tcW w:type="dxa" w:w="1440"/>
+            <w:tcW w:type="dxa" w:w="960"/>
+          </w:tcPr>
+          <w:p>
+            <w:pPr>
+              <w:jc w:val="center"/>
+            </w:pPr>
+            <w:r>
+              <w:rPr>
+                <w:sz w:val="20"/>
+              </w:rPr>
+            </w:r>
+          </w:p>
+        </w:tc>
+        <w:tc>
+          <w:tcPr>
+            <w:tcW w:type="dxa" w:w="960"/>
+          </w:tcPr>
+          <w:p>
+            <w:pPr>
+              <w:jc w:val="center"/>
+            </w:pPr>
+            <w:r>
+              <w:rPr>
+                <w:sz w:val="20"/>
+              </w:rPr>
+            </w:r>
+          </w:p>
+        </w:tc>
+        <w:tc>
+          <w:tcPr>
+            <w:tcW w:type="dxa" w:w="960"/>
+          </w:tcPr>
+          <w:p>
+            <w:pPr>
+              <w:jc w:val="center"/>
+            </w:pPr>
+            <w:r>
+              <w:rPr>
+                <w:sz w:val="20"/>
+              </w:rPr>
+            </w:r>
+          </w:p>
+        </w:tc>
+        <w:tc>
+          <w:tcPr>
+            <w:tcW w:type="dxa" w:w="960"/>
+          </w:tcPr>
+          <w:p>
+            <w:pPr>
+              <w:jc w:val="center"/>
+            </w:pPr>
+            <w:r>
+              <w:rPr>
+                <w:sz w:val="20"/>
+              </w:rPr>
+            </w:r>
+          </w:p>
+        </w:tc>
+        <w:tc>
+          <w:tcPr>
+            <w:tcW w:type="dxa" w:w="960"/>
+          </w:tcPr>
+          <w:p>
+            <w:pPr>
+              <w:jc w:val="center"/>
+            </w:pPr>
+            <w:r>
+              <w:rPr>
+                <w:sz w:val="20"/>
+              </w:rPr>
+            </w:r>
+          </w:p>
+        </w:tc>
+        <w:tc>
+          <w:tcPr>
+            <w:tcW w:type="dxa" w:w="960"/>
           </w:tcPr>
           <w:p>
             <w:pPr>
@@ -2633,7 +3886,7 @@
       <w:tr>
         <w:tc>
           <w:tcPr>
-            <w:tcW w:type="dxa" w:w="1440"/>
+            <w:tcW w:type="dxa" w:w="960"/>
           </w:tcPr>
           <w:p>
             <w:pPr>
@@ -2649,7 +3902,7 @@
         </w:tc>
         <w:tc>
           <w:tcPr>
-            <w:tcW w:type="dxa" w:w="1440"/>
+            <w:tcW w:type="dxa" w:w="960"/>
           </w:tcPr>
           <w:p>
             <w:pPr>
@@ -2665,7 +3918,7 @@
         </w:tc>
         <w:tc>
           <w:tcPr>
-            <w:tcW w:type="dxa" w:w="1440"/>
+            <w:tcW w:type="dxa" w:w="960"/>
           </w:tcPr>
           <w:p>
             <w:pPr>
@@ -2681,7 +3934,7 @@
         </w:tc>
         <w:tc>
           <w:tcPr>
-            <w:tcW w:type="dxa" w:w="1440"/>
+            <w:tcW w:type="dxa" w:w="960"/>
           </w:tcPr>
           <w:p>
             <w:pPr>
@@ -2697,7 +3950,7 @@
         </w:tc>
         <w:tc>
           <w:tcPr>
-            <w:tcW w:type="dxa" w:w="1440"/>
+            <w:tcW w:type="dxa" w:w="960"/>
           </w:tcPr>
           <w:p>
             <w:pPr>
@@ -2713,7 +3966,7 @@
         </w:tc>
         <w:tc>
           <w:tcPr>
-            <w:tcW w:type="dxa" w:w="1440"/>
+            <w:tcW w:type="dxa" w:w="960"/>
           </w:tcPr>
           <w:p>
             <w:pPr>
@@ -2724,6 +3977,54 @@
                 <w:sz w:val="20"/>
               </w:rPr>
               <w:t>918</w:t>
+            </w:r>
+          </w:p>
+        </w:tc>
+        <w:tc>
+          <w:tcPr>
+            <w:tcW w:type="dxa" w:w="960"/>
+          </w:tcPr>
+          <w:p>
+            <w:pPr>
+              <w:jc w:val="center"/>
+            </w:pPr>
+            <w:r>
+              <w:rPr>
+                <w:sz w:val="20"/>
+              </w:rPr>
+              <w:t>2.22 ± 0.14</w:t>
+            </w:r>
+          </w:p>
+        </w:tc>
+        <w:tc>
+          <w:tcPr>
+            <w:tcW w:type="dxa" w:w="960"/>
+          </w:tcPr>
+          <w:p>
+            <w:pPr>
+              <w:jc w:val="center"/>
+            </w:pPr>
+            <w:r>
+              <w:rPr>
+                <w:sz w:val="20"/>
+              </w:rPr>
+              <w:t>0.48 ± 0.05</w:t>
+            </w:r>
+          </w:p>
+        </w:tc>
+        <w:tc>
+          <w:tcPr>
+            <w:tcW w:type="dxa" w:w="960"/>
+          </w:tcPr>
+          <w:p>
+            <w:pPr>
+              <w:jc w:val="center"/>
+            </w:pPr>
+            <w:r>
+              <w:rPr>
+                <w:sz w:val="20"/>
+              </w:rPr>
+              <w:t>311</w:t>
             </w:r>
           </w:p>
         </w:tc>
@@ -2731,7 +4032,7 @@
       <w:tr>
         <w:tc>
           <w:tcPr>
-            <w:tcW w:type="dxa" w:w="1440"/>
+            <w:tcW w:type="dxa" w:w="960"/>
           </w:tcPr>
           <w:p>
             <w:pPr>
@@ -2747,7 +4048,7 @@
         </w:tc>
         <w:tc>
           <w:tcPr>
-            <w:tcW w:type="dxa" w:w="1440"/>
+            <w:tcW w:type="dxa" w:w="960"/>
           </w:tcPr>
           <w:p>
             <w:pPr>
@@ -2763,7 +4064,7 @@
         </w:tc>
         <w:tc>
           <w:tcPr>
-            <w:tcW w:type="dxa" w:w="1440"/>
+            <w:tcW w:type="dxa" w:w="960"/>
           </w:tcPr>
           <w:p>
             <w:pPr>
@@ -2779,37 +4080,82 @@
         </w:tc>
         <w:tc>
           <w:tcPr>
-            <w:tcW w:type="dxa" w:w="1440"/>
-          </w:tcPr>
-          <w:p>
-            <w:pPr>
-              <w:jc w:val="center"/>
-            </w:pPr>
-            <w:r>
-              <w:rPr>
-                <w:sz w:val="20"/>
-              </w:rPr>
-            </w:r>
-          </w:p>
-        </w:tc>
-        <w:tc>
-          <w:tcPr>
-            <w:tcW w:type="dxa" w:w="1440"/>
-          </w:tcPr>
-          <w:p>
-            <w:pPr>
-              <w:jc w:val="center"/>
-            </w:pPr>
-            <w:r>
-              <w:rPr>
-                <w:sz w:val="20"/>
-              </w:rPr>
-            </w:r>
-          </w:p>
-        </w:tc>
-        <w:tc>
-          <w:tcPr>
-            <w:tcW w:type="dxa" w:w="1440"/>
+            <w:tcW w:type="dxa" w:w="960"/>
+          </w:tcPr>
+          <w:p>
+            <w:pPr>
+              <w:jc w:val="center"/>
+            </w:pPr>
+            <w:r>
+              <w:rPr>
+                <w:sz w:val="20"/>
+              </w:rPr>
+            </w:r>
+          </w:p>
+        </w:tc>
+        <w:tc>
+          <w:tcPr>
+            <w:tcW w:type="dxa" w:w="960"/>
+          </w:tcPr>
+          <w:p>
+            <w:pPr>
+              <w:jc w:val="center"/>
+            </w:pPr>
+            <w:r>
+              <w:rPr>
+                <w:sz w:val="20"/>
+              </w:rPr>
+            </w:r>
+          </w:p>
+        </w:tc>
+        <w:tc>
+          <w:tcPr>
+            <w:tcW w:type="dxa" w:w="960"/>
+          </w:tcPr>
+          <w:p>
+            <w:pPr>
+              <w:jc w:val="center"/>
+            </w:pPr>
+            <w:r>
+              <w:rPr>
+                <w:sz w:val="20"/>
+              </w:rPr>
+            </w:r>
+          </w:p>
+        </w:tc>
+        <w:tc>
+          <w:tcPr>
+            <w:tcW w:type="dxa" w:w="960"/>
+          </w:tcPr>
+          <w:p>
+            <w:pPr>
+              <w:jc w:val="center"/>
+            </w:pPr>
+            <w:r>
+              <w:rPr>
+                <w:sz w:val="20"/>
+              </w:rPr>
+            </w:r>
+          </w:p>
+        </w:tc>
+        <w:tc>
+          <w:tcPr>
+            <w:tcW w:type="dxa" w:w="960"/>
+          </w:tcPr>
+          <w:p>
+            <w:pPr>
+              <w:jc w:val="center"/>
+            </w:pPr>
+            <w:r>
+              <w:rPr>
+                <w:sz w:val="20"/>
+              </w:rPr>
+            </w:r>
+          </w:p>
+        </w:tc>
+        <w:tc>
+          <w:tcPr>
+            <w:tcW w:type="dxa" w:w="960"/>
           </w:tcPr>
           <w:p>
             <w:pPr>
@@ -2826,7 +4172,7 @@
       <w:tr>
         <w:tc>
           <w:tcPr>
-            <w:tcW w:type="dxa" w:w="1440"/>
+            <w:tcW w:type="dxa" w:w="960"/>
           </w:tcPr>
           <w:p>
             <w:pPr>
@@ -2842,7 +4188,7 @@
         </w:tc>
         <w:tc>
           <w:tcPr>
-            <w:tcW w:type="dxa" w:w="1440"/>
+            <w:tcW w:type="dxa" w:w="960"/>
           </w:tcPr>
           <w:p>
             <w:pPr>
@@ -2858,7 +4204,7 @@
         </w:tc>
         <w:tc>
           <w:tcPr>
-            <w:tcW w:type="dxa" w:w="1440"/>
+            <w:tcW w:type="dxa" w:w="960"/>
           </w:tcPr>
           <w:p>
             <w:pPr>
@@ -2874,37 +4220,82 @@
         </w:tc>
         <w:tc>
           <w:tcPr>
-            <w:tcW w:type="dxa" w:w="1440"/>
-          </w:tcPr>
-          <w:p>
-            <w:pPr>
-              <w:jc w:val="center"/>
-            </w:pPr>
-            <w:r>
-              <w:rPr>
-                <w:sz w:val="20"/>
-              </w:rPr>
-            </w:r>
-          </w:p>
-        </w:tc>
-        <w:tc>
-          <w:tcPr>
-            <w:tcW w:type="dxa" w:w="1440"/>
-          </w:tcPr>
-          <w:p>
-            <w:pPr>
-              <w:jc w:val="center"/>
-            </w:pPr>
-            <w:r>
-              <w:rPr>
-                <w:sz w:val="20"/>
-              </w:rPr>
-            </w:r>
-          </w:p>
-        </w:tc>
-        <w:tc>
-          <w:tcPr>
-            <w:tcW w:type="dxa" w:w="1440"/>
+            <w:tcW w:type="dxa" w:w="960"/>
+          </w:tcPr>
+          <w:p>
+            <w:pPr>
+              <w:jc w:val="center"/>
+            </w:pPr>
+            <w:r>
+              <w:rPr>
+                <w:sz w:val="20"/>
+              </w:rPr>
+            </w:r>
+          </w:p>
+        </w:tc>
+        <w:tc>
+          <w:tcPr>
+            <w:tcW w:type="dxa" w:w="960"/>
+          </w:tcPr>
+          <w:p>
+            <w:pPr>
+              <w:jc w:val="center"/>
+            </w:pPr>
+            <w:r>
+              <w:rPr>
+                <w:sz w:val="20"/>
+              </w:rPr>
+            </w:r>
+          </w:p>
+        </w:tc>
+        <w:tc>
+          <w:tcPr>
+            <w:tcW w:type="dxa" w:w="960"/>
+          </w:tcPr>
+          <w:p>
+            <w:pPr>
+              <w:jc w:val="center"/>
+            </w:pPr>
+            <w:r>
+              <w:rPr>
+                <w:sz w:val="20"/>
+              </w:rPr>
+            </w:r>
+          </w:p>
+        </w:tc>
+        <w:tc>
+          <w:tcPr>
+            <w:tcW w:type="dxa" w:w="960"/>
+          </w:tcPr>
+          <w:p>
+            <w:pPr>
+              <w:jc w:val="center"/>
+            </w:pPr>
+            <w:r>
+              <w:rPr>
+                <w:sz w:val="20"/>
+              </w:rPr>
+            </w:r>
+          </w:p>
+        </w:tc>
+        <w:tc>
+          <w:tcPr>
+            <w:tcW w:type="dxa" w:w="960"/>
+          </w:tcPr>
+          <w:p>
+            <w:pPr>
+              <w:jc w:val="center"/>
+            </w:pPr>
+            <w:r>
+              <w:rPr>
+                <w:sz w:val="20"/>
+              </w:rPr>
+            </w:r>
+          </w:p>
+        </w:tc>
+        <w:tc>
+          <w:tcPr>
+            <w:tcW w:type="dxa" w:w="960"/>
           </w:tcPr>
           <w:p>
             <w:pPr>
@@ -2921,7 +4312,7 @@
       <w:tr>
         <w:tc>
           <w:tcPr>
-            <w:tcW w:type="dxa" w:w="1440"/>
+            <w:tcW w:type="dxa" w:w="960"/>
           </w:tcPr>
           <w:p>
             <w:pPr>
@@ -2937,7 +4328,7 @@
         </w:tc>
         <w:tc>
           <w:tcPr>
-            <w:tcW w:type="dxa" w:w="1440"/>
+            <w:tcW w:type="dxa" w:w="960"/>
           </w:tcPr>
           <w:p>
             <w:pPr>
@@ -2953,7 +4344,7 @@
         </w:tc>
         <w:tc>
           <w:tcPr>
-            <w:tcW w:type="dxa" w:w="1440"/>
+            <w:tcW w:type="dxa" w:w="960"/>
           </w:tcPr>
           <w:p>
             <w:pPr>
@@ -2969,7 +4360,7 @@
         </w:tc>
         <w:tc>
           <w:tcPr>
-            <w:tcW w:type="dxa" w:w="1440"/>
+            <w:tcW w:type="dxa" w:w="960"/>
           </w:tcPr>
           <w:p>
             <w:pPr>
@@ -2985,7 +4376,7 @@
         </w:tc>
         <w:tc>
           <w:tcPr>
-            <w:tcW w:type="dxa" w:w="1440"/>
+            <w:tcW w:type="dxa" w:w="960"/>
           </w:tcPr>
           <w:p>
             <w:pPr>
@@ -3001,7 +4392,7 @@
         </w:tc>
         <w:tc>
           <w:tcPr>
-            <w:tcW w:type="dxa" w:w="1440"/>
+            <w:tcW w:type="dxa" w:w="960"/>
           </w:tcPr>
           <w:p>
             <w:pPr>
@@ -3012,6 +4403,54 @@
                 <w:sz w:val="20"/>
               </w:rPr>
               <w:t>1567</w:t>
+            </w:r>
+          </w:p>
+        </w:tc>
+        <w:tc>
+          <w:tcPr>
+            <w:tcW w:type="dxa" w:w="960"/>
+          </w:tcPr>
+          <w:p>
+            <w:pPr>
+              <w:jc w:val="center"/>
+            </w:pPr>
+            <w:r>
+              <w:rPr>
+                <w:sz w:val="20"/>
+              </w:rPr>
+              <w:t>2.24 ± 0.14</w:t>
+            </w:r>
+          </w:p>
+        </w:tc>
+        <w:tc>
+          <w:tcPr>
+            <w:tcW w:type="dxa" w:w="960"/>
+          </w:tcPr>
+          <w:p>
+            <w:pPr>
+              <w:jc w:val="center"/>
+            </w:pPr>
+            <w:r>
+              <w:rPr>
+                <w:sz w:val="20"/>
+              </w:rPr>
+              <w:t>0.47 ± 0.05</w:t>
+            </w:r>
+          </w:p>
+        </w:tc>
+        <w:tc>
+          <w:tcPr>
+            <w:tcW w:type="dxa" w:w="960"/>
+          </w:tcPr>
+          <w:p>
+            <w:pPr>
+              <w:jc w:val="center"/>
+            </w:pPr>
+            <w:r>
+              <w:rPr>
+                <w:sz w:val="20"/>
+              </w:rPr>
+              <w:t>317</w:t>
             </w:r>
           </w:p>
         </w:tc>
@@ -3019,7 +4458,7 @@
       <w:tr>
         <w:tc>
           <w:tcPr>
-            <w:tcW w:type="dxa" w:w="1440"/>
+            <w:tcW w:type="dxa" w:w="960"/>
           </w:tcPr>
           <w:p>
             <w:pPr>
@@ -3035,7 +4474,7 @@
         </w:tc>
         <w:tc>
           <w:tcPr>
-            <w:tcW w:type="dxa" w:w="1440"/>
+            <w:tcW w:type="dxa" w:w="960"/>
           </w:tcPr>
           <w:p>
             <w:pPr>
@@ -3051,7 +4490,7 @@
         </w:tc>
         <w:tc>
           <w:tcPr>
-            <w:tcW w:type="dxa" w:w="1440"/>
+            <w:tcW w:type="dxa" w:w="960"/>
           </w:tcPr>
           <w:p>
             <w:pPr>
@@ -3067,37 +4506,82 @@
         </w:tc>
         <w:tc>
           <w:tcPr>
-            <w:tcW w:type="dxa" w:w="1440"/>
-          </w:tcPr>
-          <w:p>
-            <w:pPr>
-              <w:jc w:val="center"/>
-            </w:pPr>
-            <w:r>
-              <w:rPr>
-                <w:sz w:val="20"/>
-              </w:rPr>
-            </w:r>
-          </w:p>
-        </w:tc>
-        <w:tc>
-          <w:tcPr>
-            <w:tcW w:type="dxa" w:w="1440"/>
-          </w:tcPr>
-          <w:p>
-            <w:pPr>
-              <w:jc w:val="center"/>
-            </w:pPr>
-            <w:r>
-              <w:rPr>
-                <w:sz w:val="20"/>
-              </w:rPr>
-            </w:r>
-          </w:p>
-        </w:tc>
-        <w:tc>
-          <w:tcPr>
-            <w:tcW w:type="dxa" w:w="1440"/>
+            <w:tcW w:type="dxa" w:w="960"/>
+          </w:tcPr>
+          <w:p>
+            <w:pPr>
+              <w:jc w:val="center"/>
+            </w:pPr>
+            <w:r>
+              <w:rPr>
+                <w:sz w:val="20"/>
+              </w:rPr>
+            </w:r>
+          </w:p>
+        </w:tc>
+        <w:tc>
+          <w:tcPr>
+            <w:tcW w:type="dxa" w:w="960"/>
+          </w:tcPr>
+          <w:p>
+            <w:pPr>
+              <w:jc w:val="center"/>
+            </w:pPr>
+            <w:r>
+              <w:rPr>
+                <w:sz w:val="20"/>
+              </w:rPr>
+            </w:r>
+          </w:p>
+        </w:tc>
+        <w:tc>
+          <w:tcPr>
+            <w:tcW w:type="dxa" w:w="960"/>
+          </w:tcPr>
+          <w:p>
+            <w:pPr>
+              <w:jc w:val="center"/>
+            </w:pPr>
+            <w:r>
+              <w:rPr>
+                <w:sz w:val="20"/>
+              </w:rPr>
+            </w:r>
+          </w:p>
+        </w:tc>
+        <w:tc>
+          <w:tcPr>
+            <w:tcW w:type="dxa" w:w="960"/>
+          </w:tcPr>
+          <w:p>
+            <w:pPr>
+              <w:jc w:val="center"/>
+            </w:pPr>
+            <w:r>
+              <w:rPr>
+                <w:sz w:val="20"/>
+              </w:rPr>
+            </w:r>
+          </w:p>
+        </w:tc>
+        <w:tc>
+          <w:tcPr>
+            <w:tcW w:type="dxa" w:w="960"/>
+          </w:tcPr>
+          <w:p>
+            <w:pPr>
+              <w:jc w:val="center"/>
+            </w:pPr>
+            <w:r>
+              <w:rPr>
+                <w:sz w:val="20"/>
+              </w:rPr>
+            </w:r>
+          </w:p>
+        </w:tc>
+        <w:tc>
+          <w:tcPr>
+            <w:tcW w:type="dxa" w:w="960"/>
           </w:tcPr>
           <w:p>
             <w:pPr>
@@ -3114,7 +4598,7 @@
       <w:tr>
         <w:tc>
           <w:tcPr>
-            <w:tcW w:type="dxa" w:w="1440"/>
+            <w:tcW w:type="dxa" w:w="960"/>
           </w:tcPr>
           <w:p>
             <w:pPr>
@@ -3130,7 +4614,7 @@
         </w:tc>
         <w:tc>
           <w:tcPr>
-            <w:tcW w:type="dxa" w:w="1440"/>
+            <w:tcW w:type="dxa" w:w="960"/>
           </w:tcPr>
           <w:p>
             <w:pPr>
@@ -3146,7 +4630,7 @@
         </w:tc>
         <w:tc>
           <w:tcPr>
-            <w:tcW w:type="dxa" w:w="1440"/>
+            <w:tcW w:type="dxa" w:w="960"/>
           </w:tcPr>
           <w:p>
             <w:pPr>
@@ -3162,37 +4646,82 @@
         </w:tc>
         <w:tc>
           <w:tcPr>
-            <w:tcW w:type="dxa" w:w="1440"/>
-          </w:tcPr>
-          <w:p>
-            <w:pPr>
-              <w:jc w:val="center"/>
-            </w:pPr>
-            <w:r>
-              <w:rPr>
-                <w:sz w:val="20"/>
-              </w:rPr>
-            </w:r>
-          </w:p>
-        </w:tc>
-        <w:tc>
-          <w:tcPr>
-            <w:tcW w:type="dxa" w:w="1440"/>
-          </w:tcPr>
-          <w:p>
-            <w:pPr>
-              <w:jc w:val="center"/>
-            </w:pPr>
-            <w:r>
-              <w:rPr>
-                <w:sz w:val="20"/>
-              </w:rPr>
-            </w:r>
-          </w:p>
-        </w:tc>
-        <w:tc>
-          <w:tcPr>
-            <w:tcW w:type="dxa" w:w="1440"/>
+            <w:tcW w:type="dxa" w:w="960"/>
+          </w:tcPr>
+          <w:p>
+            <w:pPr>
+              <w:jc w:val="center"/>
+            </w:pPr>
+            <w:r>
+              <w:rPr>
+                <w:sz w:val="20"/>
+              </w:rPr>
+            </w:r>
+          </w:p>
+        </w:tc>
+        <w:tc>
+          <w:tcPr>
+            <w:tcW w:type="dxa" w:w="960"/>
+          </w:tcPr>
+          <w:p>
+            <w:pPr>
+              <w:jc w:val="center"/>
+            </w:pPr>
+            <w:r>
+              <w:rPr>
+                <w:sz w:val="20"/>
+              </w:rPr>
+            </w:r>
+          </w:p>
+        </w:tc>
+        <w:tc>
+          <w:tcPr>
+            <w:tcW w:type="dxa" w:w="960"/>
+          </w:tcPr>
+          <w:p>
+            <w:pPr>
+              <w:jc w:val="center"/>
+            </w:pPr>
+            <w:r>
+              <w:rPr>
+                <w:sz w:val="20"/>
+              </w:rPr>
+            </w:r>
+          </w:p>
+        </w:tc>
+        <w:tc>
+          <w:tcPr>
+            <w:tcW w:type="dxa" w:w="960"/>
+          </w:tcPr>
+          <w:p>
+            <w:pPr>
+              <w:jc w:val="center"/>
+            </w:pPr>
+            <w:r>
+              <w:rPr>
+                <w:sz w:val="20"/>
+              </w:rPr>
+            </w:r>
+          </w:p>
+        </w:tc>
+        <w:tc>
+          <w:tcPr>
+            <w:tcW w:type="dxa" w:w="960"/>
+          </w:tcPr>
+          <w:p>
+            <w:pPr>
+              <w:jc w:val="center"/>
+            </w:pPr>
+            <w:r>
+              <w:rPr>
+                <w:sz w:val="20"/>
+              </w:rPr>
+            </w:r>
+          </w:p>
+        </w:tc>
+        <w:tc>
+          <w:tcPr>
+            <w:tcW w:type="dxa" w:w="960"/>
           </w:tcPr>
           <w:p>
             <w:pPr>
@@ -3209,7 +4738,7 @@
       <w:tr>
         <w:tc>
           <w:tcPr>
-            <w:tcW w:type="dxa" w:w="1440"/>
+            <w:tcW w:type="dxa" w:w="960"/>
           </w:tcPr>
           <w:p>
             <w:pPr>
@@ -3225,7 +4754,7 @@
         </w:tc>
         <w:tc>
           <w:tcPr>
-            <w:tcW w:type="dxa" w:w="1440"/>
+            <w:tcW w:type="dxa" w:w="960"/>
           </w:tcPr>
           <w:p>
             <w:pPr>
@@ -3241,7 +4770,7 @@
         </w:tc>
         <w:tc>
           <w:tcPr>
-            <w:tcW w:type="dxa" w:w="1440"/>
+            <w:tcW w:type="dxa" w:w="960"/>
           </w:tcPr>
           <w:p>
             <w:pPr>
@@ -3257,7 +4786,7 @@
         </w:tc>
         <w:tc>
           <w:tcPr>
-            <w:tcW w:type="dxa" w:w="1440"/>
+            <w:tcW w:type="dxa" w:w="960"/>
           </w:tcPr>
           <w:p>
             <w:pPr>
@@ -3273,7 +4802,7 @@
         </w:tc>
         <w:tc>
           <w:tcPr>
-            <w:tcW w:type="dxa" w:w="1440"/>
+            <w:tcW w:type="dxa" w:w="960"/>
           </w:tcPr>
           <w:p>
             <w:pPr>
@@ -3289,7 +4818,7 @@
         </w:tc>
         <w:tc>
           <w:tcPr>
-            <w:tcW w:type="dxa" w:w="1440"/>
+            <w:tcW w:type="dxa" w:w="960"/>
           </w:tcPr>
           <w:p>
             <w:pPr>
@@ -3300,6 +4829,51 @@
                 <w:sz w:val="20"/>
               </w:rPr>
               <w:t>4307</w:t>
+            </w:r>
+          </w:p>
+        </w:tc>
+        <w:tc>
+          <w:tcPr>
+            <w:tcW w:type="dxa" w:w="960"/>
+          </w:tcPr>
+          <w:p>
+            <w:pPr>
+              <w:jc w:val="center"/>
+            </w:pPr>
+            <w:r>
+              <w:rPr>
+                <w:sz w:val="20"/>
+              </w:rPr>
+            </w:r>
+          </w:p>
+        </w:tc>
+        <w:tc>
+          <w:tcPr>
+            <w:tcW w:type="dxa" w:w="960"/>
+          </w:tcPr>
+          <w:p>
+            <w:pPr>
+              <w:jc w:val="center"/>
+            </w:pPr>
+            <w:r>
+              <w:rPr>
+                <w:sz w:val="20"/>
+              </w:rPr>
+            </w:r>
+          </w:p>
+        </w:tc>
+        <w:tc>
+          <w:tcPr>
+            <w:tcW w:type="dxa" w:w="960"/>
+          </w:tcPr>
+          <w:p>
+            <w:pPr>
+              <w:jc w:val="center"/>
+            </w:pPr>
+            <w:r>
+              <w:rPr>
+                <w:sz w:val="20"/>
+              </w:rPr>
             </w:r>
           </w:p>
         </w:tc>
@@ -3307,7 +4881,7 @@
       <w:tr>
         <w:tc>
           <w:tcPr>
-            <w:tcW w:type="dxa" w:w="1440"/>
+            <w:tcW w:type="dxa" w:w="960"/>
           </w:tcPr>
           <w:p>
             <w:pPr>
@@ -3323,7 +4897,7 @@
         </w:tc>
         <w:tc>
           <w:tcPr>
-            <w:tcW w:type="dxa" w:w="1440"/>
+            <w:tcW w:type="dxa" w:w="960"/>
           </w:tcPr>
           <w:p>
             <w:pPr>
@@ -3339,7 +4913,7 @@
         </w:tc>
         <w:tc>
           <w:tcPr>
-            <w:tcW w:type="dxa" w:w="1440"/>
+            <w:tcW w:type="dxa" w:w="960"/>
           </w:tcPr>
           <w:p>
             <w:pPr>
@@ -3355,7 +4929,7 @@
         </w:tc>
         <w:tc>
           <w:tcPr>
-            <w:tcW w:type="dxa" w:w="1440"/>
+            <w:tcW w:type="dxa" w:w="960"/>
           </w:tcPr>
           <w:p>
             <w:pPr>
@@ -3371,7 +4945,7 @@
         </w:tc>
         <w:tc>
           <w:tcPr>
-            <w:tcW w:type="dxa" w:w="1440"/>
+            <w:tcW w:type="dxa" w:w="960"/>
           </w:tcPr>
           <w:p>
             <w:pPr>
@@ -3387,7 +4961,7 @@
         </w:tc>
         <w:tc>
           <w:tcPr>
-            <w:tcW w:type="dxa" w:w="1440"/>
+            <w:tcW w:type="dxa" w:w="960"/>
           </w:tcPr>
           <w:p>
             <w:pPr>
@@ -3398,6 +4972,51 @@
                 <w:sz w:val="20"/>
               </w:rPr>
               <w:t>6163</w:t>
+            </w:r>
+          </w:p>
+        </w:tc>
+        <w:tc>
+          <w:tcPr>
+            <w:tcW w:type="dxa" w:w="960"/>
+          </w:tcPr>
+          <w:p>
+            <w:pPr>
+              <w:jc w:val="center"/>
+            </w:pPr>
+            <w:r>
+              <w:rPr>
+                <w:sz w:val="20"/>
+              </w:rPr>
+            </w:r>
+          </w:p>
+        </w:tc>
+        <w:tc>
+          <w:tcPr>
+            <w:tcW w:type="dxa" w:w="960"/>
+          </w:tcPr>
+          <w:p>
+            <w:pPr>
+              <w:jc w:val="center"/>
+            </w:pPr>
+            <w:r>
+              <w:rPr>
+                <w:sz w:val="20"/>
+              </w:rPr>
+            </w:r>
+          </w:p>
+        </w:tc>
+        <w:tc>
+          <w:tcPr>
+            <w:tcW w:type="dxa" w:w="960"/>
+          </w:tcPr>
+          <w:p>
+            <w:pPr>
+              <w:jc w:val="center"/>
+            </w:pPr>
+            <w:r>
+              <w:rPr>
+                <w:sz w:val="20"/>
+              </w:rPr>
             </w:r>
           </w:p>
         </w:tc>
@@ -3405,7 +5024,7 @@
       <w:tr>
         <w:tc>
           <w:tcPr>
-            <w:tcW w:type="dxa" w:w="1440"/>
+            <w:tcW w:type="dxa" w:w="960"/>
           </w:tcPr>
           <w:p>
             <w:pPr>
@@ -3421,7 +5040,7 @@
         </w:tc>
         <w:tc>
           <w:tcPr>
-            <w:tcW w:type="dxa" w:w="1440"/>
+            <w:tcW w:type="dxa" w:w="960"/>
           </w:tcPr>
           <w:p>
             <w:pPr>
@@ -3437,7 +5056,7 @@
         </w:tc>
         <w:tc>
           <w:tcPr>
-            <w:tcW w:type="dxa" w:w="1440"/>
+            <w:tcW w:type="dxa" w:w="960"/>
           </w:tcPr>
           <w:p>
             <w:pPr>
@@ -3453,7 +5072,7 @@
         </w:tc>
         <w:tc>
           <w:tcPr>
-            <w:tcW w:type="dxa" w:w="1440"/>
+            <w:tcW w:type="dxa" w:w="960"/>
           </w:tcPr>
           <w:p>
             <w:pPr>
@@ -3469,7 +5088,7 @@
         </w:tc>
         <w:tc>
           <w:tcPr>
-            <w:tcW w:type="dxa" w:w="1440"/>
+            <w:tcW w:type="dxa" w:w="960"/>
           </w:tcPr>
           <w:p>
             <w:pPr>
@@ -3485,7 +5104,7 @@
         </w:tc>
         <w:tc>
           <w:tcPr>
-            <w:tcW w:type="dxa" w:w="1440"/>
+            <w:tcW w:type="dxa" w:w="960"/>
           </w:tcPr>
           <w:p>
             <w:pPr>
@@ -3496,6 +5115,51 @@
                 <w:sz w:val="20"/>
               </w:rPr>
               <w:t>517</w:t>
+            </w:r>
+          </w:p>
+        </w:tc>
+        <w:tc>
+          <w:tcPr>
+            <w:tcW w:type="dxa" w:w="960"/>
+          </w:tcPr>
+          <w:p>
+            <w:pPr>
+              <w:jc w:val="center"/>
+            </w:pPr>
+            <w:r>
+              <w:rPr>
+                <w:sz w:val="20"/>
+              </w:rPr>
+            </w:r>
+          </w:p>
+        </w:tc>
+        <w:tc>
+          <w:tcPr>
+            <w:tcW w:type="dxa" w:w="960"/>
+          </w:tcPr>
+          <w:p>
+            <w:pPr>
+              <w:jc w:val="center"/>
+            </w:pPr>
+            <w:r>
+              <w:rPr>
+                <w:sz w:val="20"/>
+              </w:rPr>
+            </w:r>
+          </w:p>
+        </w:tc>
+        <w:tc>
+          <w:tcPr>
+            <w:tcW w:type="dxa" w:w="960"/>
+          </w:tcPr>
+          <w:p>
+            <w:pPr>
+              <w:jc w:val="center"/>
+            </w:pPr>
+            <w:r>
+              <w:rPr>
+                <w:sz w:val="20"/>
+              </w:rPr>
             </w:r>
           </w:p>
         </w:tc>
@@ -3503,7 +5167,7 @@
       <w:tr>
         <w:tc>
           <w:tcPr>
-            <w:tcW w:type="dxa" w:w="1440"/>
+            <w:tcW w:type="dxa" w:w="960"/>
           </w:tcPr>
           <w:p>
             <w:pPr>
@@ -3519,7 +5183,7 @@
         </w:tc>
         <w:tc>
           <w:tcPr>
-            <w:tcW w:type="dxa" w:w="1440"/>
+            <w:tcW w:type="dxa" w:w="960"/>
           </w:tcPr>
           <w:p>
             <w:pPr>
@@ -3535,7 +5199,7 @@
         </w:tc>
         <w:tc>
           <w:tcPr>
-            <w:tcW w:type="dxa" w:w="1440"/>
+            <w:tcW w:type="dxa" w:w="960"/>
           </w:tcPr>
           <w:p>
             <w:pPr>
@@ -3551,7 +5215,7 @@
         </w:tc>
         <w:tc>
           <w:tcPr>
-            <w:tcW w:type="dxa" w:w="1440"/>
+            <w:tcW w:type="dxa" w:w="960"/>
           </w:tcPr>
           <w:p>
             <w:pPr>
@@ -3567,7 +5231,7 @@
         </w:tc>
         <w:tc>
           <w:tcPr>
-            <w:tcW w:type="dxa" w:w="1440"/>
+            <w:tcW w:type="dxa" w:w="960"/>
           </w:tcPr>
           <w:p>
             <w:pPr>
@@ -3583,7 +5247,7 @@
         </w:tc>
         <w:tc>
           <w:tcPr>
-            <w:tcW w:type="dxa" w:w="1440"/>
+            <w:tcW w:type="dxa" w:w="960"/>
           </w:tcPr>
           <w:p>
             <w:pPr>
@@ -3594,6 +5258,51 @@
                 <w:sz w:val="20"/>
               </w:rPr>
               <w:t>343</w:t>
+            </w:r>
+          </w:p>
+        </w:tc>
+        <w:tc>
+          <w:tcPr>
+            <w:tcW w:type="dxa" w:w="960"/>
+          </w:tcPr>
+          <w:p>
+            <w:pPr>
+              <w:jc w:val="center"/>
+            </w:pPr>
+            <w:r>
+              <w:rPr>
+                <w:sz w:val="20"/>
+              </w:rPr>
+            </w:r>
+          </w:p>
+        </w:tc>
+        <w:tc>
+          <w:tcPr>
+            <w:tcW w:type="dxa" w:w="960"/>
+          </w:tcPr>
+          <w:p>
+            <w:pPr>
+              <w:jc w:val="center"/>
+            </w:pPr>
+            <w:r>
+              <w:rPr>
+                <w:sz w:val="20"/>
+              </w:rPr>
+            </w:r>
+          </w:p>
+        </w:tc>
+        <w:tc>
+          <w:tcPr>
+            <w:tcW w:type="dxa" w:w="960"/>
+          </w:tcPr>
+          <w:p>
+            <w:pPr>
+              <w:jc w:val="center"/>
+            </w:pPr>
+            <w:r>
+              <w:rPr>
+                <w:sz w:val="20"/>
+              </w:rPr>
             </w:r>
           </w:p>
         </w:tc>
@@ -3601,7 +5310,7 @@
       <w:tr>
         <w:tc>
           <w:tcPr>
-            <w:tcW w:type="dxa" w:w="1440"/>
+            <w:tcW w:type="dxa" w:w="960"/>
           </w:tcPr>
           <w:p>
             <w:pPr>
@@ -3617,7 +5326,7 @@
         </w:tc>
         <w:tc>
           <w:tcPr>
-            <w:tcW w:type="dxa" w:w="1440"/>
+            <w:tcW w:type="dxa" w:w="960"/>
           </w:tcPr>
           <w:p>
             <w:pPr>
@@ -3633,7 +5342,7 @@
         </w:tc>
         <w:tc>
           <w:tcPr>
-            <w:tcW w:type="dxa" w:w="1440"/>
+            <w:tcW w:type="dxa" w:w="960"/>
           </w:tcPr>
           <w:p>
             <w:pPr>
@@ -3649,7 +5358,7 @@
         </w:tc>
         <w:tc>
           <w:tcPr>
-            <w:tcW w:type="dxa" w:w="1440"/>
+            <w:tcW w:type="dxa" w:w="960"/>
           </w:tcPr>
           <w:p>
             <w:pPr>
@@ -3665,7 +5374,7 @@
         </w:tc>
         <w:tc>
           <w:tcPr>
-            <w:tcW w:type="dxa" w:w="1440"/>
+            <w:tcW w:type="dxa" w:w="960"/>
           </w:tcPr>
           <w:p>
             <w:pPr>
@@ -3681,7 +5390,7 @@
         </w:tc>
         <w:tc>
           <w:tcPr>
-            <w:tcW w:type="dxa" w:w="1440"/>
+            <w:tcW w:type="dxa" w:w="960"/>
           </w:tcPr>
           <w:p>
             <w:pPr>
@@ -3692,6 +5401,51 @@
                 <w:sz w:val="20"/>
               </w:rPr>
               <w:t>324</w:t>
+            </w:r>
+          </w:p>
+        </w:tc>
+        <w:tc>
+          <w:tcPr>
+            <w:tcW w:type="dxa" w:w="960"/>
+          </w:tcPr>
+          <w:p>
+            <w:pPr>
+              <w:jc w:val="center"/>
+            </w:pPr>
+            <w:r>
+              <w:rPr>
+                <w:sz w:val="20"/>
+              </w:rPr>
+            </w:r>
+          </w:p>
+        </w:tc>
+        <w:tc>
+          <w:tcPr>
+            <w:tcW w:type="dxa" w:w="960"/>
+          </w:tcPr>
+          <w:p>
+            <w:pPr>
+              <w:jc w:val="center"/>
+            </w:pPr>
+            <w:r>
+              <w:rPr>
+                <w:sz w:val="20"/>
+              </w:rPr>
+            </w:r>
+          </w:p>
+        </w:tc>
+        <w:tc>
+          <w:tcPr>
+            <w:tcW w:type="dxa" w:w="960"/>
+          </w:tcPr>
+          <w:p>
+            <w:pPr>
+              <w:jc w:val="center"/>
+            </w:pPr>
+            <w:r>
+              <w:rPr>
+                <w:sz w:val="20"/>
+              </w:rPr>
             </w:r>
           </w:p>
         </w:tc>
